--- a/GULib-master/report/0417_5003report/ppt/speech.docx
+++ b/GULib-master/report/0417_5003report/ppt/speech.docx
@@ -156,7 +156,7 @@
           <w:szCs w:val="21"/>
           <w14:ligatures w14:val="none"/>
         </w:rPr>
-        <w:t xml:space="preserve"> Main timed deck: 13 slides</w:t>
+        <w:t xml:space="preserve"> Main timed deck: 15 slides</w:t>
       </w:r>
     </w:p>
     <w:p>
@@ -194,7 +194,7 @@
           <w:szCs w:val="21"/>
           <w14:ligatures w14:val="none"/>
         </w:rPr>
-        <w:t xml:space="preserve"> Estimated total speaking time: 14:25</w:t>
+        <w:t xml:space="preserve"> Estimated total speaking time: ~15:15</w:t>
       </w:r>
     </w:p>
     <w:p>
@@ -1500,44 +1500,6 @@
           <w:szCs w:val="21"/>
           <w14:ligatures w14:val="none"/>
         </w:rPr>
-        <w:t>-</w:t>
-      </w:r>
-      <w:r>
-        <w:rPr>
-          <w:rFonts w:ascii="Consolas" w:eastAsia="宋体" w:hAnsi="Consolas" w:cs="宋体"/>
-          <w:color w:val="ABB2BF"/>
-          <w:kern w:val="0"/>
-          <w:sz w:val="21"/>
-          <w:szCs w:val="21"/>
-          <w14:ligatures w14:val="none"/>
-        </w:rPr>
-        <w:t xml:space="preserve"> The attacker controls only the deletion request.</w:t>
-      </w:r>
-    </w:p>
-    <w:p>
-      <w:pPr>
-        <w:widowControl/>
-        <w:shd w:val="clear" w:color="auto" w:fill="23272E"/>
-        <w:spacing w:line="285" w:lineRule="atLeast"/>
-        <w:jc w:val="left"/>
-        <w:rPr>
-          <w:rFonts w:ascii="Consolas" w:eastAsia="宋体" w:hAnsi="Consolas" w:cs="宋体"/>
-          <w:color w:val="ABB2BF"/>
-          <w:kern w:val="0"/>
-          <w:sz w:val="21"/>
-          <w:szCs w:val="21"/>
-          <w14:ligatures w14:val="none"/>
-        </w:rPr>
-      </w:pPr>
-      <w:r>
-        <w:rPr>
-          <w:rFonts w:ascii="Consolas" w:eastAsia="宋体" w:hAnsi="Consolas" w:cs="宋体"/>
-          <w:color w:val="E5C07B"/>
-          <w:kern w:val="0"/>
-          <w:sz w:val="21"/>
-          <w:szCs w:val="21"/>
-          <w14:ligatures w14:val="none"/>
-        </w:rPr>
         <w:lastRenderedPageBreak/>
         <w:t>-</w:t>
       </w:r>
@@ -1550,7 +1512,45 @@
           <w:szCs w:val="21"/>
           <w14:ligatures w14:val="none"/>
         </w:rPr>
-        <w:t xml:space="preserve"> Success is measured by extra damage over random deletion plus collateral effects.</w:t>
+        <w:t xml:space="preserve"> These families differ in mechanism, so family-level robustness may differ too.</w:t>
+      </w:r>
+    </w:p>
+    <w:p>
+      <w:pPr>
+        <w:widowControl/>
+        <w:shd w:val="clear" w:color="auto" w:fill="23272E"/>
+        <w:spacing w:line="285" w:lineRule="atLeast"/>
+        <w:jc w:val="left"/>
+        <w:rPr>
+          <w:rFonts w:ascii="Consolas" w:eastAsia="宋体" w:hAnsi="Consolas" w:cs="宋体"/>
+          <w:color w:val="ABB2BF"/>
+          <w:kern w:val="0"/>
+          <w:sz w:val="21"/>
+          <w:szCs w:val="21"/>
+          <w14:ligatures w14:val="none"/>
+        </w:rPr>
+      </w:pPr>
+      <w:r>
+        <w:rPr>
+          <w:rFonts w:ascii="Consolas" w:eastAsia="宋体" w:hAnsi="Consolas" w:cs="宋体"/>
+          <w:color w:val="E5C07B"/>
+          <w:kern w:val="0"/>
+          <w:sz w:val="21"/>
+          <w:szCs w:val="21"/>
+          <w14:ligatures w14:val="none"/>
+        </w:rPr>
+        <w:t>-</w:t>
+      </w:r>
+      <w:r>
+        <w:rPr>
+          <w:rFonts w:ascii="Consolas" w:eastAsia="宋体" w:hAnsi="Consolas" w:cs="宋体"/>
+          <w:color w:val="ABB2BF"/>
+          <w:kern w:val="0"/>
+          <w:sz w:val="21"/>
+          <w:szCs w:val="21"/>
+          <w14:ligatures w14:val="none"/>
+        </w:rPr>
+        <w:t xml:space="preserve"> The attacker controls only the deletion request.</w:t>
       </w:r>
     </w:p>
     <w:p>
@@ -1620,7 +1620,7 @@
           <w:szCs w:val="21"/>
           <w14:ligatures w14:val="none"/>
         </w:rPr>
-        <w:t>The evaluation spans several unlearning families. Learning-based unlearning is represented by GNNDelete. Influence-function-based unlearning is represented by GIF. The broader benchmark also includes IDEA, MEGU, and the shard-based GraphEraser. The threat model is deliberately practical. The attacker can choose which nodes to delete through the normal interface, but does not modify labels, features, optimizer settings, or hidden training code. This is not a poisoning attack. The attack succeeds if carefully chosen deletions create more retained-model degradation than random deletion at the same ratio. I also track collateral damage on retained nodes.</w:t>
+        <w:t>The evaluation spans several unlearning families. Learning-based unlearning is represented by GNNDelete, which learns a direct unlearning correction. Influence-function-based unlearning is represented by GIF, which approximates deletion through local influence-style updates. The broader benchmark also includes IDEA, MEGU, and the shard-based GraphEraser, which partitions the graph and retrains affected shards. I make this distinction early because the mechanisms are genuinely different, so it would be surprising if they all inherited the same robustness behavior. The threat model is deliberately practical. The attacker can choose which nodes to delete through the normal interface, but does not modify labels, features, optimizer settings, or hidden training code. This is not a poisoning attack. I also track collateral damage on retained nodes.</w:t>
       </w:r>
     </w:p>
     <w:p>
@@ -1749,7 +1749,7 @@
           <w:szCs w:val="21"/>
           <w14:ligatures w14:val="none"/>
         </w:rPr>
-        <w:t>Estimated Time: 1:30</w:t>
+        <w:t>Estimated Time: 1:15</w:t>
       </w:r>
     </w:p>
     <w:p>
@@ -1868,7 +1868,7 @@
           <w:szCs w:val="21"/>
           <w14:ligatures w14:val="none"/>
         </w:rPr>
-        <w:t xml:space="preserve"> Structured attacks include TracIn, IM-v4, and Hybrid-v4.</w:t>
+        <w:t xml:space="preserve"> Structured attacks include TracIn, IM, and Hybrid.</w:t>
       </w:r>
     </w:p>
     <w:p>
@@ -1976,7 +1976,7 @@
           <w:szCs w:val="21"/>
           <w14:ligatures w14:val="none"/>
         </w:rPr>
-        <w:t>The workflow has four steps. First, select deletion targets, either randomly or with a structured strategy such as TracIn, IM-v4, or Hybrid-v4. Second, apply the chosen graph unlearning method. Third, run an exact retrain control on the same deletion set. This shows what the post-deletion model should ideally look like without approximation error. Fourth, compare retained-model utility, retrain gap, and collateral effects. The completed evaluation covers five unlearning methods, two citation-graph datasets, three GNN backbones, six node-selection strategies, and 950 total runs.</w:t>
+        <w:t>The workflow has four steps. First, select deletion targets, either randomly or with a structured strategy such as TracIn, IM, or Hybrid. Second, apply the chosen graph unlearning method. Third, run an exact retrain control on the same deletion set. This shows what the post-deletion model should ideally look like without approximation error. Fourth, compare the main outputs: relative F1 drop, retrain gap, collateral effects, and efficiency. The completed evaluation covers five unlearning methods, two citation-graph datasets, three GNN backbones, six node-selection strategies, and 950 total runs.</w:t>
       </w:r>
     </w:p>
     <w:p>
@@ -2019,7 +2019,364 @@
           <w:szCs w:val="21"/>
           <w14:ligatures w14:val="none"/>
         </w:rPr>
-        <w:t>## Slide 6: Metrics Framework</w:t>
+        <w:t>## Slide 6: Attack Selection Logic</w:t>
+      </w:r>
+    </w:p>
+    <w:p>
+      <w:pPr>
+        <w:widowControl/>
+        <w:shd w:val="clear" w:color="auto" w:fill="23272E"/>
+        <w:spacing w:line="285" w:lineRule="atLeast"/>
+        <w:jc w:val="left"/>
+        <w:rPr>
+          <w:rFonts w:ascii="Consolas" w:eastAsia="宋体" w:hAnsi="Consolas" w:cs="宋体"/>
+          <w:color w:val="ABB2BF"/>
+          <w:kern w:val="0"/>
+          <w:sz w:val="21"/>
+          <w:szCs w:val="21"/>
+          <w14:ligatures w14:val="none"/>
+        </w:rPr>
+      </w:pPr>
+    </w:p>
+    <w:p>
+      <w:pPr>
+        <w:widowControl/>
+        <w:shd w:val="clear" w:color="auto" w:fill="23272E"/>
+        <w:spacing w:line="285" w:lineRule="atLeast"/>
+        <w:jc w:val="left"/>
+        <w:rPr>
+          <w:rFonts w:ascii="Consolas" w:eastAsia="宋体" w:hAnsi="Consolas" w:cs="宋体"/>
+          <w:color w:val="ABB2BF"/>
+          <w:kern w:val="0"/>
+          <w:sz w:val="21"/>
+          <w:szCs w:val="21"/>
+          <w14:ligatures w14:val="none"/>
+        </w:rPr>
+      </w:pPr>
+      <w:r>
+        <w:rPr>
+          <w:rFonts w:ascii="Consolas" w:eastAsia="宋体" w:hAnsi="Consolas" w:cs="宋体"/>
+          <w:color w:val="ABB2BF"/>
+          <w:kern w:val="0"/>
+          <w:sz w:val="21"/>
+          <w:szCs w:val="21"/>
+          <w14:ligatures w14:val="none"/>
+        </w:rPr>
+        <w:lastRenderedPageBreak/>
+        <w:t>Goal: Explain that structured attacks differ by selection logic, not only by name.</w:t>
+      </w:r>
+    </w:p>
+    <w:p>
+      <w:pPr>
+        <w:widowControl/>
+        <w:shd w:val="clear" w:color="auto" w:fill="23272E"/>
+        <w:spacing w:line="285" w:lineRule="atLeast"/>
+        <w:jc w:val="left"/>
+        <w:rPr>
+          <w:rFonts w:ascii="Consolas" w:eastAsia="宋体" w:hAnsi="Consolas" w:cs="宋体"/>
+          <w:color w:val="ABB2BF"/>
+          <w:kern w:val="0"/>
+          <w:sz w:val="21"/>
+          <w:szCs w:val="21"/>
+          <w14:ligatures w14:val="none"/>
+        </w:rPr>
+      </w:pPr>
+    </w:p>
+    <w:p>
+      <w:pPr>
+        <w:widowControl/>
+        <w:shd w:val="clear" w:color="auto" w:fill="23272E"/>
+        <w:spacing w:line="285" w:lineRule="atLeast"/>
+        <w:jc w:val="left"/>
+        <w:rPr>
+          <w:rFonts w:ascii="Consolas" w:eastAsia="宋体" w:hAnsi="Consolas" w:cs="宋体"/>
+          <w:color w:val="ABB2BF"/>
+          <w:kern w:val="0"/>
+          <w:sz w:val="21"/>
+          <w:szCs w:val="21"/>
+          <w14:ligatures w14:val="none"/>
+        </w:rPr>
+      </w:pPr>
+      <w:r>
+        <w:rPr>
+          <w:rFonts w:ascii="Consolas" w:eastAsia="宋体" w:hAnsi="Consolas" w:cs="宋体"/>
+          <w:color w:val="ABB2BF"/>
+          <w:kern w:val="0"/>
+          <w:sz w:val="21"/>
+          <w:szCs w:val="21"/>
+          <w14:ligatures w14:val="none"/>
+        </w:rPr>
+        <w:t>Estimated Time: 0:45</w:t>
+      </w:r>
+    </w:p>
+    <w:p>
+      <w:pPr>
+        <w:widowControl/>
+        <w:shd w:val="clear" w:color="auto" w:fill="23272E"/>
+        <w:spacing w:line="285" w:lineRule="atLeast"/>
+        <w:jc w:val="left"/>
+        <w:rPr>
+          <w:rFonts w:ascii="Consolas" w:eastAsia="宋体" w:hAnsi="Consolas" w:cs="宋体"/>
+          <w:color w:val="ABB2BF"/>
+          <w:kern w:val="0"/>
+          <w:sz w:val="21"/>
+          <w:szCs w:val="21"/>
+          <w14:ligatures w14:val="none"/>
+        </w:rPr>
+      </w:pPr>
+    </w:p>
+    <w:p>
+      <w:pPr>
+        <w:widowControl/>
+        <w:shd w:val="clear" w:color="auto" w:fill="23272E"/>
+        <w:spacing w:line="285" w:lineRule="atLeast"/>
+        <w:jc w:val="left"/>
+        <w:rPr>
+          <w:rFonts w:ascii="Consolas" w:eastAsia="宋体" w:hAnsi="Consolas" w:cs="宋体"/>
+          <w:color w:val="ABB2BF"/>
+          <w:kern w:val="0"/>
+          <w:sz w:val="21"/>
+          <w:szCs w:val="21"/>
+          <w14:ligatures w14:val="none"/>
+        </w:rPr>
+      </w:pPr>
+      <w:r>
+        <w:rPr>
+          <w:rFonts w:ascii="Consolas" w:eastAsia="宋体" w:hAnsi="Consolas" w:cs="宋体"/>
+          <w:color w:val="ABB2BF"/>
+          <w:kern w:val="0"/>
+          <w:sz w:val="21"/>
+          <w:szCs w:val="21"/>
+          <w14:ligatures w14:val="none"/>
+        </w:rPr>
+        <w:t>Key Lines:</w:t>
+      </w:r>
+    </w:p>
+    <w:p>
+      <w:pPr>
+        <w:widowControl/>
+        <w:shd w:val="clear" w:color="auto" w:fill="23272E"/>
+        <w:spacing w:line="285" w:lineRule="atLeast"/>
+        <w:jc w:val="left"/>
+        <w:rPr>
+          <w:rFonts w:ascii="Consolas" w:eastAsia="宋体" w:hAnsi="Consolas" w:cs="宋体"/>
+          <w:color w:val="ABB2BF"/>
+          <w:kern w:val="0"/>
+          <w:sz w:val="21"/>
+          <w:szCs w:val="21"/>
+          <w14:ligatures w14:val="none"/>
+        </w:rPr>
+      </w:pPr>
+      <w:r>
+        <w:rPr>
+          <w:rFonts w:ascii="Consolas" w:eastAsia="宋体" w:hAnsi="Consolas" w:cs="宋体"/>
+          <w:color w:val="E5C07B"/>
+          <w:kern w:val="0"/>
+          <w:sz w:val="21"/>
+          <w:szCs w:val="21"/>
+          <w14:ligatures w14:val="none"/>
+        </w:rPr>
+        <w:t>-</w:t>
+      </w:r>
+      <w:r>
+        <w:rPr>
+          <w:rFonts w:ascii="Consolas" w:eastAsia="宋体" w:hAnsi="Consolas" w:cs="宋体"/>
+          <w:color w:val="ABB2BF"/>
+          <w:kern w:val="0"/>
+          <w:sz w:val="21"/>
+          <w:szCs w:val="21"/>
+          <w14:ligatures w14:val="none"/>
+        </w:rPr>
+        <w:t xml:space="preserve"> TracIn or IF-style selection is model-aware.</w:t>
+      </w:r>
+    </w:p>
+    <w:p>
+      <w:pPr>
+        <w:widowControl/>
+        <w:shd w:val="clear" w:color="auto" w:fill="23272E"/>
+        <w:spacing w:line="285" w:lineRule="atLeast"/>
+        <w:jc w:val="left"/>
+        <w:rPr>
+          <w:rFonts w:ascii="Consolas" w:eastAsia="宋体" w:hAnsi="Consolas" w:cs="宋体"/>
+          <w:color w:val="ABB2BF"/>
+          <w:kern w:val="0"/>
+          <w:sz w:val="21"/>
+          <w:szCs w:val="21"/>
+          <w14:ligatures w14:val="none"/>
+        </w:rPr>
+      </w:pPr>
+      <w:r>
+        <w:rPr>
+          <w:rFonts w:ascii="Consolas" w:eastAsia="宋体" w:hAnsi="Consolas" w:cs="宋体"/>
+          <w:color w:val="E5C07B"/>
+          <w:kern w:val="0"/>
+          <w:sz w:val="21"/>
+          <w:szCs w:val="21"/>
+          <w14:ligatures w14:val="none"/>
+        </w:rPr>
+        <w:t>-</w:t>
+      </w:r>
+      <w:r>
+        <w:rPr>
+          <w:rFonts w:ascii="Consolas" w:eastAsia="宋体" w:hAnsi="Consolas" w:cs="宋体"/>
+          <w:color w:val="ABB2BF"/>
+          <w:kern w:val="0"/>
+          <w:sz w:val="21"/>
+          <w:szCs w:val="21"/>
+          <w14:ligatures w14:val="none"/>
+        </w:rPr>
+        <w:t xml:space="preserve"> IM is graph-structural and aims at spread or disruption.</w:t>
+      </w:r>
+    </w:p>
+    <w:p>
+      <w:pPr>
+        <w:widowControl/>
+        <w:shd w:val="clear" w:color="auto" w:fill="23272E"/>
+        <w:spacing w:line="285" w:lineRule="atLeast"/>
+        <w:jc w:val="left"/>
+        <w:rPr>
+          <w:rFonts w:ascii="Consolas" w:eastAsia="宋体" w:hAnsi="Consolas" w:cs="宋体"/>
+          <w:color w:val="ABB2BF"/>
+          <w:kern w:val="0"/>
+          <w:sz w:val="21"/>
+          <w:szCs w:val="21"/>
+          <w14:ligatures w14:val="none"/>
+        </w:rPr>
+      </w:pPr>
+      <w:r>
+        <w:rPr>
+          <w:rFonts w:ascii="Consolas" w:eastAsia="宋体" w:hAnsi="Consolas" w:cs="宋体"/>
+          <w:color w:val="E5C07B"/>
+          <w:kern w:val="0"/>
+          <w:sz w:val="21"/>
+          <w:szCs w:val="21"/>
+          <w14:ligatures w14:val="none"/>
+        </w:rPr>
+        <w:t>-</w:t>
+      </w:r>
+      <w:r>
+        <w:rPr>
+          <w:rFonts w:ascii="Consolas" w:eastAsia="宋体" w:hAnsi="Consolas" w:cs="宋体"/>
+          <w:color w:val="ABB2BF"/>
+          <w:kern w:val="0"/>
+          <w:sz w:val="21"/>
+          <w:szCs w:val="21"/>
+          <w14:ligatures w14:val="none"/>
+        </w:rPr>
+        <w:t xml:space="preserve"> Hybrid combines model-side influence with topology-side spread.</w:t>
+      </w:r>
+    </w:p>
+    <w:p>
+      <w:pPr>
+        <w:widowControl/>
+        <w:shd w:val="clear" w:color="auto" w:fill="23272E"/>
+        <w:spacing w:line="285" w:lineRule="atLeast"/>
+        <w:jc w:val="left"/>
+        <w:rPr>
+          <w:rFonts w:ascii="Consolas" w:eastAsia="宋体" w:hAnsi="Consolas" w:cs="宋体"/>
+          <w:color w:val="ABB2BF"/>
+          <w:kern w:val="0"/>
+          <w:sz w:val="21"/>
+          <w:szCs w:val="21"/>
+          <w14:ligatures w14:val="none"/>
+        </w:rPr>
+      </w:pPr>
+    </w:p>
+    <w:p>
+      <w:pPr>
+        <w:widowControl/>
+        <w:shd w:val="clear" w:color="auto" w:fill="23272E"/>
+        <w:spacing w:line="285" w:lineRule="atLeast"/>
+        <w:jc w:val="left"/>
+        <w:rPr>
+          <w:rFonts w:ascii="Consolas" w:eastAsia="宋体" w:hAnsi="Consolas" w:cs="宋体"/>
+          <w:color w:val="ABB2BF"/>
+          <w:kern w:val="0"/>
+          <w:sz w:val="21"/>
+          <w:szCs w:val="21"/>
+          <w14:ligatures w14:val="none"/>
+        </w:rPr>
+      </w:pPr>
+      <w:r>
+        <w:rPr>
+          <w:rFonts w:ascii="Consolas" w:eastAsia="宋体" w:hAnsi="Consolas" w:cs="宋体"/>
+          <w:color w:val="ABB2BF"/>
+          <w:kern w:val="0"/>
+          <w:sz w:val="21"/>
+          <w:szCs w:val="21"/>
+          <w14:ligatures w14:val="none"/>
+        </w:rPr>
+        <w:t>Speaker Notes:</w:t>
+      </w:r>
+    </w:p>
+    <w:p>
+      <w:pPr>
+        <w:widowControl/>
+        <w:shd w:val="clear" w:color="auto" w:fill="23272E"/>
+        <w:spacing w:line="285" w:lineRule="atLeast"/>
+        <w:jc w:val="left"/>
+        <w:rPr>
+          <w:rFonts w:ascii="Consolas" w:eastAsia="宋体" w:hAnsi="Consolas" w:cs="宋体"/>
+          <w:color w:val="ABB2BF"/>
+          <w:kern w:val="0"/>
+          <w:sz w:val="21"/>
+          <w:szCs w:val="21"/>
+          <w14:ligatures w14:val="none"/>
+        </w:rPr>
+      </w:pPr>
+      <w:r>
+        <w:rPr>
+          <w:rFonts w:ascii="Consolas" w:eastAsia="宋体" w:hAnsi="Consolas" w:cs="宋体"/>
+          <w:color w:val="ABB2BF"/>
+          <w:kern w:val="0"/>
+          <w:sz w:val="21"/>
+          <w:szCs w:val="21"/>
+          <w14:ligatures w14:val="none"/>
+        </w:rPr>
+        <w:t>Before defining the metrics, I want to clarify what the attack strategies are actually doing. These are not just arbitrary labels. TracIn, or more broadly IF-style logic, is model-aware: it tries to pick nodes with high training influence on the learned model. IM is graph-structural: it tries to pick nodes that maximize spread or disruption in the graph itself. Hybrid combines both signals. I put a small formula on the slide, but it is only there as shorthand intuition, not something I need the audience to parse line by line. So the benchmark is not only comparing heuristics; it is comparing attacker logics, including model-aware selection, graph-structural selection, and a hybrid of the two.</w:t>
+      </w:r>
+    </w:p>
+    <w:p>
+      <w:pPr>
+        <w:widowControl/>
+        <w:shd w:val="clear" w:color="auto" w:fill="23272E"/>
+        <w:spacing w:line="285" w:lineRule="atLeast"/>
+        <w:jc w:val="left"/>
+        <w:rPr>
+          <w:rFonts w:ascii="Consolas" w:eastAsia="宋体" w:hAnsi="Consolas" w:cs="宋体"/>
+          <w:color w:val="ABB2BF"/>
+          <w:kern w:val="0"/>
+          <w:sz w:val="21"/>
+          <w:szCs w:val="21"/>
+          <w14:ligatures w14:val="none"/>
+        </w:rPr>
+      </w:pPr>
+    </w:p>
+    <w:p>
+      <w:pPr>
+        <w:widowControl/>
+        <w:shd w:val="clear" w:color="auto" w:fill="23272E"/>
+        <w:spacing w:line="285" w:lineRule="atLeast"/>
+        <w:jc w:val="left"/>
+        <w:rPr>
+          <w:rFonts w:ascii="Consolas" w:eastAsia="宋体" w:hAnsi="Consolas" w:cs="宋体"/>
+          <w:color w:val="ABB2BF"/>
+          <w:kern w:val="0"/>
+          <w:sz w:val="21"/>
+          <w:szCs w:val="21"/>
+          <w14:ligatures w14:val="none"/>
+        </w:rPr>
+      </w:pPr>
+      <w:r>
+        <w:rPr>
+          <w:rFonts w:ascii="Consolas" w:eastAsia="宋体" w:hAnsi="Consolas" w:cs="宋体"/>
+          <w:color w:val="E06C75"/>
+          <w:kern w:val="0"/>
+          <w:sz w:val="21"/>
+          <w:szCs w:val="21"/>
+          <w14:ligatures w14:val="none"/>
+        </w:rPr>
+        <w:t>## Slide 7: Metrics Framework</w:t>
       </w:r>
     </w:p>
     <w:p>
@@ -2105,7 +2462,1532 @@
           <w:szCs w:val="21"/>
           <w14:ligatures w14:val="none"/>
         </w:rPr>
-        <w:t>Estimated Time: 1:05</w:t>
+        <w:t>Estimated Time: 0:50</w:t>
+      </w:r>
+    </w:p>
+    <w:p>
+      <w:pPr>
+        <w:widowControl/>
+        <w:shd w:val="clear" w:color="auto" w:fill="23272E"/>
+        <w:spacing w:line="285" w:lineRule="atLeast"/>
+        <w:jc w:val="left"/>
+        <w:rPr>
+          <w:rFonts w:ascii="Consolas" w:eastAsia="宋体" w:hAnsi="Consolas" w:cs="宋体"/>
+          <w:color w:val="ABB2BF"/>
+          <w:kern w:val="0"/>
+          <w:sz w:val="21"/>
+          <w:szCs w:val="21"/>
+          <w14:ligatures w14:val="none"/>
+        </w:rPr>
+      </w:pPr>
+    </w:p>
+    <w:p>
+      <w:pPr>
+        <w:widowControl/>
+        <w:shd w:val="clear" w:color="auto" w:fill="23272E"/>
+        <w:spacing w:line="285" w:lineRule="atLeast"/>
+        <w:jc w:val="left"/>
+        <w:rPr>
+          <w:rFonts w:ascii="Consolas" w:eastAsia="宋体" w:hAnsi="Consolas" w:cs="宋体"/>
+          <w:color w:val="ABB2BF"/>
+          <w:kern w:val="0"/>
+          <w:sz w:val="21"/>
+          <w:szCs w:val="21"/>
+          <w14:ligatures w14:val="none"/>
+        </w:rPr>
+      </w:pPr>
+      <w:r>
+        <w:rPr>
+          <w:rFonts w:ascii="Consolas" w:eastAsia="宋体" w:hAnsi="Consolas" w:cs="宋体"/>
+          <w:color w:val="ABB2BF"/>
+          <w:kern w:val="0"/>
+          <w:sz w:val="21"/>
+          <w:szCs w:val="21"/>
+          <w14:ligatures w14:val="none"/>
+        </w:rPr>
+        <w:t>Key Lines:</w:t>
+      </w:r>
+    </w:p>
+    <w:p>
+      <w:pPr>
+        <w:widowControl/>
+        <w:shd w:val="clear" w:color="auto" w:fill="23272E"/>
+        <w:spacing w:line="285" w:lineRule="atLeast"/>
+        <w:jc w:val="left"/>
+        <w:rPr>
+          <w:rFonts w:ascii="Consolas" w:eastAsia="宋体" w:hAnsi="Consolas" w:cs="宋体"/>
+          <w:color w:val="ABB2BF"/>
+          <w:kern w:val="0"/>
+          <w:sz w:val="21"/>
+          <w:szCs w:val="21"/>
+          <w14:ligatures w14:val="none"/>
+        </w:rPr>
+      </w:pPr>
+      <w:r>
+        <w:rPr>
+          <w:rFonts w:ascii="Consolas" w:eastAsia="宋体" w:hAnsi="Consolas" w:cs="宋体"/>
+          <w:color w:val="E5C07B"/>
+          <w:kern w:val="0"/>
+          <w:sz w:val="21"/>
+          <w:szCs w:val="21"/>
+          <w14:ligatures w14:val="none"/>
+        </w:rPr>
+        <w:t>-</w:t>
+      </w:r>
+      <w:r>
+        <w:rPr>
+          <w:rFonts w:ascii="Consolas" w:eastAsia="宋体" w:hAnsi="Consolas" w:cs="宋体"/>
+          <w:color w:val="ABB2BF"/>
+          <w:kern w:val="0"/>
+          <w:sz w:val="21"/>
+          <w:szCs w:val="21"/>
+          <w14:ligatures w14:val="none"/>
+        </w:rPr>
+        <w:t xml:space="preserve"> </w:t>
+      </w:r>
+      <w:r>
+        <w:rPr>
+          <w:rFonts w:ascii="Consolas" w:eastAsia="宋体" w:hAnsi="Consolas" w:cs="宋体"/>
+          <w:color w:val="E5C07B"/>
+          <w:kern w:val="0"/>
+          <w:sz w:val="21"/>
+          <w:szCs w:val="21"/>
+          <w14:ligatures w14:val="none"/>
+        </w:rPr>
+        <w:t>`</w:t>
+      </w:r>
+      <w:r>
+        <w:rPr>
+          <w:rFonts w:ascii="Consolas" w:eastAsia="宋体" w:hAnsi="Consolas" w:cs="宋体"/>
+          <w:color w:val="98C379"/>
+          <w:kern w:val="0"/>
+          <w:sz w:val="21"/>
+          <w:szCs w:val="21"/>
+          <w14:ligatures w14:val="none"/>
+        </w:rPr>
+        <w:t>relative_f1_drop = F1_after(k=5, random) - F1_after(attack)</w:t>
+      </w:r>
+      <w:r>
+        <w:rPr>
+          <w:rFonts w:ascii="Consolas" w:eastAsia="宋体" w:hAnsi="Consolas" w:cs="宋体"/>
+          <w:color w:val="E5C07B"/>
+          <w:kern w:val="0"/>
+          <w:sz w:val="21"/>
+          <w:szCs w:val="21"/>
+          <w14:ligatures w14:val="none"/>
+        </w:rPr>
+        <w:t>`</w:t>
+      </w:r>
+      <w:r>
+        <w:rPr>
+          <w:rFonts w:ascii="Consolas" w:eastAsia="宋体" w:hAnsi="Consolas" w:cs="宋体"/>
+          <w:color w:val="ABB2BF"/>
+          <w:kern w:val="0"/>
+          <w:sz w:val="21"/>
+          <w:szCs w:val="21"/>
+          <w14:ligatures w14:val="none"/>
+        </w:rPr>
+        <w:t>.</w:t>
+      </w:r>
+    </w:p>
+    <w:p>
+      <w:pPr>
+        <w:widowControl/>
+        <w:shd w:val="clear" w:color="auto" w:fill="23272E"/>
+        <w:spacing w:line="285" w:lineRule="atLeast"/>
+        <w:jc w:val="left"/>
+        <w:rPr>
+          <w:rFonts w:ascii="Consolas" w:eastAsia="宋体" w:hAnsi="Consolas" w:cs="宋体"/>
+          <w:color w:val="ABB2BF"/>
+          <w:kern w:val="0"/>
+          <w:sz w:val="21"/>
+          <w:szCs w:val="21"/>
+          <w14:ligatures w14:val="none"/>
+        </w:rPr>
+      </w:pPr>
+      <w:r>
+        <w:rPr>
+          <w:rFonts w:ascii="Consolas" w:eastAsia="宋体" w:hAnsi="Consolas" w:cs="宋体"/>
+          <w:color w:val="E5C07B"/>
+          <w:kern w:val="0"/>
+          <w:sz w:val="21"/>
+          <w:szCs w:val="21"/>
+          <w14:ligatures w14:val="none"/>
+        </w:rPr>
+        <w:t>-</w:t>
+      </w:r>
+      <w:r>
+        <w:rPr>
+          <w:rFonts w:ascii="Consolas" w:eastAsia="宋体" w:hAnsi="Consolas" w:cs="宋体"/>
+          <w:color w:val="ABB2BF"/>
+          <w:kern w:val="0"/>
+          <w:sz w:val="21"/>
+          <w:szCs w:val="21"/>
+          <w14:ligatures w14:val="none"/>
+        </w:rPr>
+        <w:t xml:space="preserve"> Use a tiny random-trigger baseline because raw utility drop can be misleading for shard-based methods.</w:t>
+      </w:r>
+    </w:p>
+    <w:p>
+      <w:pPr>
+        <w:widowControl/>
+        <w:shd w:val="clear" w:color="auto" w:fill="23272E"/>
+        <w:spacing w:line="285" w:lineRule="atLeast"/>
+        <w:jc w:val="left"/>
+        <w:rPr>
+          <w:rFonts w:ascii="Consolas" w:eastAsia="宋体" w:hAnsi="Consolas" w:cs="宋体"/>
+          <w:color w:val="ABB2BF"/>
+          <w:kern w:val="0"/>
+          <w:sz w:val="21"/>
+          <w:szCs w:val="21"/>
+          <w14:ligatures w14:val="none"/>
+        </w:rPr>
+      </w:pPr>
+      <w:r>
+        <w:rPr>
+          <w:rFonts w:ascii="Consolas" w:eastAsia="宋体" w:hAnsi="Consolas" w:cs="宋体"/>
+          <w:color w:val="E5C07B"/>
+          <w:kern w:val="0"/>
+          <w:sz w:val="21"/>
+          <w:szCs w:val="21"/>
+          <w14:ligatures w14:val="none"/>
+        </w:rPr>
+        <w:t>-</w:t>
+      </w:r>
+      <w:r>
+        <w:rPr>
+          <w:rFonts w:ascii="Consolas" w:eastAsia="宋体" w:hAnsi="Consolas" w:cs="宋体"/>
+          <w:color w:val="ABB2BF"/>
+          <w:kern w:val="0"/>
+          <w:sz w:val="21"/>
+          <w:szCs w:val="21"/>
+          <w14:ligatures w14:val="none"/>
+        </w:rPr>
+        <w:t xml:space="preserve"> </w:t>
+      </w:r>
+      <w:r>
+        <w:rPr>
+          <w:rFonts w:ascii="Consolas" w:eastAsia="宋体" w:hAnsi="Consolas" w:cs="宋体"/>
+          <w:color w:val="E5C07B"/>
+          <w:kern w:val="0"/>
+          <w:sz w:val="21"/>
+          <w:szCs w:val="21"/>
+          <w14:ligatures w14:val="none"/>
+        </w:rPr>
+        <w:t>`</w:t>
+      </w:r>
+      <w:r>
+        <w:rPr>
+          <w:rFonts w:ascii="Consolas" w:eastAsia="宋体" w:hAnsi="Consolas" w:cs="宋体"/>
+          <w:color w:val="98C379"/>
+          <w:kern w:val="0"/>
+          <w:sz w:val="21"/>
+          <w:szCs w:val="21"/>
+          <w14:ligatures w14:val="none"/>
+        </w:rPr>
+        <w:t>retrain_gap</w:t>
+      </w:r>
+      <w:r>
+        <w:rPr>
+          <w:rFonts w:ascii="Consolas" w:eastAsia="宋体" w:hAnsi="Consolas" w:cs="宋体"/>
+          <w:color w:val="E5C07B"/>
+          <w:kern w:val="0"/>
+          <w:sz w:val="21"/>
+          <w:szCs w:val="21"/>
+          <w14:ligatures w14:val="none"/>
+        </w:rPr>
+        <w:t>`</w:t>
+      </w:r>
+      <w:r>
+        <w:rPr>
+          <w:rFonts w:ascii="Consolas" w:eastAsia="宋体" w:hAnsi="Consolas" w:cs="宋体"/>
+          <w:color w:val="ABB2BF"/>
+          <w:kern w:val="0"/>
+          <w:sz w:val="21"/>
+          <w:szCs w:val="21"/>
+          <w14:ligatures w14:val="none"/>
+        </w:rPr>
+        <w:t xml:space="preserve"> and collateral metrics explain where the degradation comes from.</w:t>
+      </w:r>
+    </w:p>
+    <w:p>
+      <w:pPr>
+        <w:widowControl/>
+        <w:shd w:val="clear" w:color="auto" w:fill="23272E"/>
+        <w:spacing w:line="285" w:lineRule="atLeast"/>
+        <w:jc w:val="left"/>
+        <w:rPr>
+          <w:rFonts w:ascii="Consolas" w:eastAsia="宋体" w:hAnsi="Consolas" w:cs="宋体"/>
+          <w:color w:val="ABB2BF"/>
+          <w:kern w:val="0"/>
+          <w:sz w:val="21"/>
+          <w:szCs w:val="21"/>
+          <w14:ligatures w14:val="none"/>
+        </w:rPr>
+      </w:pPr>
+    </w:p>
+    <w:p>
+      <w:pPr>
+        <w:widowControl/>
+        <w:shd w:val="clear" w:color="auto" w:fill="23272E"/>
+        <w:spacing w:line="285" w:lineRule="atLeast"/>
+        <w:jc w:val="left"/>
+        <w:rPr>
+          <w:rFonts w:ascii="Consolas" w:eastAsia="宋体" w:hAnsi="Consolas" w:cs="宋体"/>
+          <w:color w:val="ABB2BF"/>
+          <w:kern w:val="0"/>
+          <w:sz w:val="21"/>
+          <w:szCs w:val="21"/>
+          <w14:ligatures w14:val="none"/>
+        </w:rPr>
+      </w:pPr>
+      <w:r>
+        <w:rPr>
+          <w:rFonts w:ascii="Consolas" w:eastAsia="宋体" w:hAnsi="Consolas" w:cs="宋体"/>
+          <w:color w:val="ABB2BF"/>
+          <w:kern w:val="0"/>
+          <w:sz w:val="21"/>
+          <w:szCs w:val="21"/>
+          <w14:ligatures w14:val="none"/>
+        </w:rPr>
+        <w:t>Speaker Notes:</w:t>
+      </w:r>
+    </w:p>
+    <w:p>
+      <w:pPr>
+        <w:widowControl/>
+        <w:shd w:val="clear" w:color="auto" w:fill="23272E"/>
+        <w:spacing w:line="285" w:lineRule="atLeast"/>
+        <w:jc w:val="left"/>
+        <w:rPr>
+          <w:rFonts w:ascii="Consolas" w:eastAsia="宋体" w:hAnsi="Consolas" w:cs="宋体"/>
+          <w:color w:val="ABB2BF"/>
+          <w:kern w:val="0"/>
+          <w:sz w:val="21"/>
+          <w:szCs w:val="21"/>
+          <w14:ligatures w14:val="none"/>
+        </w:rPr>
+      </w:pPr>
+      <w:r>
+        <w:rPr>
+          <w:rFonts w:ascii="Consolas" w:eastAsia="宋体" w:hAnsi="Consolas" w:cs="宋体"/>
+          <w:color w:val="ABB2BF"/>
+          <w:kern w:val="0"/>
+          <w:sz w:val="21"/>
+          <w:szCs w:val="21"/>
+          <w14:ligatures w14:val="none"/>
+        </w:rPr>
+        <w:t xml:space="preserve">Before showing the main results, I want to define the metrics clearly. The main utility metric is relative F1 drop, but the important design choice is the reference point. Instead of relying only on raw F1 before minus F1 after, I first trigger each method with a very small random deletion, k equals 5, and use that post-unlearning F1 as the baseline. This matters because shard-based methods such as GraphEraser can show method-induced score shifts after deletion, so raw drop alone can be </w:t>
+      </w:r>
+      <w:r>
+        <w:rPr>
+          <w:rFonts w:ascii="Consolas" w:eastAsia="宋体" w:hAnsi="Consolas" w:cs="宋体"/>
+          <w:color w:val="ABB2BF"/>
+          <w:kern w:val="0"/>
+          <w:sz w:val="21"/>
+          <w:szCs w:val="21"/>
+          <w14:ligatures w14:val="none"/>
+        </w:rPr>
+        <w:lastRenderedPageBreak/>
+        <w:t>misleading. Relative F1 drop therefore measures extra damage beyond that small-trigger baseline. To explain why a method degrades, I then use retrain gap and collateral metrics. Retrain gap compares approximate unlearning against exact retraining on the same deletion set, and collateral metrics track how much the retained nodes are disturbed.</w:t>
+      </w:r>
+    </w:p>
+    <w:p>
+      <w:pPr>
+        <w:widowControl/>
+        <w:shd w:val="clear" w:color="auto" w:fill="23272E"/>
+        <w:spacing w:line="285" w:lineRule="atLeast"/>
+        <w:jc w:val="left"/>
+        <w:rPr>
+          <w:rFonts w:ascii="Consolas" w:eastAsia="宋体" w:hAnsi="Consolas" w:cs="宋体"/>
+          <w:color w:val="ABB2BF"/>
+          <w:kern w:val="0"/>
+          <w:sz w:val="21"/>
+          <w:szCs w:val="21"/>
+          <w14:ligatures w14:val="none"/>
+        </w:rPr>
+      </w:pPr>
+    </w:p>
+    <w:p>
+      <w:pPr>
+        <w:widowControl/>
+        <w:shd w:val="clear" w:color="auto" w:fill="23272E"/>
+        <w:spacing w:line="285" w:lineRule="atLeast"/>
+        <w:jc w:val="left"/>
+        <w:rPr>
+          <w:rFonts w:ascii="Consolas" w:eastAsia="宋体" w:hAnsi="Consolas" w:cs="宋体"/>
+          <w:color w:val="ABB2BF"/>
+          <w:kern w:val="0"/>
+          <w:sz w:val="21"/>
+          <w:szCs w:val="21"/>
+          <w14:ligatures w14:val="none"/>
+        </w:rPr>
+      </w:pPr>
+      <w:r>
+        <w:rPr>
+          <w:rFonts w:ascii="Consolas" w:eastAsia="宋体" w:hAnsi="Consolas" w:cs="宋体"/>
+          <w:color w:val="E06C75"/>
+          <w:kern w:val="0"/>
+          <w:sz w:val="21"/>
+          <w:szCs w:val="21"/>
+          <w14:ligatures w14:val="none"/>
+        </w:rPr>
+        <w:t>## Slide 8: Main Finding: Family Spectrum</w:t>
+      </w:r>
+    </w:p>
+    <w:p>
+      <w:pPr>
+        <w:widowControl/>
+        <w:shd w:val="clear" w:color="auto" w:fill="23272E"/>
+        <w:spacing w:line="285" w:lineRule="atLeast"/>
+        <w:jc w:val="left"/>
+        <w:rPr>
+          <w:rFonts w:ascii="Consolas" w:eastAsia="宋体" w:hAnsi="Consolas" w:cs="宋体"/>
+          <w:color w:val="ABB2BF"/>
+          <w:kern w:val="0"/>
+          <w:sz w:val="21"/>
+          <w:szCs w:val="21"/>
+          <w14:ligatures w14:val="none"/>
+        </w:rPr>
+      </w:pPr>
+    </w:p>
+    <w:p>
+      <w:pPr>
+        <w:widowControl/>
+        <w:shd w:val="clear" w:color="auto" w:fill="23272E"/>
+        <w:spacing w:line="285" w:lineRule="atLeast"/>
+        <w:jc w:val="left"/>
+        <w:rPr>
+          <w:rFonts w:ascii="Consolas" w:eastAsia="宋体" w:hAnsi="Consolas" w:cs="宋体"/>
+          <w:color w:val="ABB2BF"/>
+          <w:kern w:val="0"/>
+          <w:sz w:val="21"/>
+          <w:szCs w:val="21"/>
+          <w14:ligatures w14:val="none"/>
+        </w:rPr>
+      </w:pPr>
+      <w:r>
+        <w:rPr>
+          <w:rFonts w:ascii="Consolas" w:eastAsia="宋体" w:hAnsi="Consolas" w:cs="宋体"/>
+          <w:color w:val="ABB2BF"/>
+          <w:kern w:val="0"/>
+          <w:sz w:val="21"/>
+          <w:szCs w:val="21"/>
+          <w14:ligatures w14:val="none"/>
+        </w:rPr>
+        <w:t>Goal: Present the main family-level result.</w:t>
+      </w:r>
+    </w:p>
+    <w:p>
+      <w:pPr>
+        <w:widowControl/>
+        <w:shd w:val="clear" w:color="auto" w:fill="23272E"/>
+        <w:spacing w:line="285" w:lineRule="atLeast"/>
+        <w:jc w:val="left"/>
+        <w:rPr>
+          <w:rFonts w:ascii="Consolas" w:eastAsia="宋体" w:hAnsi="Consolas" w:cs="宋体"/>
+          <w:color w:val="ABB2BF"/>
+          <w:kern w:val="0"/>
+          <w:sz w:val="21"/>
+          <w:szCs w:val="21"/>
+          <w14:ligatures w14:val="none"/>
+        </w:rPr>
+      </w:pPr>
+    </w:p>
+    <w:p>
+      <w:pPr>
+        <w:widowControl/>
+        <w:shd w:val="clear" w:color="auto" w:fill="23272E"/>
+        <w:spacing w:line="285" w:lineRule="atLeast"/>
+        <w:jc w:val="left"/>
+        <w:rPr>
+          <w:rFonts w:ascii="Consolas" w:eastAsia="宋体" w:hAnsi="Consolas" w:cs="宋体"/>
+          <w:color w:val="ABB2BF"/>
+          <w:kern w:val="0"/>
+          <w:sz w:val="21"/>
+          <w:szCs w:val="21"/>
+          <w14:ligatures w14:val="none"/>
+        </w:rPr>
+      </w:pPr>
+      <w:r>
+        <w:rPr>
+          <w:rFonts w:ascii="Consolas" w:eastAsia="宋体" w:hAnsi="Consolas" w:cs="宋体"/>
+          <w:color w:val="ABB2BF"/>
+          <w:kern w:val="0"/>
+          <w:sz w:val="21"/>
+          <w:szCs w:val="21"/>
+          <w14:ligatures w14:val="none"/>
+        </w:rPr>
+        <w:t>Estimated Time: 1:50</w:t>
+      </w:r>
+    </w:p>
+    <w:p>
+      <w:pPr>
+        <w:widowControl/>
+        <w:shd w:val="clear" w:color="auto" w:fill="23272E"/>
+        <w:spacing w:line="285" w:lineRule="atLeast"/>
+        <w:jc w:val="left"/>
+        <w:rPr>
+          <w:rFonts w:ascii="Consolas" w:eastAsia="宋体" w:hAnsi="Consolas" w:cs="宋体"/>
+          <w:color w:val="ABB2BF"/>
+          <w:kern w:val="0"/>
+          <w:sz w:val="21"/>
+          <w:szCs w:val="21"/>
+          <w14:ligatures w14:val="none"/>
+        </w:rPr>
+      </w:pPr>
+    </w:p>
+    <w:p>
+      <w:pPr>
+        <w:widowControl/>
+        <w:shd w:val="clear" w:color="auto" w:fill="23272E"/>
+        <w:spacing w:line="285" w:lineRule="atLeast"/>
+        <w:jc w:val="left"/>
+        <w:rPr>
+          <w:rFonts w:ascii="Consolas" w:eastAsia="宋体" w:hAnsi="Consolas" w:cs="宋体"/>
+          <w:color w:val="ABB2BF"/>
+          <w:kern w:val="0"/>
+          <w:sz w:val="21"/>
+          <w:szCs w:val="21"/>
+          <w14:ligatures w14:val="none"/>
+        </w:rPr>
+      </w:pPr>
+      <w:r>
+        <w:rPr>
+          <w:rFonts w:ascii="Consolas" w:eastAsia="宋体" w:hAnsi="Consolas" w:cs="宋体"/>
+          <w:color w:val="ABB2BF"/>
+          <w:kern w:val="0"/>
+          <w:sz w:val="21"/>
+          <w:szCs w:val="21"/>
+          <w14:ligatures w14:val="none"/>
+        </w:rPr>
+        <w:t>Key Lines:</w:t>
+      </w:r>
+    </w:p>
+    <w:p>
+      <w:pPr>
+        <w:widowControl/>
+        <w:shd w:val="clear" w:color="auto" w:fill="23272E"/>
+        <w:spacing w:line="285" w:lineRule="atLeast"/>
+        <w:jc w:val="left"/>
+        <w:rPr>
+          <w:rFonts w:ascii="Consolas" w:eastAsia="宋体" w:hAnsi="Consolas" w:cs="宋体"/>
+          <w:color w:val="ABB2BF"/>
+          <w:kern w:val="0"/>
+          <w:sz w:val="21"/>
+          <w:szCs w:val="21"/>
+          <w14:ligatures w14:val="none"/>
+        </w:rPr>
+      </w:pPr>
+      <w:r>
+        <w:rPr>
+          <w:rFonts w:ascii="Consolas" w:eastAsia="宋体" w:hAnsi="Consolas" w:cs="宋体"/>
+          <w:color w:val="E5C07B"/>
+          <w:kern w:val="0"/>
+          <w:sz w:val="21"/>
+          <w:szCs w:val="21"/>
+          <w14:ligatures w14:val="none"/>
+        </w:rPr>
+        <w:t>-</w:t>
+      </w:r>
+      <w:r>
+        <w:rPr>
+          <w:rFonts w:ascii="Consolas" w:eastAsia="宋体" w:hAnsi="Consolas" w:cs="宋体"/>
+          <w:color w:val="ABB2BF"/>
+          <w:kern w:val="0"/>
+          <w:sz w:val="21"/>
+          <w:szCs w:val="21"/>
+          <w14:ligatures w14:val="none"/>
+        </w:rPr>
+        <w:t xml:space="preserve"> Relative F1 drop reveals a clear family-level vulnerability spectrum.</w:t>
+      </w:r>
+    </w:p>
+    <w:p>
+      <w:pPr>
+        <w:widowControl/>
+        <w:shd w:val="clear" w:color="auto" w:fill="23272E"/>
+        <w:spacing w:line="285" w:lineRule="atLeast"/>
+        <w:jc w:val="left"/>
+        <w:rPr>
+          <w:rFonts w:ascii="Consolas" w:eastAsia="宋体" w:hAnsi="Consolas" w:cs="宋体"/>
+          <w:color w:val="ABB2BF"/>
+          <w:kern w:val="0"/>
+          <w:sz w:val="21"/>
+          <w:szCs w:val="21"/>
+          <w14:ligatures w14:val="none"/>
+        </w:rPr>
+      </w:pPr>
+      <w:r>
+        <w:rPr>
+          <w:rFonts w:ascii="Consolas" w:eastAsia="宋体" w:hAnsi="Consolas" w:cs="宋体"/>
+          <w:color w:val="E5C07B"/>
+          <w:kern w:val="0"/>
+          <w:sz w:val="21"/>
+          <w:szCs w:val="21"/>
+          <w14:ligatures w14:val="none"/>
+        </w:rPr>
+        <w:t>-</w:t>
+      </w:r>
+      <w:r>
+        <w:rPr>
+          <w:rFonts w:ascii="Consolas" w:eastAsia="宋体" w:hAnsi="Consolas" w:cs="宋体"/>
+          <w:color w:val="ABB2BF"/>
+          <w:kern w:val="0"/>
+          <w:sz w:val="21"/>
+          <w:szCs w:val="21"/>
+          <w14:ligatures w14:val="none"/>
+        </w:rPr>
+        <w:t xml:space="preserve"> GNNDelete is the most fragile representative in the tested settings.</w:t>
+      </w:r>
+    </w:p>
+    <w:p>
+      <w:pPr>
+        <w:widowControl/>
+        <w:shd w:val="clear" w:color="auto" w:fill="23272E"/>
+        <w:spacing w:line="285" w:lineRule="atLeast"/>
+        <w:jc w:val="left"/>
+        <w:rPr>
+          <w:rFonts w:ascii="Consolas" w:eastAsia="宋体" w:hAnsi="Consolas" w:cs="宋体"/>
+          <w:color w:val="ABB2BF"/>
+          <w:kern w:val="0"/>
+          <w:sz w:val="21"/>
+          <w:szCs w:val="21"/>
+          <w14:ligatures w14:val="none"/>
+        </w:rPr>
+      </w:pPr>
+      <w:r>
+        <w:rPr>
+          <w:rFonts w:ascii="Consolas" w:eastAsia="宋体" w:hAnsi="Consolas" w:cs="宋体"/>
+          <w:color w:val="E5C07B"/>
+          <w:kern w:val="0"/>
+          <w:sz w:val="21"/>
+          <w:szCs w:val="21"/>
+          <w14:ligatures w14:val="none"/>
+        </w:rPr>
+        <w:t>-</w:t>
+      </w:r>
+      <w:r>
+        <w:rPr>
+          <w:rFonts w:ascii="Consolas" w:eastAsia="宋体" w:hAnsi="Consolas" w:cs="宋体"/>
+          <w:color w:val="ABB2BF"/>
+          <w:kern w:val="0"/>
+          <w:sz w:val="21"/>
+          <w:szCs w:val="21"/>
+          <w14:ligatures w14:val="none"/>
+        </w:rPr>
+        <w:t xml:space="preserve"> GIF stays comparatively stable, while GraphEraser shows shard protection.</w:t>
+      </w:r>
+    </w:p>
+    <w:p>
+      <w:pPr>
+        <w:widowControl/>
+        <w:shd w:val="clear" w:color="auto" w:fill="23272E"/>
+        <w:spacing w:line="285" w:lineRule="atLeast"/>
+        <w:jc w:val="left"/>
+        <w:rPr>
+          <w:rFonts w:ascii="Consolas" w:eastAsia="宋体" w:hAnsi="Consolas" w:cs="宋体"/>
+          <w:color w:val="ABB2BF"/>
+          <w:kern w:val="0"/>
+          <w:sz w:val="21"/>
+          <w:szCs w:val="21"/>
+          <w14:ligatures w14:val="none"/>
+        </w:rPr>
+      </w:pPr>
+    </w:p>
+    <w:p>
+      <w:pPr>
+        <w:widowControl/>
+        <w:shd w:val="clear" w:color="auto" w:fill="23272E"/>
+        <w:spacing w:line="285" w:lineRule="atLeast"/>
+        <w:jc w:val="left"/>
+        <w:rPr>
+          <w:rFonts w:ascii="Consolas" w:eastAsia="宋体" w:hAnsi="Consolas" w:cs="宋体"/>
+          <w:color w:val="ABB2BF"/>
+          <w:kern w:val="0"/>
+          <w:sz w:val="21"/>
+          <w:szCs w:val="21"/>
+          <w14:ligatures w14:val="none"/>
+        </w:rPr>
+      </w:pPr>
+      <w:r>
+        <w:rPr>
+          <w:rFonts w:ascii="Consolas" w:eastAsia="宋体" w:hAnsi="Consolas" w:cs="宋体"/>
+          <w:color w:val="ABB2BF"/>
+          <w:kern w:val="0"/>
+          <w:sz w:val="21"/>
+          <w:szCs w:val="21"/>
+          <w14:ligatures w14:val="none"/>
+        </w:rPr>
+        <w:t>Speaker Notes:</w:t>
+      </w:r>
+    </w:p>
+    <w:p>
+      <w:pPr>
+        <w:widowControl/>
+        <w:shd w:val="clear" w:color="auto" w:fill="23272E"/>
+        <w:spacing w:line="285" w:lineRule="atLeast"/>
+        <w:jc w:val="left"/>
+        <w:rPr>
+          <w:rFonts w:ascii="Consolas" w:eastAsia="宋体" w:hAnsi="Consolas" w:cs="宋体"/>
+          <w:color w:val="ABB2BF"/>
+          <w:kern w:val="0"/>
+          <w:sz w:val="21"/>
+          <w:szCs w:val="21"/>
+          <w14:ligatures w14:val="none"/>
+        </w:rPr>
+      </w:pPr>
+      <w:r>
+        <w:rPr>
+          <w:rFonts w:ascii="Consolas" w:eastAsia="宋体" w:hAnsi="Consolas" w:cs="宋体"/>
+          <w:color w:val="ABB2BF"/>
+          <w:kern w:val="0"/>
+          <w:sz w:val="21"/>
+          <w:szCs w:val="21"/>
+          <w14:ligatures w14:val="none"/>
+        </w:rPr>
+        <w:t>This is the main result of the project. When I compare relative F1 drop across datasets and backbones at the same deletion ratio, I do not see one shared failure pattern. Instead, I see a clear vulnerability spectrum across graph unlearning families. GNNDelete is consistently the most fragile representative. GIF remains comparatively stable, with much smaller extra drops beyond the k equals 5 baseline. GraphEraser behaves qualitatively differently again: because raw utility change can be negative, the relative metric is the cleaner way to compare it against the other families. In the tested settings, GraphEraser shows a shard protection pattern rather than the expected collapse. The companion strategy view leads to the same concentration pattern: the strongest extra damage still clusters on GNNDelete rather than spreading evenly across families. So the broader takeaway is that robustness is mechanism-dependent, and the metric definition matters for reading that spectrum correctly.</w:t>
+      </w:r>
+    </w:p>
+    <w:p>
+      <w:pPr>
+        <w:widowControl/>
+        <w:shd w:val="clear" w:color="auto" w:fill="23272E"/>
+        <w:spacing w:line="285" w:lineRule="atLeast"/>
+        <w:jc w:val="left"/>
+        <w:rPr>
+          <w:rFonts w:ascii="Consolas" w:eastAsia="宋体" w:hAnsi="Consolas" w:cs="宋体"/>
+          <w:color w:val="ABB2BF"/>
+          <w:kern w:val="0"/>
+          <w:sz w:val="21"/>
+          <w:szCs w:val="21"/>
+          <w14:ligatures w14:val="none"/>
+        </w:rPr>
+      </w:pPr>
+    </w:p>
+    <w:p>
+      <w:pPr>
+        <w:widowControl/>
+        <w:shd w:val="clear" w:color="auto" w:fill="23272E"/>
+        <w:spacing w:line="285" w:lineRule="atLeast"/>
+        <w:jc w:val="left"/>
+        <w:rPr>
+          <w:rFonts w:ascii="Consolas" w:eastAsia="宋体" w:hAnsi="Consolas" w:cs="宋体"/>
+          <w:color w:val="ABB2BF"/>
+          <w:kern w:val="0"/>
+          <w:sz w:val="21"/>
+          <w:szCs w:val="21"/>
+          <w14:ligatures w14:val="none"/>
+        </w:rPr>
+      </w:pPr>
+      <w:r>
+        <w:rPr>
+          <w:rFonts w:ascii="Consolas" w:eastAsia="宋体" w:hAnsi="Consolas" w:cs="宋体"/>
+          <w:color w:val="E06C75"/>
+          <w:kern w:val="0"/>
+          <w:sz w:val="21"/>
+          <w:szCs w:val="21"/>
+          <w14:ligatures w14:val="none"/>
+        </w:rPr>
+        <w:t>## Slide 9: Main Finding: Strategy Spectrum</w:t>
+      </w:r>
+    </w:p>
+    <w:p>
+      <w:pPr>
+        <w:widowControl/>
+        <w:shd w:val="clear" w:color="auto" w:fill="23272E"/>
+        <w:spacing w:line="285" w:lineRule="atLeast"/>
+        <w:jc w:val="left"/>
+        <w:rPr>
+          <w:rFonts w:ascii="Consolas" w:eastAsia="宋体" w:hAnsi="Consolas" w:cs="宋体"/>
+          <w:color w:val="ABB2BF"/>
+          <w:kern w:val="0"/>
+          <w:sz w:val="21"/>
+          <w:szCs w:val="21"/>
+          <w14:ligatures w14:val="none"/>
+        </w:rPr>
+      </w:pPr>
+    </w:p>
+    <w:p>
+      <w:pPr>
+        <w:widowControl/>
+        <w:shd w:val="clear" w:color="auto" w:fill="23272E"/>
+        <w:spacing w:line="285" w:lineRule="atLeast"/>
+        <w:jc w:val="left"/>
+        <w:rPr>
+          <w:rFonts w:ascii="Consolas" w:eastAsia="宋体" w:hAnsi="Consolas" w:cs="宋体"/>
+          <w:color w:val="ABB2BF"/>
+          <w:kern w:val="0"/>
+          <w:sz w:val="21"/>
+          <w:szCs w:val="21"/>
+          <w14:ligatures w14:val="none"/>
+        </w:rPr>
+      </w:pPr>
+      <w:r>
+        <w:rPr>
+          <w:rFonts w:ascii="Consolas" w:eastAsia="宋体" w:hAnsi="Consolas" w:cs="宋体"/>
+          <w:color w:val="ABB2BF"/>
+          <w:kern w:val="0"/>
+          <w:sz w:val="21"/>
+          <w:szCs w:val="21"/>
+          <w14:ligatures w14:val="none"/>
+        </w:rPr>
+        <w:t>Goal: Show the same concentration pattern from the attack-strategy dimension, immediately following the family view.</w:t>
+      </w:r>
+    </w:p>
+    <w:p>
+      <w:pPr>
+        <w:widowControl/>
+        <w:shd w:val="clear" w:color="auto" w:fill="23272E"/>
+        <w:spacing w:line="285" w:lineRule="atLeast"/>
+        <w:jc w:val="left"/>
+        <w:rPr>
+          <w:rFonts w:ascii="Consolas" w:eastAsia="宋体" w:hAnsi="Consolas" w:cs="宋体"/>
+          <w:color w:val="ABB2BF"/>
+          <w:kern w:val="0"/>
+          <w:sz w:val="21"/>
+          <w:szCs w:val="21"/>
+          <w14:ligatures w14:val="none"/>
+        </w:rPr>
+      </w:pPr>
+    </w:p>
+    <w:p>
+      <w:pPr>
+        <w:widowControl/>
+        <w:shd w:val="clear" w:color="auto" w:fill="23272E"/>
+        <w:spacing w:line="285" w:lineRule="atLeast"/>
+        <w:jc w:val="left"/>
+        <w:rPr>
+          <w:rFonts w:ascii="Consolas" w:eastAsia="宋体" w:hAnsi="Consolas" w:cs="宋体"/>
+          <w:color w:val="ABB2BF"/>
+          <w:kern w:val="0"/>
+          <w:sz w:val="21"/>
+          <w:szCs w:val="21"/>
+          <w14:ligatures w14:val="none"/>
+        </w:rPr>
+      </w:pPr>
+      <w:r>
+        <w:rPr>
+          <w:rFonts w:ascii="Consolas" w:eastAsia="宋体" w:hAnsi="Consolas" w:cs="宋体"/>
+          <w:color w:val="ABB2BF"/>
+          <w:kern w:val="0"/>
+          <w:sz w:val="21"/>
+          <w:szCs w:val="21"/>
+          <w14:ligatures w14:val="none"/>
+        </w:rPr>
+        <w:t>Estimated Time: 0:35</w:t>
+      </w:r>
+    </w:p>
+    <w:p>
+      <w:pPr>
+        <w:widowControl/>
+        <w:shd w:val="clear" w:color="auto" w:fill="23272E"/>
+        <w:spacing w:line="285" w:lineRule="atLeast"/>
+        <w:jc w:val="left"/>
+        <w:rPr>
+          <w:rFonts w:ascii="Consolas" w:eastAsia="宋体" w:hAnsi="Consolas" w:cs="宋体"/>
+          <w:color w:val="ABB2BF"/>
+          <w:kern w:val="0"/>
+          <w:sz w:val="21"/>
+          <w:szCs w:val="21"/>
+          <w14:ligatures w14:val="none"/>
+        </w:rPr>
+      </w:pPr>
+    </w:p>
+    <w:p>
+      <w:pPr>
+        <w:widowControl/>
+        <w:shd w:val="clear" w:color="auto" w:fill="23272E"/>
+        <w:spacing w:line="285" w:lineRule="atLeast"/>
+        <w:jc w:val="left"/>
+        <w:rPr>
+          <w:rFonts w:ascii="Consolas" w:eastAsia="宋体" w:hAnsi="Consolas" w:cs="宋体"/>
+          <w:color w:val="ABB2BF"/>
+          <w:kern w:val="0"/>
+          <w:sz w:val="21"/>
+          <w:szCs w:val="21"/>
+          <w14:ligatures w14:val="none"/>
+        </w:rPr>
+      </w:pPr>
+      <w:r>
+        <w:rPr>
+          <w:rFonts w:ascii="Consolas" w:eastAsia="宋体" w:hAnsi="Consolas" w:cs="宋体"/>
+          <w:color w:val="ABB2BF"/>
+          <w:kern w:val="0"/>
+          <w:sz w:val="21"/>
+          <w:szCs w:val="21"/>
+          <w14:ligatures w14:val="none"/>
+        </w:rPr>
+        <w:t>Key Lines:</w:t>
+      </w:r>
+    </w:p>
+    <w:p>
+      <w:pPr>
+        <w:widowControl/>
+        <w:shd w:val="clear" w:color="auto" w:fill="23272E"/>
+        <w:spacing w:line="285" w:lineRule="atLeast"/>
+        <w:jc w:val="left"/>
+        <w:rPr>
+          <w:rFonts w:ascii="Consolas" w:eastAsia="宋体" w:hAnsi="Consolas" w:cs="宋体"/>
+          <w:color w:val="ABB2BF"/>
+          <w:kern w:val="0"/>
+          <w:sz w:val="21"/>
+          <w:szCs w:val="21"/>
+          <w14:ligatures w14:val="none"/>
+        </w:rPr>
+      </w:pPr>
+      <w:r>
+        <w:rPr>
+          <w:rFonts w:ascii="Consolas" w:eastAsia="宋体" w:hAnsi="Consolas" w:cs="宋体"/>
+          <w:color w:val="E5C07B"/>
+          <w:kern w:val="0"/>
+          <w:sz w:val="21"/>
+          <w:szCs w:val="21"/>
+          <w14:ligatures w14:val="none"/>
+        </w:rPr>
+        <w:lastRenderedPageBreak/>
+        <w:t>-</w:t>
+      </w:r>
+      <w:r>
+        <w:rPr>
+          <w:rFonts w:ascii="Consolas" w:eastAsia="宋体" w:hAnsi="Consolas" w:cs="宋体"/>
+          <w:color w:val="ABB2BF"/>
+          <w:kern w:val="0"/>
+          <w:sz w:val="21"/>
+          <w:szCs w:val="21"/>
+          <w14:ligatures w14:val="none"/>
+        </w:rPr>
+        <w:t xml:space="preserve"> This is the companion strategy view to the family spectrum on the previous slide.</w:t>
+      </w:r>
+    </w:p>
+    <w:p>
+      <w:pPr>
+        <w:widowControl/>
+        <w:shd w:val="clear" w:color="auto" w:fill="23272E"/>
+        <w:spacing w:line="285" w:lineRule="atLeast"/>
+        <w:jc w:val="left"/>
+        <w:rPr>
+          <w:rFonts w:ascii="Consolas" w:eastAsia="宋体" w:hAnsi="Consolas" w:cs="宋体"/>
+          <w:color w:val="ABB2BF"/>
+          <w:kern w:val="0"/>
+          <w:sz w:val="21"/>
+          <w:szCs w:val="21"/>
+          <w14:ligatures w14:val="none"/>
+        </w:rPr>
+      </w:pPr>
+      <w:r>
+        <w:rPr>
+          <w:rFonts w:ascii="Consolas" w:eastAsia="宋体" w:hAnsi="Consolas" w:cs="宋体"/>
+          <w:color w:val="E5C07B"/>
+          <w:kern w:val="0"/>
+          <w:sz w:val="21"/>
+          <w:szCs w:val="21"/>
+          <w14:ligatures w14:val="none"/>
+        </w:rPr>
+        <w:t>-</w:t>
+      </w:r>
+      <w:r>
+        <w:rPr>
+          <w:rFonts w:ascii="Consolas" w:eastAsia="宋体" w:hAnsi="Consolas" w:cs="宋体"/>
+          <w:color w:val="ABB2BF"/>
+          <w:kern w:val="0"/>
+          <w:sz w:val="21"/>
+          <w:szCs w:val="21"/>
+          <w14:ligatures w14:val="none"/>
+        </w:rPr>
+        <w:t xml:space="preserve"> The strongest extra damage still concentrates on GNNDelete rather than spreading evenly across families.</w:t>
+      </w:r>
+    </w:p>
+    <w:p>
+      <w:pPr>
+        <w:widowControl/>
+        <w:shd w:val="clear" w:color="auto" w:fill="23272E"/>
+        <w:spacing w:line="285" w:lineRule="atLeast"/>
+        <w:jc w:val="left"/>
+        <w:rPr>
+          <w:rFonts w:ascii="Consolas" w:eastAsia="宋体" w:hAnsi="Consolas" w:cs="宋体"/>
+          <w:color w:val="ABB2BF"/>
+          <w:kern w:val="0"/>
+          <w:sz w:val="21"/>
+          <w:szCs w:val="21"/>
+          <w14:ligatures w14:val="none"/>
+        </w:rPr>
+      </w:pPr>
+      <w:r>
+        <w:rPr>
+          <w:rFonts w:ascii="Consolas" w:eastAsia="宋体" w:hAnsi="Consolas" w:cs="宋体"/>
+          <w:color w:val="E5C07B"/>
+          <w:kern w:val="0"/>
+          <w:sz w:val="21"/>
+          <w:szCs w:val="21"/>
+          <w14:ligatures w14:val="none"/>
+        </w:rPr>
+        <w:t>-</w:t>
+      </w:r>
+      <w:r>
+        <w:rPr>
+          <w:rFonts w:ascii="Consolas" w:eastAsia="宋体" w:hAnsi="Consolas" w:cs="宋体"/>
+          <w:color w:val="ABB2BF"/>
+          <w:kern w:val="0"/>
+          <w:sz w:val="21"/>
+          <w:szCs w:val="21"/>
+          <w14:ligatures w14:val="none"/>
+        </w:rPr>
+        <w:t xml:space="preserve"> It confirms the main finding from a second angle.</w:t>
+      </w:r>
+    </w:p>
+    <w:p>
+      <w:pPr>
+        <w:widowControl/>
+        <w:shd w:val="clear" w:color="auto" w:fill="23272E"/>
+        <w:spacing w:line="285" w:lineRule="atLeast"/>
+        <w:jc w:val="left"/>
+        <w:rPr>
+          <w:rFonts w:ascii="Consolas" w:eastAsia="宋体" w:hAnsi="Consolas" w:cs="宋体"/>
+          <w:color w:val="ABB2BF"/>
+          <w:kern w:val="0"/>
+          <w:sz w:val="21"/>
+          <w:szCs w:val="21"/>
+          <w14:ligatures w14:val="none"/>
+        </w:rPr>
+      </w:pPr>
+    </w:p>
+    <w:p>
+      <w:pPr>
+        <w:widowControl/>
+        <w:shd w:val="clear" w:color="auto" w:fill="23272E"/>
+        <w:spacing w:line="285" w:lineRule="atLeast"/>
+        <w:jc w:val="left"/>
+        <w:rPr>
+          <w:rFonts w:ascii="Consolas" w:eastAsia="宋体" w:hAnsi="Consolas" w:cs="宋体"/>
+          <w:color w:val="ABB2BF"/>
+          <w:kern w:val="0"/>
+          <w:sz w:val="21"/>
+          <w:szCs w:val="21"/>
+          <w14:ligatures w14:val="none"/>
+        </w:rPr>
+      </w:pPr>
+      <w:r>
+        <w:rPr>
+          <w:rFonts w:ascii="Consolas" w:eastAsia="宋体" w:hAnsi="Consolas" w:cs="宋体"/>
+          <w:color w:val="ABB2BF"/>
+          <w:kern w:val="0"/>
+          <w:sz w:val="21"/>
+          <w:szCs w:val="21"/>
+          <w14:ligatures w14:val="none"/>
+        </w:rPr>
+        <w:t>Speaker Notes:</w:t>
+      </w:r>
+    </w:p>
+    <w:p>
+      <w:pPr>
+        <w:widowControl/>
+        <w:shd w:val="clear" w:color="auto" w:fill="23272E"/>
+        <w:spacing w:line="285" w:lineRule="atLeast"/>
+        <w:jc w:val="left"/>
+        <w:rPr>
+          <w:rFonts w:ascii="Consolas" w:eastAsia="宋体" w:hAnsi="Consolas" w:cs="宋体"/>
+          <w:color w:val="ABB2BF"/>
+          <w:kern w:val="0"/>
+          <w:sz w:val="21"/>
+          <w:szCs w:val="21"/>
+          <w14:ligatures w14:val="none"/>
+        </w:rPr>
+      </w:pPr>
+      <w:r>
+        <w:rPr>
+          <w:rFonts w:ascii="Consolas" w:eastAsia="宋体" w:hAnsi="Consolas" w:cs="宋体"/>
+          <w:color w:val="ABB2BF"/>
+          <w:kern w:val="0"/>
+          <w:sz w:val="21"/>
+          <w:szCs w:val="21"/>
+          <w14:ligatures w14:val="none"/>
+        </w:rPr>
+        <w:t>This is the companion strategy view to the family spectrum I just showed. Instead of grouping by method family, this figure groups by attack strategy. The same concentration pattern appears: the strongest extra damage still clusters on GNNDelete rather than spreading evenly across families. I will move through this quickly because it is supporting evidence for the same main point, but having it in the main deck makes the pattern more robust.</w:t>
+      </w:r>
+    </w:p>
+    <w:p>
+      <w:pPr>
+        <w:widowControl/>
+        <w:shd w:val="clear" w:color="auto" w:fill="23272E"/>
+        <w:spacing w:line="285" w:lineRule="atLeast"/>
+        <w:jc w:val="left"/>
+        <w:rPr>
+          <w:rFonts w:ascii="Consolas" w:eastAsia="宋体" w:hAnsi="Consolas" w:cs="宋体"/>
+          <w:color w:val="ABB2BF"/>
+          <w:kern w:val="0"/>
+          <w:sz w:val="21"/>
+          <w:szCs w:val="21"/>
+          <w14:ligatures w14:val="none"/>
+        </w:rPr>
+      </w:pPr>
+    </w:p>
+    <w:p>
+      <w:pPr>
+        <w:widowControl/>
+        <w:shd w:val="clear" w:color="auto" w:fill="23272E"/>
+        <w:spacing w:line="285" w:lineRule="atLeast"/>
+        <w:jc w:val="left"/>
+        <w:rPr>
+          <w:rFonts w:ascii="Consolas" w:eastAsia="宋体" w:hAnsi="Consolas" w:cs="宋体"/>
+          <w:color w:val="ABB2BF"/>
+          <w:kern w:val="0"/>
+          <w:sz w:val="21"/>
+          <w:szCs w:val="21"/>
+          <w14:ligatures w14:val="none"/>
+        </w:rPr>
+      </w:pPr>
+      <w:r>
+        <w:rPr>
+          <w:rFonts w:ascii="Consolas" w:eastAsia="宋体" w:hAnsi="Consolas" w:cs="宋体"/>
+          <w:color w:val="E06C75"/>
+          <w:kern w:val="0"/>
+          <w:sz w:val="21"/>
+          <w:szCs w:val="21"/>
+          <w14:ligatures w14:val="none"/>
+        </w:rPr>
+        <w:t>## Slide 10: Ratio Sensitivity And Ablation</w:t>
+      </w:r>
+    </w:p>
+    <w:p>
+      <w:pPr>
+        <w:widowControl/>
+        <w:shd w:val="clear" w:color="auto" w:fill="23272E"/>
+        <w:spacing w:line="285" w:lineRule="atLeast"/>
+        <w:jc w:val="left"/>
+        <w:rPr>
+          <w:rFonts w:ascii="Consolas" w:eastAsia="宋体" w:hAnsi="Consolas" w:cs="宋体"/>
+          <w:color w:val="ABB2BF"/>
+          <w:kern w:val="0"/>
+          <w:sz w:val="21"/>
+          <w:szCs w:val="21"/>
+          <w14:ligatures w14:val="none"/>
+        </w:rPr>
+      </w:pPr>
+    </w:p>
+    <w:p>
+      <w:pPr>
+        <w:widowControl/>
+        <w:shd w:val="clear" w:color="auto" w:fill="23272E"/>
+        <w:spacing w:line="285" w:lineRule="atLeast"/>
+        <w:jc w:val="left"/>
+        <w:rPr>
+          <w:rFonts w:ascii="Consolas" w:eastAsia="宋体" w:hAnsi="Consolas" w:cs="宋体"/>
+          <w:color w:val="ABB2BF"/>
+          <w:kern w:val="0"/>
+          <w:sz w:val="21"/>
+          <w:szCs w:val="21"/>
+          <w14:ligatures w14:val="none"/>
+        </w:rPr>
+      </w:pPr>
+      <w:r>
+        <w:rPr>
+          <w:rFonts w:ascii="Consolas" w:eastAsia="宋体" w:hAnsi="Consolas" w:cs="宋体"/>
+          <w:color w:val="ABB2BF"/>
+          <w:kern w:val="0"/>
+          <w:sz w:val="21"/>
+          <w:szCs w:val="21"/>
+          <w14:ligatures w14:val="none"/>
+        </w:rPr>
+        <w:t>Goal: Show how attack strength changes with deletion ratio.</w:t>
+      </w:r>
+    </w:p>
+    <w:p>
+      <w:pPr>
+        <w:widowControl/>
+        <w:shd w:val="clear" w:color="auto" w:fill="23272E"/>
+        <w:spacing w:line="285" w:lineRule="atLeast"/>
+        <w:jc w:val="left"/>
+        <w:rPr>
+          <w:rFonts w:ascii="Consolas" w:eastAsia="宋体" w:hAnsi="Consolas" w:cs="宋体"/>
+          <w:color w:val="ABB2BF"/>
+          <w:kern w:val="0"/>
+          <w:sz w:val="21"/>
+          <w:szCs w:val="21"/>
+          <w14:ligatures w14:val="none"/>
+        </w:rPr>
+      </w:pPr>
+    </w:p>
+    <w:p>
+      <w:pPr>
+        <w:widowControl/>
+        <w:shd w:val="clear" w:color="auto" w:fill="23272E"/>
+        <w:spacing w:line="285" w:lineRule="atLeast"/>
+        <w:jc w:val="left"/>
+        <w:rPr>
+          <w:rFonts w:ascii="Consolas" w:eastAsia="宋体" w:hAnsi="Consolas" w:cs="宋体"/>
+          <w:color w:val="ABB2BF"/>
+          <w:kern w:val="0"/>
+          <w:sz w:val="21"/>
+          <w:szCs w:val="21"/>
+          <w14:ligatures w14:val="none"/>
+        </w:rPr>
+      </w:pPr>
+      <w:r>
+        <w:rPr>
+          <w:rFonts w:ascii="Consolas" w:eastAsia="宋体" w:hAnsi="Consolas" w:cs="宋体"/>
+          <w:color w:val="ABB2BF"/>
+          <w:kern w:val="0"/>
+          <w:sz w:val="21"/>
+          <w:szCs w:val="21"/>
+          <w14:ligatures w14:val="none"/>
+        </w:rPr>
+        <w:t>Estimated Time: 1:15</w:t>
+      </w:r>
+    </w:p>
+    <w:p>
+      <w:pPr>
+        <w:widowControl/>
+        <w:shd w:val="clear" w:color="auto" w:fill="23272E"/>
+        <w:spacing w:line="285" w:lineRule="atLeast"/>
+        <w:jc w:val="left"/>
+        <w:rPr>
+          <w:rFonts w:ascii="Consolas" w:eastAsia="宋体" w:hAnsi="Consolas" w:cs="宋体"/>
+          <w:color w:val="ABB2BF"/>
+          <w:kern w:val="0"/>
+          <w:sz w:val="21"/>
+          <w:szCs w:val="21"/>
+          <w14:ligatures w14:val="none"/>
+        </w:rPr>
+      </w:pPr>
+    </w:p>
+    <w:p>
+      <w:pPr>
+        <w:widowControl/>
+        <w:shd w:val="clear" w:color="auto" w:fill="23272E"/>
+        <w:spacing w:line="285" w:lineRule="atLeast"/>
+        <w:jc w:val="left"/>
+        <w:rPr>
+          <w:rFonts w:ascii="Consolas" w:eastAsia="宋体" w:hAnsi="Consolas" w:cs="宋体"/>
+          <w:color w:val="ABB2BF"/>
+          <w:kern w:val="0"/>
+          <w:sz w:val="21"/>
+          <w:szCs w:val="21"/>
+          <w14:ligatures w14:val="none"/>
+        </w:rPr>
+      </w:pPr>
+      <w:r>
+        <w:rPr>
+          <w:rFonts w:ascii="Consolas" w:eastAsia="宋体" w:hAnsi="Consolas" w:cs="宋体"/>
+          <w:color w:val="ABB2BF"/>
+          <w:kern w:val="0"/>
+          <w:sz w:val="21"/>
+          <w:szCs w:val="21"/>
+          <w14:ligatures w14:val="none"/>
+        </w:rPr>
+        <w:t>Key Lines:</w:t>
+      </w:r>
+    </w:p>
+    <w:p>
+      <w:pPr>
+        <w:widowControl/>
+        <w:shd w:val="clear" w:color="auto" w:fill="23272E"/>
+        <w:spacing w:line="285" w:lineRule="atLeast"/>
+        <w:jc w:val="left"/>
+        <w:rPr>
+          <w:rFonts w:ascii="Consolas" w:eastAsia="宋体" w:hAnsi="Consolas" w:cs="宋体"/>
+          <w:color w:val="ABB2BF"/>
+          <w:kern w:val="0"/>
+          <w:sz w:val="21"/>
+          <w:szCs w:val="21"/>
+          <w14:ligatures w14:val="none"/>
+        </w:rPr>
+      </w:pPr>
+      <w:r>
+        <w:rPr>
+          <w:rFonts w:ascii="Consolas" w:eastAsia="宋体" w:hAnsi="Consolas" w:cs="宋体"/>
+          <w:color w:val="E5C07B"/>
+          <w:kern w:val="0"/>
+          <w:sz w:val="21"/>
+          <w:szCs w:val="21"/>
+          <w14:ligatures w14:val="none"/>
+        </w:rPr>
+        <w:t>-</w:t>
+      </w:r>
+      <w:r>
+        <w:rPr>
+          <w:rFonts w:ascii="Consolas" w:eastAsia="宋体" w:hAnsi="Consolas" w:cs="宋体"/>
+          <w:color w:val="ABB2BF"/>
+          <w:kern w:val="0"/>
+          <w:sz w:val="21"/>
+          <w:szCs w:val="21"/>
+          <w14:ligatures w14:val="none"/>
+        </w:rPr>
+        <w:t xml:space="preserve"> The ratio figure works like an ablation on deletion budget.</w:t>
+      </w:r>
+    </w:p>
+    <w:p>
+      <w:pPr>
+        <w:widowControl/>
+        <w:shd w:val="clear" w:color="auto" w:fill="23272E"/>
+        <w:spacing w:line="285" w:lineRule="atLeast"/>
+        <w:jc w:val="left"/>
+        <w:rPr>
+          <w:rFonts w:ascii="Consolas" w:eastAsia="宋体" w:hAnsi="Consolas" w:cs="宋体"/>
+          <w:color w:val="ABB2BF"/>
+          <w:kern w:val="0"/>
+          <w:sz w:val="21"/>
+          <w:szCs w:val="21"/>
+          <w14:ligatures w14:val="none"/>
+        </w:rPr>
+      </w:pPr>
+      <w:r>
+        <w:rPr>
+          <w:rFonts w:ascii="Consolas" w:eastAsia="宋体" w:hAnsi="Consolas" w:cs="宋体"/>
+          <w:color w:val="E5C07B"/>
+          <w:kern w:val="0"/>
+          <w:sz w:val="21"/>
+          <w:szCs w:val="21"/>
+          <w14:ligatures w14:val="none"/>
+        </w:rPr>
+        <w:t>-</w:t>
+      </w:r>
+      <w:r>
+        <w:rPr>
+          <w:rFonts w:ascii="Consolas" w:eastAsia="宋体" w:hAnsi="Consolas" w:cs="宋体"/>
+          <w:color w:val="ABB2BF"/>
+          <w:kern w:val="0"/>
+          <w:sz w:val="21"/>
+          <w:szCs w:val="21"/>
+          <w14:ligatures w14:val="none"/>
+        </w:rPr>
+        <w:t xml:space="preserve"> GNNDelete stays sensitive even at very small ratios.</w:t>
+      </w:r>
+    </w:p>
+    <w:p>
+      <w:pPr>
+        <w:widowControl/>
+        <w:shd w:val="clear" w:color="auto" w:fill="23272E"/>
+        <w:spacing w:line="285" w:lineRule="atLeast"/>
+        <w:jc w:val="left"/>
+        <w:rPr>
+          <w:rFonts w:ascii="Consolas" w:eastAsia="宋体" w:hAnsi="Consolas" w:cs="宋体"/>
+          <w:color w:val="ABB2BF"/>
+          <w:kern w:val="0"/>
+          <w:sz w:val="21"/>
+          <w:szCs w:val="21"/>
+          <w14:ligatures w14:val="none"/>
+        </w:rPr>
+      </w:pPr>
+      <w:r>
+        <w:rPr>
+          <w:rFonts w:ascii="Consolas" w:eastAsia="宋体" w:hAnsi="Consolas" w:cs="宋体"/>
+          <w:color w:val="E5C07B"/>
+          <w:kern w:val="0"/>
+          <w:sz w:val="21"/>
+          <w:szCs w:val="21"/>
+          <w14:ligatures w14:val="none"/>
+        </w:rPr>
+        <w:t>-</w:t>
+      </w:r>
+      <w:r>
+        <w:rPr>
+          <w:rFonts w:ascii="Consolas" w:eastAsia="宋体" w:hAnsi="Consolas" w:cs="宋体"/>
+          <w:color w:val="ABB2BF"/>
+          <w:kern w:val="0"/>
+          <w:sz w:val="21"/>
+          <w:szCs w:val="21"/>
+          <w14:ligatures w14:val="none"/>
+        </w:rPr>
+        <w:t xml:space="preserve"> GIF remains comparatively flat, showing much weaker amplification.</w:t>
+      </w:r>
+    </w:p>
+    <w:p>
+      <w:pPr>
+        <w:widowControl/>
+        <w:shd w:val="clear" w:color="auto" w:fill="23272E"/>
+        <w:spacing w:line="285" w:lineRule="atLeast"/>
+        <w:jc w:val="left"/>
+        <w:rPr>
+          <w:rFonts w:ascii="Consolas" w:eastAsia="宋体" w:hAnsi="Consolas" w:cs="宋体"/>
+          <w:color w:val="ABB2BF"/>
+          <w:kern w:val="0"/>
+          <w:sz w:val="21"/>
+          <w:szCs w:val="21"/>
+          <w14:ligatures w14:val="none"/>
+        </w:rPr>
+      </w:pPr>
+    </w:p>
+    <w:p>
+      <w:pPr>
+        <w:widowControl/>
+        <w:shd w:val="clear" w:color="auto" w:fill="23272E"/>
+        <w:spacing w:line="285" w:lineRule="atLeast"/>
+        <w:jc w:val="left"/>
+        <w:rPr>
+          <w:rFonts w:ascii="Consolas" w:eastAsia="宋体" w:hAnsi="Consolas" w:cs="宋体"/>
+          <w:color w:val="ABB2BF"/>
+          <w:kern w:val="0"/>
+          <w:sz w:val="21"/>
+          <w:szCs w:val="21"/>
+          <w14:ligatures w14:val="none"/>
+        </w:rPr>
+      </w:pPr>
+      <w:r>
+        <w:rPr>
+          <w:rFonts w:ascii="Consolas" w:eastAsia="宋体" w:hAnsi="Consolas" w:cs="宋体"/>
+          <w:color w:val="ABB2BF"/>
+          <w:kern w:val="0"/>
+          <w:sz w:val="21"/>
+          <w:szCs w:val="21"/>
+          <w14:ligatures w14:val="none"/>
+        </w:rPr>
+        <w:t>Speaker Notes:</w:t>
+      </w:r>
+    </w:p>
+    <w:p>
+      <w:pPr>
+        <w:widowControl/>
+        <w:shd w:val="clear" w:color="auto" w:fill="23272E"/>
+        <w:spacing w:line="285" w:lineRule="atLeast"/>
+        <w:jc w:val="left"/>
+        <w:rPr>
+          <w:rFonts w:ascii="Consolas" w:eastAsia="宋体" w:hAnsi="Consolas" w:cs="宋体"/>
+          <w:color w:val="ABB2BF"/>
+          <w:kern w:val="0"/>
+          <w:sz w:val="21"/>
+          <w:szCs w:val="21"/>
+          <w14:ligatures w14:val="none"/>
+        </w:rPr>
+      </w:pPr>
+      <w:r>
+        <w:rPr>
+          <w:rFonts w:ascii="Consolas" w:eastAsia="宋体" w:hAnsi="Consolas" w:cs="宋体"/>
+          <w:color w:val="ABB2BF"/>
+          <w:kern w:val="0"/>
+          <w:sz w:val="21"/>
+          <w:szCs w:val="21"/>
+          <w14:ligatures w14:val="none"/>
+        </w:rPr>
+        <w:t>To make the spectrum more concrete, I next use the ratio-sensitivity figure as an ablation-style view. The question here is not only which method is worse at one fixed budget, but how attack strength changes as the deletion ratio increases. GNNDelete already shows strong amplification even at a very small ratio, which means the vulnerability appears early rather than only under large deletion budgets. GIF remains much flatter across the same range. So this page supports the interpretation that the family difference is structural rather than a one-point artifact of the ratio chosen for the main comparison.</w:t>
+      </w:r>
+    </w:p>
+    <w:p>
+      <w:pPr>
+        <w:widowControl/>
+        <w:shd w:val="clear" w:color="auto" w:fill="23272E"/>
+        <w:spacing w:line="285" w:lineRule="atLeast"/>
+        <w:jc w:val="left"/>
+        <w:rPr>
+          <w:rFonts w:ascii="Consolas" w:eastAsia="宋体" w:hAnsi="Consolas" w:cs="宋体"/>
+          <w:color w:val="ABB2BF"/>
+          <w:kern w:val="0"/>
+          <w:sz w:val="21"/>
+          <w:szCs w:val="21"/>
+          <w14:ligatures w14:val="none"/>
+        </w:rPr>
+      </w:pPr>
+    </w:p>
+    <w:p>
+      <w:pPr>
+        <w:widowControl/>
+        <w:shd w:val="clear" w:color="auto" w:fill="23272E"/>
+        <w:spacing w:line="285" w:lineRule="atLeast"/>
+        <w:jc w:val="left"/>
+        <w:rPr>
+          <w:rFonts w:ascii="Consolas" w:eastAsia="宋体" w:hAnsi="Consolas" w:cs="宋体"/>
+          <w:color w:val="ABB2BF"/>
+          <w:kern w:val="0"/>
+          <w:sz w:val="21"/>
+          <w:szCs w:val="21"/>
+          <w14:ligatures w14:val="none"/>
+        </w:rPr>
+      </w:pPr>
+      <w:r>
+        <w:rPr>
+          <w:rFonts w:ascii="Consolas" w:eastAsia="宋体" w:hAnsi="Consolas" w:cs="宋体"/>
+          <w:color w:val="E06C75"/>
+          <w:kern w:val="0"/>
+          <w:sz w:val="21"/>
+          <w:szCs w:val="21"/>
+          <w14:ligatures w14:val="none"/>
+        </w:rPr>
+        <w:t>## Slide 11: Attribution And Collateral Damage</w:t>
+      </w:r>
+    </w:p>
+    <w:p>
+      <w:pPr>
+        <w:widowControl/>
+        <w:shd w:val="clear" w:color="auto" w:fill="23272E"/>
+        <w:spacing w:line="285" w:lineRule="atLeast"/>
+        <w:jc w:val="left"/>
+        <w:rPr>
+          <w:rFonts w:ascii="Consolas" w:eastAsia="宋体" w:hAnsi="Consolas" w:cs="宋体"/>
+          <w:color w:val="ABB2BF"/>
+          <w:kern w:val="0"/>
+          <w:sz w:val="21"/>
+          <w:szCs w:val="21"/>
+          <w14:ligatures w14:val="none"/>
+        </w:rPr>
+      </w:pPr>
+    </w:p>
+    <w:p>
+      <w:pPr>
+        <w:widowControl/>
+        <w:shd w:val="clear" w:color="auto" w:fill="23272E"/>
+        <w:spacing w:line="285" w:lineRule="atLeast"/>
+        <w:jc w:val="left"/>
+        <w:rPr>
+          <w:rFonts w:ascii="Consolas" w:eastAsia="宋体" w:hAnsi="Consolas" w:cs="宋体"/>
+          <w:color w:val="ABB2BF"/>
+          <w:kern w:val="0"/>
+          <w:sz w:val="21"/>
+          <w:szCs w:val="21"/>
+          <w14:ligatures w14:val="none"/>
+        </w:rPr>
+      </w:pPr>
+      <w:r>
+        <w:rPr>
+          <w:rFonts w:ascii="Consolas" w:eastAsia="宋体" w:hAnsi="Consolas" w:cs="宋体"/>
+          <w:color w:val="ABB2BF"/>
+          <w:kern w:val="0"/>
+          <w:sz w:val="21"/>
+          <w:szCs w:val="21"/>
+          <w14:ligatures w14:val="none"/>
+        </w:rPr>
+        <w:t>Goal: Explain how the project separates attack success from approximation-induced spillover.</w:t>
+      </w:r>
+    </w:p>
+    <w:p>
+      <w:pPr>
+        <w:widowControl/>
+        <w:shd w:val="clear" w:color="auto" w:fill="23272E"/>
+        <w:spacing w:line="285" w:lineRule="atLeast"/>
+        <w:jc w:val="left"/>
+        <w:rPr>
+          <w:rFonts w:ascii="Consolas" w:eastAsia="宋体" w:hAnsi="Consolas" w:cs="宋体"/>
+          <w:color w:val="ABB2BF"/>
+          <w:kern w:val="0"/>
+          <w:sz w:val="21"/>
+          <w:szCs w:val="21"/>
+          <w14:ligatures w14:val="none"/>
+        </w:rPr>
+      </w:pPr>
+    </w:p>
+    <w:p>
+      <w:pPr>
+        <w:widowControl/>
+        <w:shd w:val="clear" w:color="auto" w:fill="23272E"/>
+        <w:spacing w:line="285" w:lineRule="atLeast"/>
+        <w:jc w:val="left"/>
+        <w:rPr>
+          <w:rFonts w:ascii="Consolas" w:eastAsia="宋体" w:hAnsi="Consolas" w:cs="宋体"/>
+          <w:color w:val="ABB2BF"/>
+          <w:kern w:val="0"/>
+          <w:sz w:val="21"/>
+          <w:szCs w:val="21"/>
+          <w14:ligatures w14:val="none"/>
+        </w:rPr>
+      </w:pPr>
+      <w:r>
+        <w:rPr>
+          <w:rFonts w:ascii="Consolas" w:eastAsia="宋体" w:hAnsi="Consolas" w:cs="宋体"/>
+          <w:color w:val="ABB2BF"/>
+          <w:kern w:val="0"/>
+          <w:sz w:val="21"/>
+          <w:szCs w:val="21"/>
+          <w14:ligatures w14:val="none"/>
+        </w:rPr>
+        <w:t>Estimated Time: 1:10</w:t>
       </w:r>
     </w:p>
     <w:p>
@@ -2187,8 +4069,24 @@
           <w:szCs w:val="21"/>
           <w14:ligatures w14:val="none"/>
         </w:rPr>
-        <w:t xml:space="preserve"> </w:t>
-      </w:r>
+        <w:t xml:space="preserve"> Relative F1 drop says the attack beat the k=5 baseline.</w:t>
+      </w:r>
+    </w:p>
+    <w:p>
+      <w:pPr>
+        <w:widowControl/>
+        <w:shd w:val="clear" w:color="auto" w:fill="23272E"/>
+        <w:spacing w:line="285" w:lineRule="atLeast"/>
+        <w:jc w:val="left"/>
+        <w:rPr>
+          <w:rFonts w:ascii="Consolas" w:eastAsia="宋体" w:hAnsi="Consolas" w:cs="宋体"/>
+          <w:color w:val="ABB2BF"/>
+          <w:kern w:val="0"/>
+          <w:sz w:val="21"/>
+          <w:szCs w:val="21"/>
+          <w14:ligatures w14:val="none"/>
+        </w:rPr>
+      </w:pPr>
       <w:r>
         <w:rPr>
           <w:rFonts w:ascii="Consolas" w:eastAsia="宋体" w:hAnsi="Consolas" w:cs="宋体"/>
@@ -2198,19 +4096,35 @@
           <w:szCs w:val="21"/>
           <w14:ligatures w14:val="none"/>
         </w:rPr>
-        <w:t>`</w:t>
-      </w:r>
-      <w:r>
-        <w:rPr>
-          <w:rFonts w:ascii="Consolas" w:eastAsia="宋体" w:hAnsi="Consolas" w:cs="宋体"/>
-          <w:color w:val="98C379"/>
-          <w:kern w:val="0"/>
-          <w:sz w:val="21"/>
-          <w:szCs w:val="21"/>
-          <w14:ligatures w14:val="none"/>
-        </w:rPr>
-        <w:t>relative_f1_drop = F1_after(k=5, random) - F1_after(attack)</w:t>
-      </w:r>
+        <w:t>-</w:t>
+      </w:r>
+      <w:r>
+        <w:rPr>
+          <w:rFonts w:ascii="Consolas" w:eastAsia="宋体" w:hAnsi="Consolas" w:cs="宋体"/>
+          <w:color w:val="ABB2BF"/>
+          <w:kern w:val="0"/>
+          <w:sz w:val="21"/>
+          <w:szCs w:val="21"/>
+          <w14:ligatures w14:val="none"/>
+        </w:rPr>
+        <w:t xml:space="preserve"> Retrain gap says how much extra error comes from approximation.</w:t>
+      </w:r>
+    </w:p>
+    <w:p>
+      <w:pPr>
+        <w:widowControl/>
+        <w:shd w:val="clear" w:color="auto" w:fill="23272E"/>
+        <w:spacing w:line="285" w:lineRule="atLeast"/>
+        <w:jc w:val="left"/>
+        <w:rPr>
+          <w:rFonts w:ascii="Consolas" w:eastAsia="宋体" w:hAnsi="Consolas" w:cs="宋体"/>
+          <w:color w:val="ABB2BF"/>
+          <w:kern w:val="0"/>
+          <w:sz w:val="21"/>
+          <w:szCs w:val="21"/>
+          <w14:ligatures w14:val="none"/>
+        </w:rPr>
+      </w:pPr>
       <w:r>
         <w:rPr>
           <w:rFonts w:ascii="Consolas" w:eastAsia="宋体" w:hAnsi="Consolas" w:cs="宋体"/>
@@ -2220,18 +4134,260 @@
           <w:szCs w:val="21"/>
           <w14:ligatures w14:val="none"/>
         </w:rPr>
-        <w:t>`</w:t>
-      </w:r>
-      <w:r>
-        <w:rPr>
-          <w:rFonts w:ascii="Consolas" w:eastAsia="宋体" w:hAnsi="Consolas" w:cs="宋体"/>
-          <w:color w:val="ABB2BF"/>
-          <w:kern w:val="0"/>
-          <w:sz w:val="21"/>
-          <w:szCs w:val="21"/>
-          <w14:ligatures w14:val="none"/>
-        </w:rPr>
-        <w:t>.</w:t>
+        <w:t>-</w:t>
+      </w:r>
+      <w:r>
+        <w:rPr>
+          <w:rFonts w:ascii="Consolas" w:eastAsia="宋体" w:hAnsi="Consolas" w:cs="宋体"/>
+          <w:color w:val="ABB2BF"/>
+          <w:kern w:val="0"/>
+          <w:sz w:val="21"/>
+          <w:szCs w:val="21"/>
+          <w14:ligatures w14:val="none"/>
+        </w:rPr>
+        <w:t xml:space="preserve"> Collateral metrics show how strongly retained nodes are disturbed.</w:t>
+      </w:r>
+    </w:p>
+    <w:p>
+      <w:pPr>
+        <w:widowControl/>
+        <w:shd w:val="clear" w:color="auto" w:fill="23272E"/>
+        <w:spacing w:line="285" w:lineRule="atLeast"/>
+        <w:jc w:val="left"/>
+        <w:rPr>
+          <w:rFonts w:ascii="Consolas" w:eastAsia="宋体" w:hAnsi="Consolas" w:cs="宋体"/>
+          <w:color w:val="ABB2BF"/>
+          <w:kern w:val="0"/>
+          <w:sz w:val="21"/>
+          <w:szCs w:val="21"/>
+          <w14:ligatures w14:val="none"/>
+        </w:rPr>
+      </w:pPr>
+    </w:p>
+    <w:p>
+      <w:pPr>
+        <w:widowControl/>
+        <w:shd w:val="clear" w:color="auto" w:fill="23272E"/>
+        <w:spacing w:line="285" w:lineRule="atLeast"/>
+        <w:jc w:val="left"/>
+        <w:rPr>
+          <w:rFonts w:ascii="Consolas" w:eastAsia="宋体" w:hAnsi="Consolas" w:cs="宋体"/>
+          <w:color w:val="ABB2BF"/>
+          <w:kern w:val="0"/>
+          <w:sz w:val="21"/>
+          <w:szCs w:val="21"/>
+          <w14:ligatures w14:val="none"/>
+        </w:rPr>
+      </w:pPr>
+      <w:r>
+        <w:rPr>
+          <w:rFonts w:ascii="Consolas" w:eastAsia="宋体" w:hAnsi="Consolas" w:cs="宋体"/>
+          <w:color w:val="ABB2BF"/>
+          <w:kern w:val="0"/>
+          <w:sz w:val="21"/>
+          <w:szCs w:val="21"/>
+          <w14:ligatures w14:val="none"/>
+        </w:rPr>
+        <w:t>Speaker Notes:</w:t>
+      </w:r>
+    </w:p>
+    <w:p>
+      <w:pPr>
+        <w:widowControl/>
+        <w:shd w:val="clear" w:color="auto" w:fill="23272E"/>
+        <w:spacing w:line="285" w:lineRule="atLeast"/>
+        <w:jc w:val="left"/>
+        <w:rPr>
+          <w:rFonts w:ascii="Consolas" w:eastAsia="宋体" w:hAnsi="Consolas" w:cs="宋体"/>
+          <w:color w:val="ABB2BF"/>
+          <w:kern w:val="0"/>
+          <w:sz w:val="21"/>
+          <w:szCs w:val="21"/>
+          <w14:ligatures w14:val="none"/>
+        </w:rPr>
+      </w:pPr>
+      <w:r>
+        <w:rPr>
+          <w:rFonts w:ascii="Consolas" w:eastAsia="宋体" w:hAnsi="Consolas" w:cs="宋体"/>
+          <w:color w:val="ABB2BF"/>
+          <w:kern w:val="0"/>
+          <w:sz w:val="21"/>
+          <w:szCs w:val="21"/>
+          <w14:ligatures w14:val="none"/>
+        </w:rPr>
+        <w:t>This slide summarizes the attribution logic. Relative F1 drop tells us whether a structured attack beats the k equals 5 method baseline, but it does not by itself explain why. That is why the exact retrain control is essential. It tells us what should happen on the same deletion set if approximation error were absent. The gap between approximate unlearning and exact retraining is the retrain gap, and that is the part we should attribute to the mechanism. I then use collateral metrics, such as prediction flips and mean prediction shift on retained nodes, to show how far the disturbance propagates beyond the requested deletions. So the three metrics answer three different questions: did the attack work, where did the error come from, and how far did it spread.</w:t>
+      </w:r>
+    </w:p>
+    <w:p>
+      <w:pPr>
+        <w:widowControl/>
+        <w:shd w:val="clear" w:color="auto" w:fill="23272E"/>
+        <w:spacing w:line="285" w:lineRule="atLeast"/>
+        <w:jc w:val="left"/>
+        <w:rPr>
+          <w:rFonts w:ascii="Consolas" w:eastAsia="宋体" w:hAnsi="Consolas" w:cs="宋体"/>
+          <w:color w:val="ABB2BF"/>
+          <w:kern w:val="0"/>
+          <w:sz w:val="21"/>
+          <w:szCs w:val="21"/>
+          <w14:ligatures w14:val="none"/>
+        </w:rPr>
+      </w:pPr>
+    </w:p>
+    <w:p>
+      <w:pPr>
+        <w:widowControl/>
+        <w:shd w:val="clear" w:color="auto" w:fill="23272E"/>
+        <w:spacing w:line="285" w:lineRule="atLeast"/>
+        <w:jc w:val="left"/>
+        <w:rPr>
+          <w:rFonts w:ascii="Consolas" w:eastAsia="宋体" w:hAnsi="Consolas" w:cs="宋体"/>
+          <w:color w:val="ABB2BF"/>
+          <w:kern w:val="0"/>
+          <w:sz w:val="21"/>
+          <w:szCs w:val="21"/>
+          <w14:ligatures w14:val="none"/>
+        </w:rPr>
+      </w:pPr>
+      <w:r>
+        <w:rPr>
+          <w:rFonts w:ascii="Consolas" w:eastAsia="宋体" w:hAnsi="Consolas" w:cs="宋体"/>
+          <w:color w:val="E06C75"/>
+          <w:kern w:val="0"/>
+          <w:sz w:val="21"/>
+          <w:szCs w:val="21"/>
+          <w14:ligatures w14:val="none"/>
+        </w:rPr>
+        <w:t>## Slide 12: GraphEraser And Shard Protection</w:t>
+      </w:r>
+    </w:p>
+    <w:p>
+      <w:pPr>
+        <w:widowControl/>
+        <w:shd w:val="clear" w:color="auto" w:fill="23272E"/>
+        <w:spacing w:line="285" w:lineRule="atLeast"/>
+        <w:jc w:val="left"/>
+        <w:rPr>
+          <w:rFonts w:ascii="Consolas" w:eastAsia="宋体" w:hAnsi="Consolas" w:cs="宋体"/>
+          <w:color w:val="ABB2BF"/>
+          <w:kern w:val="0"/>
+          <w:sz w:val="21"/>
+          <w:szCs w:val="21"/>
+          <w14:ligatures w14:val="none"/>
+        </w:rPr>
+      </w:pPr>
+    </w:p>
+    <w:p>
+      <w:pPr>
+        <w:widowControl/>
+        <w:shd w:val="clear" w:color="auto" w:fill="23272E"/>
+        <w:spacing w:line="285" w:lineRule="atLeast"/>
+        <w:jc w:val="left"/>
+        <w:rPr>
+          <w:rFonts w:ascii="Consolas" w:eastAsia="宋体" w:hAnsi="Consolas" w:cs="宋体"/>
+          <w:color w:val="ABB2BF"/>
+          <w:kern w:val="0"/>
+          <w:sz w:val="21"/>
+          <w:szCs w:val="21"/>
+          <w14:ligatures w14:val="none"/>
+        </w:rPr>
+      </w:pPr>
+      <w:r>
+        <w:rPr>
+          <w:rFonts w:ascii="Consolas" w:eastAsia="宋体" w:hAnsi="Consolas" w:cs="宋体"/>
+          <w:color w:val="ABB2BF"/>
+          <w:kern w:val="0"/>
+          <w:sz w:val="21"/>
+          <w:szCs w:val="21"/>
+          <w14:ligatures w14:val="none"/>
+        </w:rPr>
+        <w:t>Goal: Support the shard-protection reading with a concrete GraphEraser view.</w:t>
+      </w:r>
+    </w:p>
+    <w:p>
+      <w:pPr>
+        <w:widowControl/>
+        <w:shd w:val="clear" w:color="auto" w:fill="23272E"/>
+        <w:spacing w:line="285" w:lineRule="atLeast"/>
+        <w:jc w:val="left"/>
+        <w:rPr>
+          <w:rFonts w:ascii="Consolas" w:eastAsia="宋体" w:hAnsi="Consolas" w:cs="宋体"/>
+          <w:color w:val="ABB2BF"/>
+          <w:kern w:val="0"/>
+          <w:sz w:val="21"/>
+          <w:szCs w:val="21"/>
+          <w14:ligatures w14:val="none"/>
+        </w:rPr>
+      </w:pPr>
+    </w:p>
+    <w:p>
+      <w:pPr>
+        <w:widowControl/>
+        <w:shd w:val="clear" w:color="auto" w:fill="23272E"/>
+        <w:spacing w:line="285" w:lineRule="atLeast"/>
+        <w:jc w:val="left"/>
+        <w:rPr>
+          <w:rFonts w:ascii="Consolas" w:eastAsia="宋体" w:hAnsi="Consolas" w:cs="宋体"/>
+          <w:color w:val="ABB2BF"/>
+          <w:kern w:val="0"/>
+          <w:sz w:val="21"/>
+          <w:szCs w:val="21"/>
+          <w14:ligatures w14:val="none"/>
+        </w:rPr>
+      </w:pPr>
+      <w:r>
+        <w:rPr>
+          <w:rFonts w:ascii="Consolas" w:eastAsia="宋体" w:hAnsi="Consolas" w:cs="宋体"/>
+          <w:color w:val="ABB2BF"/>
+          <w:kern w:val="0"/>
+          <w:sz w:val="21"/>
+          <w:szCs w:val="21"/>
+          <w14:ligatures w14:val="none"/>
+        </w:rPr>
+        <w:t>Estimated Time: 1:00</w:t>
+      </w:r>
+    </w:p>
+    <w:p>
+      <w:pPr>
+        <w:widowControl/>
+        <w:shd w:val="clear" w:color="auto" w:fill="23272E"/>
+        <w:spacing w:line="285" w:lineRule="atLeast"/>
+        <w:jc w:val="left"/>
+        <w:rPr>
+          <w:rFonts w:ascii="Consolas" w:eastAsia="宋体" w:hAnsi="Consolas" w:cs="宋体"/>
+          <w:color w:val="ABB2BF"/>
+          <w:kern w:val="0"/>
+          <w:sz w:val="21"/>
+          <w:szCs w:val="21"/>
+          <w14:ligatures w14:val="none"/>
+        </w:rPr>
+      </w:pPr>
+    </w:p>
+    <w:p>
+      <w:pPr>
+        <w:widowControl/>
+        <w:shd w:val="clear" w:color="auto" w:fill="23272E"/>
+        <w:spacing w:line="285" w:lineRule="atLeast"/>
+        <w:jc w:val="left"/>
+        <w:rPr>
+          <w:rFonts w:ascii="Consolas" w:eastAsia="宋体" w:hAnsi="Consolas" w:cs="宋体"/>
+          <w:color w:val="ABB2BF"/>
+          <w:kern w:val="0"/>
+          <w:sz w:val="21"/>
+          <w:szCs w:val="21"/>
+          <w14:ligatures w14:val="none"/>
+        </w:rPr>
+      </w:pPr>
+      <w:r>
+        <w:rPr>
+          <w:rFonts w:ascii="Consolas" w:eastAsia="宋体" w:hAnsi="Consolas" w:cs="宋体"/>
+          <w:color w:val="ABB2BF"/>
+          <w:kern w:val="0"/>
+          <w:sz w:val="21"/>
+          <w:szCs w:val="21"/>
+          <w14:ligatures w14:val="none"/>
+        </w:rPr>
+        <w:t>Key Lines:</w:t>
       </w:r>
     </w:p>
     <w:p>
@@ -2269,7 +4425,7 @@
           <w:szCs w:val="21"/>
           <w14:ligatures w14:val="none"/>
         </w:rPr>
-        <w:t xml:space="preserve"> Use a tiny random-trigger baseline because raw utility drop can be misleading for shard-based methods.</w:t>
+        <w:t xml:space="preserve"> The observed GraphEraser score distribution shifts upward after unlearning.</w:t>
       </w:r>
     </w:p>
     <w:p>
@@ -2307,8 +4463,24 @@
           <w:szCs w:val="21"/>
           <w14:ligatures w14:val="none"/>
         </w:rPr>
-        <w:t xml:space="preserve"> </w:t>
-      </w:r>
+        <w:t xml:space="preserve"> That is why raw utility drop alone is not the right cross-family metric here.</w:t>
+      </w:r>
+    </w:p>
+    <w:p>
+      <w:pPr>
+        <w:widowControl/>
+        <w:shd w:val="clear" w:color="auto" w:fill="23272E"/>
+        <w:spacing w:line="285" w:lineRule="atLeast"/>
+        <w:jc w:val="left"/>
+        <w:rPr>
+          <w:rFonts w:ascii="Consolas" w:eastAsia="宋体" w:hAnsi="Consolas" w:cs="宋体"/>
+          <w:color w:val="ABB2BF"/>
+          <w:kern w:val="0"/>
+          <w:sz w:val="21"/>
+          <w:szCs w:val="21"/>
+          <w14:ligatures w14:val="none"/>
+        </w:rPr>
+      </w:pPr>
       <w:r>
         <w:rPr>
           <w:rFonts w:ascii="Consolas" w:eastAsia="宋体" w:hAnsi="Consolas" w:cs="宋体"/>
@@ -2318,19 +4490,289 @@
           <w:szCs w:val="21"/>
           <w14:ligatures w14:val="none"/>
         </w:rPr>
-        <w:t>`</w:t>
-      </w:r>
-      <w:r>
-        <w:rPr>
-          <w:rFonts w:ascii="Consolas" w:eastAsia="宋体" w:hAnsi="Consolas" w:cs="宋体"/>
-          <w:color w:val="98C379"/>
-          <w:kern w:val="0"/>
-          <w:sz w:val="21"/>
-          <w:szCs w:val="21"/>
-          <w14:ligatures w14:val="none"/>
-        </w:rPr>
-        <w:t>retrain_gap</w:t>
-      </w:r>
+        <w:t>-</w:t>
+      </w:r>
+      <w:r>
+        <w:rPr>
+          <w:rFonts w:ascii="Consolas" w:eastAsia="宋体" w:hAnsi="Consolas" w:cs="宋体"/>
+          <w:color w:val="ABB2BF"/>
+          <w:kern w:val="0"/>
+          <w:sz w:val="21"/>
+          <w:szCs w:val="21"/>
+          <w14:ligatures w14:val="none"/>
+        </w:rPr>
+        <w:t xml:space="preserve"> This is setting-specific evidence for a shard protection effect, not universal robustness.</w:t>
+      </w:r>
+    </w:p>
+    <w:p>
+      <w:pPr>
+        <w:widowControl/>
+        <w:shd w:val="clear" w:color="auto" w:fill="23272E"/>
+        <w:spacing w:line="285" w:lineRule="atLeast"/>
+        <w:jc w:val="left"/>
+        <w:rPr>
+          <w:rFonts w:ascii="Consolas" w:eastAsia="宋体" w:hAnsi="Consolas" w:cs="宋体"/>
+          <w:color w:val="ABB2BF"/>
+          <w:kern w:val="0"/>
+          <w:sz w:val="21"/>
+          <w:szCs w:val="21"/>
+          <w14:ligatures w14:val="none"/>
+        </w:rPr>
+      </w:pPr>
+    </w:p>
+    <w:p>
+      <w:pPr>
+        <w:widowControl/>
+        <w:shd w:val="clear" w:color="auto" w:fill="23272E"/>
+        <w:spacing w:line="285" w:lineRule="atLeast"/>
+        <w:jc w:val="left"/>
+        <w:rPr>
+          <w:rFonts w:ascii="Consolas" w:eastAsia="宋体" w:hAnsi="Consolas" w:cs="宋体"/>
+          <w:color w:val="ABB2BF"/>
+          <w:kern w:val="0"/>
+          <w:sz w:val="21"/>
+          <w:szCs w:val="21"/>
+          <w14:ligatures w14:val="none"/>
+        </w:rPr>
+      </w:pPr>
+      <w:r>
+        <w:rPr>
+          <w:rFonts w:ascii="Consolas" w:eastAsia="宋体" w:hAnsi="Consolas" w:cs="宋体"/>
+          <w:color w:val="ABB2BF"/>
+          <w:kern w:val="0"/>
+          <w:sz w:val="21"/>
+          <w:szCs w:val="21"/>
+          <w14:ligatures w14:val="none"/>
+        </w:rPr>
+        <w:t>Speaker Notes:</w:t>
+      </w:r>
+    </w:p>
+    <w:p>
+      <w:pPr>
+        <w:widowControl/>
+        <w:shd w:val="clear" w:color="auto" w:fill="23272E"/>
+        <w:spacing w:line="285" w:lineRule="atLeast"/>
+        <w:jc w:val="left"/>
+        <w:rPr>
+          <w:rFonts w:ascii="Consolas" w:eastAsia="宋体" w:hAnsi="Consolas" w:cs="宋体"/>
+          <w:color w:val="ABB2BF"/>
+          <w:kern w:val="0"/>
+          <w:sz w:val="21"/>
+          <w:szCs w:val="21"/>
+          <w14:ligatures w14:val="none"/>
+        </w:rPr>
+      </w:pPr>
+      <w:r>
+        <w:rPr>
+          <w:rFonts w:ascii="Consolas" w:eastAsia="宋体" w:hAnsi="Consolas" w:cs="宋体"/>
+          <w:color w:val="ABB2BF"/>
+          <w:kern w:val="0"/>
+          <w:sz w:val="21"/>
+          <w:szCs w:val="21"/>
+          <w14:ligatures w14:val="none"/>
+        </w:rPr>
+        <w:t xml:space="preserve">GraphEraser behaves differently enough that it deserves its own evidence slide. Here I show the observed score shift for GraphEraser on Cora with a GCN backbone. The after-unlearning distribution moves upward across the tested attack strategies, which is why I said earlier that raw utility drop alone can be misleading for shard-based methods. A plausible explanation is that removing bridge or hub nodes changes the partition structure in a way that makes shard-local classification easier and reduces cross-shard interference. This is still a narrow claim. I am not saying GraphEraser is universally robust. I am saying </w:t>
+      </w:r>
+      <w:r>
+        <w:rPr>
+          <w:rFonts w:ascii="Consolas" w:eastAsia="宋体" w:hAnsi="Consolas" w:cs="宋体"/>
+          <w:color w:val="ABB2BF"/>
+          <w:kern w:val="0"/>
+          <w:sz w:val="21"/>
+          <w:szCs w:val="21"/>
+          <w14:ligatures w14:val="none"/>
+        </w:rPr>
+        <w:lastRenderedPageBreak/>
+        <w:t>that under the tested settings, the evidence is more consistent with a shard protection effect than with the collapse pattern seen in GNNDelete.</w:t>
+      </w:r>
+    </w:p>
+    <w:p>
+      <w:pPr>
+        <w:widowControl/>
+        <w:shd w:val="clear" w:color="auto" w:fill="23272E"/>
+        <w:spacing w:line="285" w:lineRule="atLeast"/>
+        <w:jc w:val="left"/>
+        <w:rPr>
+          <w:rFonts w:ascii="Consolas" w:eastAsia="宋体" w:hAnsi="Consolas" w:cs="宋体"/>
+          <w:color w:val="ABB2BF"/>
+          <w:kern w:val="0"/>
+          <w:sz w:val="21"/>
+          <w:szCs w:val="21"/>
+          <w14:ligatures w14:val="none"/>
+        </w:rPr>
+      </w:pPr>
+    </w:p>
+    <w:p>
+      <w:pPr>
+        <w:widowControl/>
+        <w:shd w:val="clear" w:color="auto" w:fill="23272E"/>
+        <w:spacing w:line="285" w:lineRule="atLeast"/>
+        <w:jc w:val="left"/>
+        <w:rPr>
+          <w:rFonts w:ascii="Consolas" w:eastAsia="宋体" w:hAnsi="Consolas" w:cs="宋体"/>
+          <w:color w:val="ABB2BF"/>
+          <w:kern w:val="0"/>
+          <w:sz w:val="21"/>
+          <w:szCs w:val="21"/>
+          <w14:ligatures w14:val="none"/>
+        </w:rPr>
+      </w:pPr>
+      <w:r>
+        <w:rPr>
+          <w:rFonts w:ascii="Consolas" w:eastAsia="宋体" w:hAnsi="Consolas" w:cs="宋体"/>
+          <w:color w:val="E06C75"/>
+          <w:kern w:val="0"/>
+          <w:sz w:val="21"/>
+          <w:szCs w:val="21"/>
+          <w14:ligatures w14:val="none"/>
+        </w:rPr>
+        <w:t>## Slide 13: Statistical Support And Effect Size</w:t>
+      </w:r>
+    </w:p>
+    <w:p>
+      <w:pPr>
+        <w:widowControl/>
+        <w:shd w:val="clear" w:color="auto" w:fill="23272E"/>
+        <w:spacing w:line="285" w:lineRule="atLeast"/>
+        <w:jc w:val="left"/>
+        <w:rPr>
+          <w:rFonts w:ascii="Consolas" w:eastAsia="宋体" w:hAnsi="Consolas" w:cs="宋体"/>
+          <w:color w:val="ABB2BF"/>
+          <w:kern w:val="0"/>
+          <w:sz w:val="21"/>
+          <w:szCs w:val="21"/>
+          <w14:ligatures w14:val="none"/>
+        </w:rPr>
+      </w:pPr>
+    </w:p>
+    <w:p>
+      <w:pPr>
+        <w:widowControl/>
+        <w:shd w:val="clear" w:color="auto" w:fill="23272E"/>
+        <w:spacing w:line="285" w:lineRule="atLeast"/>
+        <w:jc w:val="left"/>
+        <w:rPr>
+          <w:rFonts w:ascii="Consolas" w:eastAsia="宋体" w:hAnsi="Consolas" w:cs="宋体"/>
+          <w:color w:val="ABB2BF"/>
+          <w:kern w:val="0"/>
+          <w:sz w:val="21"/>
+          <w:szCs w:val="21"/>
+          <w14:ligatures w14:val="none"/>
+        </w:rPr>
+      </w:pPr>
+      <w:r>
+        <w:rPr>
+          <w:rFonts w:ascii="Consolas" w:eastAsia="宋体" w:hAnsi="Consolas" w:cs="宋体"/>
+          <w:color w:val="ABB2BF"/>
+          <w:kern w:val="0"/>
+          <w:sz w:val="21"/>
+          <w:szCs w:val="21"/>
+          <w14:ligatures w14:val="none"/>
+        </w:rPr>
+        <w:t>Goal: Strengthen the main result with support and effect-size evidence.</w:t>
+      </w:r>
+    </w:p>
+    <w:p>
+      <w:pPr>
+        <w:widowControl/>
+        <w:shd w:val="clear" w:color="auto" w:fill="23272E"/>
+        <w:spacing w:line="285" w:lineRule="atLeast"/>
+        <w:jc w:val="left"/>
+        <w:rPr>
+          <w:rFonts w:ascii="Consolas" w:eastAsia="宋体" w:hAnsi="Consolas" w:cs="宋体"/>
+          <w:color w:val="ABB2BF"/>
+          <w:kern w:val="0"/>
+          <w:sz w:val="21"/>
+          <w:szCs w:val="21"/>
+          <w14:ligatures w14:val="none"/>
+        </w:rPr>
+      </w:pPr>
+    </w:p>
+    <w:p>
+      <w:pPr>
+        <w:widowControl/>
+        <w:shd w:val="clear" w:color="auto" w:fill="23272E"/>
+        <w:spacing w:line="285" w:lineRule="atLeast"/>
+        <w:jc w:val="left"/>
+        <w:rPr>
+          <w:rFonts w:ascii="Consolas" w:eastAsia="宋体" w:hAnsi="Consolas" w:cs="宋体"/>
+          <w:color w:val="ABB2BF"/>
+          <w:kern w:val="0"/>
+          <w:sz w:val="21"/>
+          <w:szCs w:val="21"/>
+          <w14:ligatures w14:val="none"/>
+        </w:rPr>
+      </w:pPr>
+      <w:r>
+        <w:rPr>
+          <w:rFonts w:ascii="Consolas" w:eastAsia="宋体" w:hAnsi="Consolas" w:cs="宋体"/>
+          <w:color w:val="ABB2BF"/>
+          <w:kern w:val="0"/>
+          <w:sz w:val="21"/>
+          <w:szCs w:val="21"/>
+          <w14:ligatures w14:val="none"/>
+        </w:rPr>
+        <w:t>Estimated Time: 1:10</w:t>
+      </w:r>
+    </w:p>
+    <w:p>
+      <w:pPr>
+        <w:widowControl/>
+        <w:shd w:val="clear" w:color="auto" w:fill="23272E"/>
+        <w:spacing w:line="285" w:lineRule="atLeast"/>
+        <w:jc w:val="left"/>
+        <w:rPr>
+          <w:rFonts w:ascii="Consolas" w:eastAsia="宋体" w:hAnsi="Consolas" w:cs="宋体"/>
+          <w:color w:val="ABB2BF"/>
+          <w:kern w:val="0"/>
+          <w:sz w:val="21"/>
+          <w:szCs w:val="21"/>
+          <w14:ligatures w14:val="none"/>
+        </w:rPr>
+      </w:pPr>
+    </w:p>
+    <w:p>
+      <w:pPr>
+        <w:widowControl/>
+        <w:shd w:val="clear" w:color="auto" w:fill="23272E"/>
+        <w:spacing w:line="285" w:lineRule="atLeast"/>
+        <w:jc w:val="left"/>
+        <w:rPr>
+          <w:rFonts w:ascii="Consolas" w:eastAsia="宋体" w:hAnsi="Consolas" w:cs="宋体"/>
+          <w:color w:val="ABB2BF"/>
+          <w:kern w:val="0"/>
+          <w:sz w:val="21"/>
+          <w:szCs w:val="21"/>
+          <w14:ligatures w14:val="none"/>
+        </w:rPr>
+      </w:pPr>
+      <w:r>
+        <w:rPr>
+          <w:rFonts w:ascii="Consolas" w:eastAsia="宋体" w:hAnsi="Consolas" w:cs="宋体"/>
+          <w:color w:val="ABB2BF"/>
+          <w:kern w:val="0"/>
+          <w:sz w:val="21"/>
+          <w:szCs w:val="21"/>
+          <w14:ligatures w14:val="none"/>
+        </w:rPr>
+        <w:t>Key Lines:</w:t>
+      </w:r>
+    </w:p>
+    <w:p>
+      <w:pPr>
+        <w:widowControl/>
+        <w:shd w:val="clear" w:color="auto" w:fill="23272E"/>
+        <w:spacing w:line="285" w:lineRule="atLeast"/>
+        <w:jc w:val="left"/>
+        <w:rPr>
+          <w:rFonts w:ascii="Consolas" w:eastAsia="宋体" w:hAnsi="Consolas" w:cs="宋体"/>
+          <w:color w:val="ABB2BF"/>
+          <w:kern w:val="0"/>
+          <w:sz w:val="21"/>
+          <w:szCs w:val="21"/>
+          <w14:ligatures w14:val="none"/>
+        </w:rPr>
+      </w:pPr>
       <w:r>
         <w:rPr>
           <w:rFonts w:ascii="Consolas" w:eastAsia="宋体" w:hAnsi="Consolas" w:cs="宋体"/>
@@ -2340,18 +4782,94 @@
           <w:szCs w:val="21"/>
           <w14:ligatures w14:val="none"/>
         </w:rPr>
-        <w:t>`</w:t>
-      </w:r>
-      <w:r>
-        <w:rPr>
-          <w:rFonts w:ascii="Consolas" w:eastAsia="宋体" w:hAnsi="Consolas" w:cs="宋体"/>
-          <w:color w:val="ABB2BF"/>
-          <w:kern w:val="0"/>
-          <w:sz w:val="21"/>
-          <w:szCs w:val="21"/>
-          <w14:ligatures w14:val="none"/>
-        </w:rPr>
-        <w:t xml:space="preserve"> and collateral metrics explain where the degradation comes from.</w:t>
+        <w:t>-</w:t>
+      </w:r>
+      <w:r>
+        <w:rPr>
+          <w:rFonts w:ascii="Consolas" w:eastAsia="宋体" w:hAnsi="Consolas" w:cs="宋体"/>
+          <w:color w:val="ABB2BF"/>
+          <w:kern w:val="0"/>
+          <w:sz w:val="21"/>
+          <w:szCs w:val="21"/>
+          <w14:ligatures w14:val="none"/>
+        </w:rPr>
+        <w:t xml:space="preserve"> Figure 4a asks how strongly the attack-over-random gap is supported.</w:t>
+      </w:r>
+    </w:p>
+    <w:p>
+      <w:pPr>
+        <w:widowControl/>
+        <w:shd w:val="clear" w:color="auto" w:fill="23272E"/>
+        <w:spacing w:line="285" w:lineRule="atLeast"/>
+        <w:jc w:val="left"/>
+        <w:rPr>
+          <w:rFonts w:ascii="Consolas" w:eastAsia="宋体" w:hAnsi="Consolas" w:cs="宋体"/>
+          <w:color w:val="ABB2BF"/>
+          <w:kern w:val="0"/>
+          <w:sz w:val="21"/>
+          <w:szCs w:val="21"/>
+          <w14:ligatures w14:val="none"/>
+        </w:rPr>
+      </w:pPr>
+      <w:r>
+        <w:rPr>
+          <w:rFonts w:ascii="Consolas" w:eastAsia="宋体" w:hAnsi="Consolas" w:cs="宋体"/>
+          <w:color w:val="E5C07B"/>
+          <w:kern w:val="0"/>
+          <w:sz w:val="21"/>
+          <w:szCs w:val="21"/>
+          <w14:ligatures w14:val="none"/>
+        </w:rPr>
+        <w:t>-</w:t>
+      </w:r>
+      <w:r>
+        <w:rPr>
+          <w:rFonts w:ascii="Consolas" w:eastAsia="宋体" w:hAnsi="Consolas" w:cs="宋体"/>
+          <w:color w:val="ABB2BF"/>
+          <w:kern w:val="0"/>
+          <w:sz w:val="21"/>
+          <w:szCs w:val="21"/>
+          <w14:ligatures w14:val="none"/>
+        </w:rPr>
+        <w:t xml:space="preserve"> Figure 4b asks how large that extra damage is.</w:t>
+      </w:r>
+    </w:p>
+    <w:p>
+      <w:pPr>
+        <w:widowControl/>
+        <w:shd w:val="clear" w:color="auto" w:fill="23272E"/>
+        <w:spacing w:line="285" w:lineRule="atLeast"/>
+        <w:jc w:val="left"/>
+        <w:rPr>
+          <w:rFonts w:ascii="Consolas" w:eastAsia="宋体" w:hAnsi="Consolas" w:cs="宋体"/>
+          <w:color w:val="ABB2BF"/>
+          <w:kern w:val="0"/>
+          <w:sz w:val="21"/>
+          <w:szCs w:val="21"/>
+          <w14:ligatures w14:val="none"/>
+        </w:rPr>
+      </w:pPr>
+      <w:r>
+        <w:rPr>
+          <w:rFonts w:ascii="Consolas" w:eastAsia="宋体" w:hAnsi="Consolas" w:cs="宋体"/>
+          <w:color w:val="E5C07B"/>
+          <w:kern w:val="0"/>
+          <w:sz w:val="21"/>
+          <w:szCs w:val="21"/>
+          <w14:ligatures w14:val="none"/>
+        </w:rPr>
+        <w:t>-</w:t>
+      </w:r>
+      <w:r>
+        <w:rPr>
+          <w:rFonts w:ascii="Consolas" w:eastAsia="宋体" w:hAnsi="Consolas" w:cs="宋体"/>
+          <w:color w:val="ABB2BF"/>
+          <w:kern w:val="0"/>
+          <w:sz w:val="21"/>
+          <w:szCs w:val="21"/>
+          <w14:ligatures w14:val="none"/>
+        </w:rPr>
+        <w:t xml:space="preserve"> GNNDelete is strong on both support and effect size.</w:t>
       </w:r>
     </w:p>
     <w:p>
@@ -2421,7 +4939,7 @@
           <w:szCs w:val="21"/>
           <w14:ligatures w14:val="none"/>
         </w:rPr>
-        <w:t>Before showing the main results, I want to define the metrics clearly. The main utility metric is relative F1 drop, but the important design choice is the reference point. Instead of relying only on raw F1 before minus F1 after, I first trigger each method with a very small random deletion, k equals 5, and use that post-unlearning F1 as the baseline. This matters because shard-based methods such as GraphEraser can show method-induced score shifts after deletion, so raw drop alone can be misleading. Relative F1 drop therefore measures extra damage beyond that small-trigger baseline. To explain why a method degrades, I then use retrain gap and collateral metrics. Retrain gap compares approximate unlearning against exact retraining on the same deletion set, and collateral metrics track how much the retained nodes are disturbed.</w:t>
+        <w:t>I then strengthen the main result with statistical-support and effect-size evidence. Figure 4a asks how strongly the attack-over-random difference is supported, while Figure 4b asks how large that difference is once support is established. This matters because a visible pattern alone can still look thin if we do not show whether it is consistent. The key read is that GNNDelete is strong on both axes: it shows both clear support and large extra damage. The other families are more moderate, which is consistent with the main spectrum rather than a contradiction to it.</w:t>
       </w:r>
     </w:p>
     <w:p>
@@ -2464,93 +4982,93 @@
           <w:szCs w:val="21"/>
           <w14:ligatures w14:val="none"/>
         </w:rPr>
-        <w:t>## Slide 7: Main Finding: Vulnerability Spectrum</w:t>
-      </w:r>
-    </w:p>
-    <w:p>
-      <w:pPr>
-        <w:widowControl/>
-        <w:shd w:val="clear" w:color="auto" w:fill="23272E"/>
-        <w:spacing w:line="285" w:lineRule="atLeast"/>
-        <w:jc w:val="left"/>
-        <w:rPr>
-          <w:rFonts w:ascii="Consolas" w:eastAsia="宋体" w:hAnsi="Consolas" w:cs="宋体"/>
-          <w:color w:val="ABB2BF"/>
-          <w:kern w:val="0"/>
-          <w:sz w:val="21"/>
-          <w:szCs w:val="21"/>
-          <w14:ligatures w14:val="none"/>
-        </w:rPr>
-      </w:pPr>
-    </w:p>
-    <w:p>
-      <w:pPr>
-        <w:widowControl/>
-        <w:shd w:val="clear" w:color="auto" w:fill="23272E"/>
-        <w:spacing w:line="285" w:lineRule="atLeast"/>
-        <w:jc w:val="left"/>
-        <w:rPr>
-          <w:rFonts w:ascii="Consolas" w:eastAsia="宋体" w:hAnsi="Consolas" w:cs="宋体"/>
-          <w:color w:val="ABB2BF"/>
-          <w:kern w:val="0"/>
-          <w:sz w:val="21"/>
-          <w:szCs w:val="21"/>
-          <w14:ligatures w14:val="none"/>
-        </w:rPr>
-      </w:pPr>
-      <w:r>
-        <w:rPr>
-          <w:rFonts w:ascii="Consolas" w:eastAsia="宋体" w:hAnsi="Consolas" w:cs="宋体"/>
-          <w:color w:val="ABB2BF"/>
-          <w:kern w:val="0"/>
-          <w:sz w:val="21"/>
-          <w:szCs w:val="21"/>
-          <w14:ligatures w14:val="none"/>
-        </w:rPr>
-        <w:t>Goal: Present the main family-level result.</w:t>
-      </w:r>
-    </w:p>
-    <w:p>
-      <w:pPr>
-        <w:widowControl/>
-        <w:shd w:val="clear" w:color="auto" w:fill="23272E"/>
-        <w:spacing w:line="285" w:lineRule="atLeast"/>
-        <w:jc w:val="left"/>
-        <w:rPr>
-          <w:rFonts w:ascii="Consolas" w:eastAsia="宋体" w:hAnsi="Consolas" w:cs="宋体"/>
-          <w:color w:val="ABB2BF"/>
-          <w:kern w:val="0"/>
-          <w:sz w:val="21"/>
-          <w:szCs w:val="21"/>
-          <w14:ligatures w14:val="none"/>
-        </w:rPr>
-      </w:pPr>
-    </w:p>
-    <w:p>
-      <w:pPr>
-        <w:widowControl/>
-        <w:shd w:val="clear" w:color="auto" w:fill="23272E"/>
-        <w:spacing w:line="285" w:lineRule="atLeast"/>
-        <w:jc w:val="left"/>
-        <w:rPr>
-          <w:rFonts w:ascii="Consolas" w:eastAsia="宋体" w:hAnsi="Consolas" w:cs="宋体"/>
-          <w:color w:val="ABB2BF"/>
-          <w:kern w:val="0"/>
-          <w:sz w:val="21"/>
-          <w:szCs w:val="21"/>
-          <w14:ligatures w14:val="none"/>
-        </w:rPr>
-      </w:pPr>
-      <w:r>
-        <w:rPr>
-          <w:rFonts w:ascii="Consolas" w:eastAsia="宋体" w:hAnsi="Consolas" w:cs="宋体"/>
-          <w:color w:val="ABB2BF"/>
-          <w:kern w:val="0"/>
-          <w:sz w:val="21"/>
-          <w:szCs w:val="21"/>
-          <w14:ligatures w14:val="none"/>
-        </w:rPr>
-        <w:t>Estimated Time: 1:40</w:t>
+        <w:t>## Slide 14: Limitations And Future Work</w:t>
+      </w:r>
+    </w:p>
+    <w:p>
+      <w:pPr>
+        <w:widowControl/>
+        <w:shd w:val="clear" w:color="auto" w:fill="23272E"/>
+        <w:spacing w:line="285" w:lineRule="atLeast"/>
+        <w:jc w:val="left"/>
+        <w:rPr>
+          <w:rFonts w:ascii="Consolas" w:eastAsia="宋体" w:hAnsi="Consolas" w:cs="宋体"/>
+          <w:color w:val="ABB2BF"/>
+          <w:kern w:val="0"/>
+          <w:sz w:val="21"/>
+          <w:szCs w:val="21"/>
+          <w14:ligatures w14:val="none"/>
+        </w:rPr>
+      </w:pPr>
+    </w:p>
+    <w:p>
+      <w:pPr>
+        <w:widowControl/>
+        <w:shd w:val="clear" w:color="auto" w:fill="23272E"/>
+        <w:spacing w:line="285" w:lineRule="atLeast"/>
+        <w:jc w:val="left"/>
+        <w:rPr>
+          <w:rFonts w:ascii="Consolas" w:eastAsia="宋体" w:hAnsi="Consolas" w:cs="宋体"/>
+          <w:color w:val="ABB2BF"/>
+          <w:kern w:val="0"/>
+          <w:sz w:val="21"/>
+          <w:szCs w:val="21"/>
+          <w14:ligatures w14:val="none"/>
+        </w:rPr>
+      </w:pPr>
+      <w:r>
+        <w:rPr>
+          <w:rFonts w:ascii="Consolas" w:eastAsia="宋体" w:hAnsi="Consolas" w:cs="宋体"/>
+          <w:color w:val="ABB2BF"/>
+          <w:kern w:val="0"/>
+          <w:sz w:val="21"/>
+          <w:szCs w:val="21"/>
+          <w14:ligatures w14:val="none"/>
+        </w:rPr>
+        <w:t>Goal: Close the project honestly without making the deck sound unfinished.</w:t>
+      </w:r>
+    </w:p>
+    <w:p>
+      <w:pPr>
+        <w:widowControl/>
+        <w:shd w:val="clear" w:color="auto" w:fill="23272E"/>
+        <w:spacing w:line="285" w:lineRule="atLeast"/>
+        <w:jc w:val="left"/>
+        <w:rPr>
+          <w:rFonts w:ascii="Consolas" w:eastAsia="宋体" w:hAnsi="Consolas" w:cs="宋体"/>
+          <w:color w:val="ABB2BF"/>
+          <w:kern w:val="0"/>
+          <w:sz w:val="21"/>
+          <w:szCs w:val="21"/>
+          <w14:ligatures w14:val="none"/>
+        </w:rPr>
+      </w:pPr>
+    </w:p>
+    <w:p>
+      <w:pPr>
+        <w:widowControl/>
+        <w:shd w:val="clear" w:color="auto" w:fill="23272E"/>
+        <w:spacing w:line="285" w:lineRule="atLeast"/>
+        <w:jc w:val="left"/>
+        <w:rPr>
+          <w:rFonts w:ascii="Consolas" w:eastAsia="宋体" w:hAnsi="Consolas" w:cs="宋体"/>
+          <w:color w:val="ABB2BF"/>
+          <w:kern w:val="0"/>
+          <w:sz w:val="21"/>
+          <w:szCs w:val="21"/>
+          <w14:ligatures w14:val="none"/>
+        </w:rPr>
+      </w:pPr>
+      <w:r>
+        <w:rPr>
+          <w:rFonts w:ascii="Consolas" w:eastAsia="宋体" w:hAnsi="Consolas" w:cs="宋体"/>
+          <w:color w:val="ABB2BF"/>
+          <w:kern w:val="0"/>
+          <w:sz w:val="21"/>
+          <w:szCs w:val="21"/>
+          <w14:ligatures w14:val="none"/>
+        </w:rPr>
+        <w:t>Estimated Time: 1:00</w:t>
       </w:r>
     </w:p>
     <w:p>
@@ -2631,7 +5149,7 @@
           <w:szCs w:val="21"/>
           <w14:ligatures w14:val="none"/>
         </w:rPr>
-        <w:t xml:space="preserve"> Relative F1 drop reveals a clear family-level vulnerability spectrum.</w:t>
+        <w:t xml:space="preserve"> This is a completed MSc project with clearly bounded claims.</w:t>
       </w:r>
     </w:p>
     <w:p>
@@ -2669,7 +5187,7 @@
           <w:szCs w:val="21"/>
           <w14:ligatures w14:val="none"/>
         </w:rPr>
-        <w:t xml:space="preserve"> GNNDelete is the most fragile representative in the tested settings.</w:t>
+        <w:t xml:space="preserve"> The main limits are benchmark scope and the lack of deeper GNNDelete mechanism analysis.</w:t>
       </w:r>
     </w:p>
     <w:p>
@@ -2707,7 +5225,7 @@
           <w:szCs w:val="21"/>
           <w14:ligatures w14:val="none"/>
         </w:rPr>
-        <w:t xml:space="preserve"> GIF stays comparatively stable, while GraphEraser shows shard protection.</w:t>
+        <w:t xml:space="preserve"> The most credible future work is larger-benchmark validation plus targeted GNNDelete ablations.</w:t>
       </w:r>
     </w:p>
     <w:p>
@@ -2777,7 +5295,7 @@
           <w:szCs w:val="21"/>
           <w14:ligatures w14:val="none"/>
         </w:rPr>
-        <w:t xml:space="preserve">This is the main result of the project. When I compare relative F1 drop across datasets and backbones at the same deletion ratio, I do not see one shared failure pattern. Instead, I see a clear vulnerability spectrum across graph unlearning families. GNNDelete is consistently the most fragile representative. GIF remains comparatively stable, with much smaller extra drops beyond the k equals 5 baseline. GraphEraser behaves qualitatively differently again: because raw utility change can be negative, the relative metric is the cleaner way to compare it against the other families. In the tested settings, GraphEraser shows a </w:t>
+        <w:t xml:space="preserve">This project has clear limitations, and I want to state them directly. The evidence is strong within the tested citation benchmarks and backbones, but it should not be treated as universal across all graph </w:t>
       </w:r>
       <w:r>
         <w:rPr>
@@ -2789,7 +5307,7 @@
           <w14:ligatures w14:val="none"/>
         </w:rPr>
         <w:lastRenderedPageBreak/>
-        <w:t>shard protection pattern rather than the expected collapse. So the broader takeaway is that robustness is mechanism-dependent, and the metric definition matters for reading that spectrum correctly.</w:t>
+        <w:t>domains. The second limit is explanatory depth: GNNDelete is clearly fragile in these experiments, but the mechanism-level reason still needs more targeted ablation. At the same time, this is a completed MSc project, not a midstream progress report. The most credible future work is to validate the same pattern on larger graph benchmarks such as PubMed and to run more targeted ablations that explain when and why GNNDelete fails.</w:t>
       </w:r>
     </w:p>
     <w:p>
@@ -2832,93 +5350,93 @@
           <w:szCs w:val="21"/>
           <w14:ligatures w14:val="none"/>
         </w:rPr>
-        <w:t>## Slide 8: Ratio Sensitivity And Ablation</w:t>
-      </w:r>
-    </w:p>
-    <w:p>
-      <w:pPr>
-        <w:widowControl/>
-        <w:shd w:val="clear" w:color="auto" w:fill="23272E"/>
-        <w:spacing w:line="285" w:lineRule="atLeast"/>
-        <w:jc w:val="left"/>
-        <w:rPr>
-          <w:rFonts w:ascii="Consolas" w:eastAsia="宋体" w:hAnsi="Consolas" w:cs="宋体"/>
-          <w:color w:val="ABB2BF"/>
-          <w:kern w:val="0"/>
-          <w:sz w:val="21"/>
-          <w:szCs w:val="21"/>
-          <w14:ligatures w14:val="none"/>
-        </w:rPr>
-      </w:pPr>
-    </w:p>
-    <w:p>
-      <w:pPr>
-        <w:widowControl/>
-        <w:shd w:val="clear" w:color="auto" w:fill="23272E"/>
-        <w:spacing w:line="285" w:lineRule="atLeast"/>
-        <w:jc w:val="left"/>
-        <w:rPr>
-          <w:rFonts w:ascii="Consolas" w:eastAsia="宋体" w:hAnsi="Consolas" w:cs="宋体"/>
-          <w:color w:val="ABB2BF"/>
-          <w:kern w:val="0"/>
-          <w:sz w:val="21"/>
-          <w:szCs w:val="21"/>
-          <w14:ligatures w14:val="none"/>
-        </w:rPr>
-      </w:pPr>
-      <w:r>
-        <w:rPr>
-          <w:rFonts w:ascii="Consolas" w:eastAsia="宋体" w:hAnsi="Consolas" w:cs="宋体"/>
-          <w:color w:val="ABB2BF"/>
-          <w:kern w:val="0"/>
-          <w:sz w:val="21"/>
-          <w:szCs w:val="21"/>
-          <w14:ligatures w14:val="none"/>
-        </w:rPr>
-        <w:t>Goal: Show how attack strength changes with deletion ratio.</w:t>
-      </w:r>
-    </w:p>
-    <w:p>
-      <w:pPr>
-        <w:widowControl/>
-        <w:shd w:val="clear" w:color="auto" w:fill="23272E"/>
-        <w:spacing w:line="285" w:lineRule="atLeast"/>
-        <w:jc w:val="left"/>
-        <w:rPr>
-          <w:rFonts w:ascii="Consolas" w:eastAsia="宋体" w:hAnsi="Consolas" w:cs="宋体"/>
-          <w:color w:val="ABB2BF"/>
-          <w:kern w:val="0"/>
-          <w:sz w:val="21"/>
-          <w:szCs w:val="21"/>
-          <w14:ligatures w14:val="none"/>
-        </w:rPr>
-      </w:pPr>
-    </w:p>
-    <w:p>
-      <w:pPr>
-        <w:widowControl/>
-        <w:shd w:val="clear" w:color="auto" w:fill="23272E"/>
-        <w:spacing w:line="285" w:lineRule="atLeast"/>
-        <w:jc w:val="left"/>
-        <w:rPr>
-          <w:rFonts w:ascii="Consolas" w:eastAsia="宋体" w:hAnsi="Consolas" w:cs="宋体"/>
-          <w:color w:val="ABB2BF"/>
-          <w:kern w:val="0"/>
-          <w:sz w:val="21"/>
-          <w:szCs w:val="21"/>
-          <w14:ligatures w14:val="none"/>
-        </w:rPr>
-      </w:pPr>
-      <w:r>
-        <w:rPr>
-          <w:rFonts w:ascii="Consolas" w:eastAsia="宋体" w:hAnsi="Consolas" w:cs="宋体"/>
-          <w:color w:val="ABB2BF"/>
-          <w:kern w:val="0"/>
-          <w:sz w:val="21"/>
-          <w:szCs w:val="21"/>
-          <w14:ligatures w14:val="none"/>
-        </w:rPr>
-        <w:t>Estimated Time: 1:20</w:t>
+        <w:t>## Slide 15: Takeaways</w:t>
+      </w:r>
+    </w:p>
+    <w:p>
+      <w:pPr>
+        <w:widowControl/>
+        <w:shd w:val="clear" w:color="auto" w:fill="23272E"/>
+        <w:spacing w:line="285" w:lineRule="atLeast"/>
+        <w:jc w:val="left"/>
+        <w:rPr>
+          <w:rFonts w:ascii="Consolas" w:eastAsia="宋体" w:hAnsi="Consolas" w:cs="宋体"/>
+          <w:color w:val="ABB2BF"/>
+          <w:kern w:val="0"/>
+          <w:sz w:val="21"/>
+          <w:szCs w:val="21"/>
+          <w14:ligatures w14:val="none"/>
+        </w:rPr>
+      </w:pPr>
+    </w:p>
+    <w:p>
+      <w:pPr>
+        <w:widowControl/>
+        <w:shd w:val="clear" w:color="auto" w:fill="23272E"/>
+        <w:spacing w:line="285" w:lineRule="atLeast"/>
+        <w:jc w:val="left"/>
+        <w:rPr>
+          <w:rFonts w:ascii="Consolas" w:eastAsia="宋体" w:hAnsi="Consolas" w:cs="宋体"/>
+          <w:color w:val="ABB2BF"/>
+          <w:kern w:val="0"/>
+          <w:sz w:val="21"/>
+          <w:szCs w:val="21"/>
+          <w14:ligatures w14:val="none"/>
+        </w:rPr>
+      </w:pPr>
+      <w:r>
+        <w:rPr>
+          <w:rFonts w:ascii="Consolas" w:eastAsia="宋体" w:hAnsi="Consolas" w:cs="宋体"/>
+          <w:color w:val="ABB2BF"/>
+          <w:kern w:val="0"/>
+          <w:sz w:val="21"/>
+          <w:szCs w:val="21"/>
+          <w14:ligatures w14:val="none"/>
+        </w:rPr>
+        <w:t>Goal: Close the main story in three memorable points.</w:t>
+      </w:r>
+    </w:p>
+    <w:p>
+      <w:pPr>
+        <w:widowControl/>
+        <w:shd w:val="clear" w:color="auto" w:fill="23272E"/>
+        <w:spacing w:line="285" w:lineRule="atLeast"/>
+        <w:jc w:val="left"/>
+        <w:rPr>
+          <w:rFonts w:ascii="Consolas" w:eastAsia="宋体" w:hAnsi="Consolas" w:cs="宋体"/>
+          <w:color w:val="ABB2BF"/>
+          <w:kern w:val="0"/>
+          <w:sz w:val="21"/>
+          <w:szCs w:val="21"/>
+          <w14:ligatures w14:val="none"/>
+        </w:rPr>
+      </w:pPr>
+    </w:p>
+    <w:p>
+      <w:pPr>
+        <w:widowControl/>
+        <w:shd w:val="clear" w:color="auto" w:fill="23272E"/>
+        <w:spacing w:line="285" w:lineRule="atLeast"/>
+        <w:jc w:val="left"/>
+        <w:rPr>
+          <w:rFonts w:ascii="Consolas" w:eastAsia="宋体" w:hAnsi="Consolas" w:cs="宋体"/>
+          <w:color w:val="ABB2BF"/>
+          <w:kern w:val="0"/>
+          <w:sz w:val="21"/>
+          <w:szCs w:val="21"/>
+          <w14:ligatures w14:val="none"/>
+        </w:rPr>
+      </w:pPr>
+      <w:r>
+        <w:rPr>
+          <w:rFonts w:ascii="Consolas" w:eastAsia="宋体" w:hAnsi="Consolas" w:cs="宋体"/>
+          <w:color w:val="ABB2BF"/>
+          <w:kern w:val="0"/>
+          <w:sz w:val="21"/>
+          <w:szCs w:val="21"/>
+          <w14:ligatures w14:val="none"/>
+        </w:rPr>
+        <w:t>Estimated Time: 0:45</w:t>
       </w:r>
     </w:p>
     <w:p>
@@ -2999,7 +5517,7 @@
           <w:szCs w:val="21"/>
           <w14:ligatures w14:val="none"/>
         </w:rPr>
-        <w:t xml:space="preserve"> The ratio figure works like an ablation on deletion budget.</w:t>
+        <w:t xml:space="preserve"> Approximate graph unlearning can and should be stress-tested through adversarial deletion requests.</w:t>
       </w:r>
     </w:p>
     <w:p>
@@ -3037,7 +5555,7 @@
           <w:szCs w:val="21"/>
           <w14:ligatures w14:val="none"/>
         </w:rPr>
-        <w:t xml:space="preserve"> GNNDelete stays sensitive even at very small ratios.</w:t>
+        <w:t xml:space="preserve"> Robustness differs substantially across method families.</w:t>
       </w:r>
     </w:p>
     <w:p>
@@ -3075,7 +5593,7 @@
           <w:szCs w:val="21"/>
           <w14:ligatures w14:val="none"/>
         </w:rPr>
-        <w:t xml:space="preserve"> GIF remains comparatively flat, showing much weaker amplification.</w:t>
+        <w:t xml:space="preserve"> The project contributes both findings and a reusable workflow.</w:t>
       </w:r>
     </w:p>
     <w:p>
@@ -3145,24 +5663,35 @@
           <w:szCs w:val="21"/>
           <w14:ligatures w14:val="none"/>
         </w:rPr>
-        <w:t>To make the spectrum more concrete, I next use the ratio-sensitivity figure as an ablation-style view. The question here is not only which method is worse at one fixed budget, but how attack strength changes as the deletion ratio increases. GNNDelete already shows strong amplification even at a very small ratio, which means the vulnerability appears early rather than only under large deletion budgets. GIF remains much flatter across the same range. So this page supports the interpretation that the family difference is structural rather than a one-point artifact of the ratio chosen for the main comparison.</w:t>
-      </w:r>
-    </w:p>
-    <w:p>
-      <w:pPr>
-        <w:widowControl/>
-        <w:shd w:val="clear" w:color="auto" w:fill="23272E"/>
-        <w:spacing w:line="285" w:lineRule="atLeast"/>
-        <w:jc w:val="left"/>
-        <w:rPr>
-          <w:rFonts w:ascii="Consolas" w:eastAsia="宋体" w:hAnsi="Consolas" w:cs="宋体"/>
-          <w:color w:val="ABB2BF"/>
-          <w:kern w:val="0"/>
-          <w:sz w:val="21"/>
-          <w:szCs w:val="21"/>
-          <w14:ligatures w14:val="none"/>
-        </w:rPr>
-      </w:pPr>
+        <w:t>To conclude, this project shows that approximate graph unlearning can and should be stress-tested through adversarial deletion requests. The main result is a clear family-level vulnerability spectrum defined through relative F1 drop: GNNDelete is the most fragile case in the tested settings, GIF is comparatively stable, and GraphEraser exhibits a shard protection effect rather than collapse. Just as importantly, the project leaves behind a practical OpenGU-based audit workflow that can support future work from a completed course submission. Thank you, and I welcome your questions.</w:t>
+      </w:r>
+    </w:p>
+    <w:p>
+      <w:pPr>
+        <w:widowControl/>
+        <w:shd w:val="clear" w:color="auto" w:fill="23272E"/>
+        <w:spacing w:after="240" w:line="285" w:lineRule="atLeast"/>
+        <w:jc w:val="left"/>
+        <w:rPr>
+          <w:rFonts w:ascii="Consolas" w:eastAsia="宋体" w:hAnsi="Consolas" w:cs="宋体"/>
+          <w:color w:val="ABB2BF"/>
+          <w:kern w:val="0"/>
+          <w:sz w:val="21"/>
+          <w:szCs w:val="21"/>
+          <w14:ligatures w14:val="none"/>
+        </w:rPr>
+      </w:pPr>
+      <w:r>
+        <w:rPr>
+          <w:rFonts w:ascii="Consolas" w:eastAsia="宋体" w:hAnsi="Consolas" w:cs="宋体"/>
+          <w:color w:val="ABB2BF"/>
+          <w:kern w:val="0"/>
+          <w:sz w:val="21"/>
+          <w:szCs w:val="21"/>
+          <w14:ligatures w14:val="none"/>
+        </w:rPr>
+        <w:br/>
+      </w:r>
     </w:p>
     <w:p>
       <w:pPr>
@@ -3188,321 +5717,83 @@
           <w:szCs w:val="21"/>
           <w14:ligatures w14:val="none"/>
         </w:rPr>
-        <w:t>## Slide 9: Attribution And Collateral Damage</w:t>
-      </w:r>
-    </w:p>
-    <w:p>
-      <w:pPr>
-        <w:widowControl/>
-        <w:shd w:val="clear" w:color="auto" w:fill="23272E"/>
-        <w:spacing w:line="285" w:lineRule="atLeast"/>
-        <w:jc w:val="left"/>
-        <w:rPr>
-          <w:rFonts w:ascii="Consolas" w:eastAsia="宋体" w:hAnsi="Consolas" w:cs="宋体"/>
-          <w:color w:val="ABB2BF"/>
-          <w:kern w:val="0"/>
-          <w:sz w:val="21"/>
-          <w:szCs w:val="21"/>
-          <w14:ligatures w14:val="none"/>
-        </w:rPr>
-      </w:pPr>
-    </w:p>
-    <w:p>
-      <w:pPr>
-        <w:widowControl/>
-        <w:shd w:val="clear" w:color="auto" w:fill="23272E"/>
-        <w:spacing w:line="285" w:lineRule="atLeast"/>
-        <w:jc w:val="left"/>
-        <w:rPr>
-          <w:rFonts w:ascii="Consolas" w:eastAsia="宋体" w:hAnsi="Consolas" w:cs="宋体"/>
-          <w:color w:val="ABB2BF"/>
-          <w:kern w:val="0"/>
-          <w:sz w:val="21"/>
-          <w:szCs w:val="21"/>
-          <w14:ligatures w14:val="none"/>
-        </w:rPr>
-      </w:pPr>
-      <w:r>
-        <w:rPr>
-          <w:rFonts w:ascii="Consolas" w:eastAsia="宋体" w:hAnsi="Consolas" w:cs="宋体"/>
-          <w:color w:val="ABB2BF"/>
-          <w:kern w:val="0"/>
-          <w:sz w:val="21"/>
-          <w:szCs w:val="21"/>
-          <w14:ligatures w14:val="none"/>
-        </w:rPr>
-        <w:t>Goal: Explain how the project separates attack success from approximation-induced spillover.</w:t>
-      </w:r>
-    </w:p>
-    <w:p>
-      <w:pPr>
-        <w:widowControl/>
-        <w:shd w:val="clear" w:color="auto" w:fill="23272E"/>
-        <w:spacing w:line="285" w:lineRule="atLeast"/>
-        <w:jc w:val="left"/>
-        <w:rPr>
-          <w:rFonts w:ascii="Consolas" w:eastAsia="宋体" w:hAnsi="Consolas" w:cs="宋体"/>
-          <w:color w:val="ABB2BF"/>
-          <w:kern w:val="0"/>
-          <w:sz w:val="21"/>
-          <w:szCs w:val="21"/>
-          <w14:ligatures w14:val="none"/>
-        </w:rPr>
-      </w:pPr>
-    </w:p>
-    <w:p>
-      <w:pPr>
-        <w:widowControl/>
-        <w:shd w:val="clear" w:color="auto" w:fill="23272E"/>
-        <w:spacing w:line="285" w:lineRule="atLeast"/>
-        <w:jc w:val="left"/>
-        <w:rPr>
-          <w:rFonts w:ascii="Consolas" w:eastAsia="宋体" w:hAnsi="Consolas" w:cs="宋体"/>
-          <w:color w:val="ABB2BF"/>
-          <w:kern w:val="0"/>
-          <w:sz w:val="21"/>
-          <w:szCs w:val="21"/>
-          <w14:ligatures w14:val="none"/>
-        </w:rPr>
-      </w:pPr>
-      <w:r>
-        <w:rPr>
-          <w:rFonts w:ascii="Consolas" w:eastAsia="宋体" w:hAnsi="Consolas" w:cs="宋体"/>
-          <w:color w:val="ABB2BF"/>
-          <w:kern w:val="0"/>
-          <w:sz w:val="21"/>
-          <w:szCs w:val="21"/>
-          <w14:ligatures w14:val="none"/>
-        </w:rPr>
-        <w:t>Estimated Time: 1:10</w:t>
-      </w:r>
-    </w:p>
-    <w:p>
-      <w:pPr>
-        <w:widowControl/>
-        <w:shd w:val="clear" w:color="auto" w:fill="23272E"/>
-        <w:spacing w:line="285" w:lineRule="atLeast"/>
-        <w:jc w:val="left"/>
-        <w:rPr>
-          <w:rFonts w:ascii="Consolas" w:eastAsia="宋体" w:hAnsi="Consolas" w:cs="宋体"/>
-          <w:color w:val="ABB2BF"/>
-          <w:kern w:val="0"/>
-          <w:sz w:val="21"/>
-          <w:szCs w:val="21"/>
-          <w14:ligatures w14:val="none"/>
-        </w:rPr>
-      </w:pPr>
-    </w:p>
-    <w:p>
-      <w:pPr>
-        <w:widowControl/>
-        <w:shd w:val="clear" w:color="auto" w:fill="23272E"/>
-        <w:spacing w:line="285" w:lineRule="atLeast"/>
-        <w:jc w:val="left"/>
-        <w:rPr>
-          <w:rFonts w:ascii="Consolas" w:eastAsia="宋体" w:hAnsi="Consolas" w:cs="宋体"/>
-          <w:color w:val="ABB2BF"/>
-          <w:kern w:val="0"/>
-          <w:sz w:val="21"/>
-          <w:szCs w:val="21"/>
-          <w14:ligatures w14:val="none"/>
-        </w:rPr>
-      </w:pPr>
-      <w:r>
-        <w:rPr>
-          <w:rFonts w:ascii="Consolas" w:eastAsia="宋体" w:hAnsi="Consolas" w:cs="宋体"/>
-          <w:color w:val="ABB2BF"/>
-          <w:kern w:val="0"/>
-          <w:sz w:val="21"/>
-          <w:szCs w:val="21"/>
-          <w14:ligatures w14:val="none"/>
-        </w:rPr>
-        <w:t>Key Lines:</w:t>
-      </w:r>
-    </w:p>
-    <w:p>
-      <w:pPr>
-        <w:widowControl/>
-        <w:shd w:val="clear" w:color="auto" w:fill="23272E"/>
-        <w:spacing w:line="285" w:lineRule="atLeast"/>
-        <w:jc w:val="left"/>
-        <w:rPr>
-          <w:rFonts w:ascii="Consolas" w:eastAsia="宋体" w:hAnsi="Consolas" w:cs="宋体"/>
-          <w:color w:val="ABB2BF"/>
-          <w:kern w:val="0"/>
-          <w:sz w:val="21"/>
-          <w:szCs w:val="21"/>
-          <w14:ligatures w14:val="none"/>
-        </w:rPr>
-      </w:pPr>
-      <w:r>
-        <w:rPr>
-          <w:rFonts w:ascii="Consolas" w:eastAsia="宋体" w:hAnsi="Consolas" w:cs="宋体"/>
-          <w:color w:val="E5C07B"/>
-          <w:kern w:val="0"/>
-          <w:sz w:val="21"/>
-          <w:szCs w:val="21"/>
-          <w14:ligatures w14:val="none"/>
-        </w:rPr>
-        <w:t>-</w:t>
-      </w:r>
-      <w:r>
-        <w:rPr>
-          <w:rFonts w:ascii="Consolas" w:eastAsia="宋体" w:hAnsi="Consolas" w:cs="宋体"/>
-          <w:color w:val="ABB2BF"/>
-          <w:kern w:val="0"/>
-          <w:sz w:val="21"/>
-          <w:szCs w:val="21"/>
-          <w14:ligatures w14:val="none"/>
-        </w:rPr>
-        <w:t xml:space="preserve"> Relative F1 drop says the attack beat the k=5 baseline.</w:t>
-      </w:r>
-    </w:p>
-    <w:p>
-      <w:pPr>
-        <w:widowControl/>
-        <w:shd w:val="clear" w:color="auto" w:fill="23272E"/>
-        <w:spacing w:line="285" w:lineRule="atLeast"/>
-        <w:jc w:val="left"/>
-        <w:rPr>
-          <w:rFonts w:ascii="Consolas" w:eastAsia="宋体" w:hAnsi="Consolas" w:cs="宋体"/>
-          <w:color w:val="ABB2BF"/>
-          <w:kern w:val="0"/>
-          <w:sz w:val="21"/>
-          <w:szCs w:val="21"/>
-          <w14:ligatures w14:val="none"/>
-        </w:rPr>
-      </w:pPr>
-      <w:r>
-        <w:rPr>
-          <w:rFonts w:ascii="Consolas" w:eastAsia="宋体" w:hAnsi="Consolas" w:cs="宋体"/>
-          <w:color w:val="E5C07B"/>
-          <w:kern w:val="0"/>
-          <w:sz w:val="21"/>
-          <w:szCs w:val="21"/>
-          <w14:ligatures w14:val="none"/>
-        </w:rPr>
-        <w:t>-</w:t>
-      </w:r>
-      <w:r>
-        <w:rPr>
-          <w:rFonts w:ascii="Consolas" w:eastAsia="宋体" w:hAnsi="Consolas" w:cs="宋体"/>
-          <w:color w:val="ABB2BF"/>
-          <w:kern w:val="0"/>
-          <w:sz w:val="21"/>
-          <w:szCs w:val="21"/>
-          <w14:ligatures w14:val="none"/>
-        </w:rPr>
-        <w:t xml:space="preserve"> Retrain gap says how much extra error comes from approximation.</w:t>
-      </w:r>
-    </w:p>
-    <w:p>
-      <w:pPr>
-        <w:widowControl/>
-        <w:shd w:val="clear" w:color="auto" w:fill="23272E"/>
-        <w:spacing w:line="285" w:lineRule="atLeast"/>
-        <w:jc w:val="left"/>
-        <w:rPr>
-          <w:rFonts w:ascii="Consolas" w:eastAsia="宋体" w:hAnsi="Consolas" w:cs="宋体"/>
-          <w:color w:val="ABB2BF"/>
-          <w:kern w:val="0"/>
-          <w:sz w:val="21"/>
-          <w:szCs w:val="21"/>
-          <w14:ligatures w14:val="none"/>
-        </w:rPr>
-      </w:pPr>
-      <w:r>
-        <w:rPr>
-          <w:rFonts w:ascii="Consolas" w:eastAsia="宋体" w:hAnsi="Consolas" w:cs="宋体"/>
-          <w:color w:val="E5C07B"/>
-          <w:kern w:val="0"/>
-          <w:sz w:val="21"/>
-          <w:szCs w:val="21"/>
-          <w14:ligatures w14:val="none"/>
-        </w:rPr>
-        <w:t>-</w:t>
-      </w:r>
-      <w:r>
-        <w:rPr>
-          <w:rFonts w:ascii="Consolas" w:eastAsia="宋体" w:hAnsi="Consolas" w:cs="宋体"/>
-          <w:color w:val="ABB2BF"/>
-          <w:kern w:val="0"/>
-          <w:sz w:val="21"/>
-          <w:szCs w:val="21"/>
-          <w14:ligatures w14:val="none"/>
-        </w:rPr>
-        <w:t xml:space="preserve"> Collateral metrics show how strongly retained nodes are disturbed.</w:t>
-      </w:r>
-    </w:p>
-    <w:p>
-      <w:pPr>
-        <w:widowControl/>
-        <w:shd w:val="clear" w:color="auto" w:fill="23272E"/>
-        <w:spacing w:line="285" w:lineRule="atLeast"/>
-        <w:jc w:val="left"/>
-        <w:rPr>
-          <w:rFonts w:ascii="Consolas" w:eastAsia="宋体" w:hAnsi="Consolas" w:cs="宋体"/>
-          <w:color w:val="ABB2BF"/>
-          <w:kern w:val="0"/>
-          <w:sz w:val="21"/>
-          <w:szCs w:val="21"/>
-          <w14:ligatures w14:val="none"/>
-        </w:rPr>
-      </w:pPr>
-    </w:p>
-    <w:p>
-      <w:pPr>
-        <w:widowControl/>
-        <w:shd w:val="clear" w:color="auto" w:fill="23272E"/>
-        <w:spacing w:line="285" w:lineRule="atLeast"/>
-        <w:jc w:val="left"/>
-        <w:rPr>
-          <w:rFonts w:ascii="Consolas" w:eastAsia="宋体" w:hAnsi="Consolas" w:cs="宋体"/>
-          <w:color w:val="ABB2BF"/>
-          <w:kern w:val="0"/>
-          <w:sz w:val="21"/>
-          <w:szCs w:val="21"/>
-          <w14:ligatures w14:val="none"/>
-        </w:rPr>
-      </w:pPr>
-      <w:r>
-        <w:rPr>
-          <w:rFonts w:ascii="Consolas" w:eastAsia="宋体" w:hAnsi="Consolas" w:cs="宋体"/>
-          <w:color w:val="ABB2BF"/>
-          <w:kern w:val="0"/>
-          <w:sz w:val="21"/>
-          <w:szCs w:val="21"/>
-          <w14:ligatures w14:val="none"/>
-        </w:rPr>
-        <w:t>Speaker Notes:</w:t>
-      </w:r>
-    </w:p>
-    <w:p>
-      <w:pPr>
-        <w:widowControl/>
-        <w:shd w:val="clear" w:color="auto" w:fill="23272E"/>
-        <w:spacing w:line="285" w:lineRule="atLeast"/>
-        <w:jc w:val="left"/>
-        <w:rPr>
-          <w:rFonts w:ascii="Consolas" w:eastAsia="宋体" w:hAnsi="Consolas" w:cs="宋体"/>
-          <w:color w:val="ABB2BF"/>
-          <w:kern w:val="0"/>
-          <w:sz w:val="21"/>
-          <w:szCs w:val="21"/>
-          <w14:ligatures w14:val="none"/>
-        </w:rPr>
-      </w:pPr>
-      <w:r>
-        <w:rPr>
-          <w:rFonts w:ascii="Consolas" w:eastAsia="宋体" w:hAnsi="Consolas" w:cs="宋体"/>
-          <w:color w:val="ABB2BF"/>
-          <w:kern w:val="0"/>
-          <w:sz w:val="21"/>
-          <w:szCs w:val="21"/>
-          <w14:ligatures w14:val="none"/>
-        </w:rPr>
-        <w:t xml:space="preserve">This slide summarizes the attribution logic. Relative F1 drop tells us whether a structured attack beats the k equals 5 method baseline, but it does not by itself explain why. That is why the exact retrain control is essential. It tells us what should happen on the same deletion set if approximation error were absent. The gap between </w:t>
-      </w:r>
+        <w:t>## Continuous Full Script</w:t>
+      </w:r>
+    </w:p>
+    <w:p>
+      <w:pPr>
+        <w:widowControl/>
+        <w:shd w:val="clear" w:color="auto" w:fill="23272E"/>
+        <w:spacing w:line="285" w:lineRule="atLeast"/>
+        <w:jc w:val="left"/>
+        <w:rPr>
+          <w:rFonts w:ascii="Consolas" w:eastAsia="宋体" w:hAnsi="Consolas" w:cs="宋体"/>
+          <w:color w:val="ABB2BF"/>
+          <w:kern w:val="0"/>
+          <w:sz w:val="21"/>
+          <w:szCs w:val="21"/>
+          <w14:ligatures w14:val="none"/>
+        </w:rPr>
+      </w:pPr>
+    </w:p>
+    <w:p>
+      <w:pPr>
+        <w:widowControl/>
+        <w:shd w:val="clear" w:color="auto" w:fill="23272E"/>
+        <w:spacing w:line="285" w:lineRule="atLeast"/>
+        <w:jc w:val="left"/>
+        <w:rPr>
+          <w:rFonts w:ascii="Consolas" w:eastAsia="宋体" w:hAnsi="Consolas" w:cs="宋体"/>
+          <w:color w:val="ABB2BF"/>
+          <w:kern w:val="0"/>
+          <w:sz w:val="21"/>
+          <w:szCs w:val="21"/>
+          <w14:ligatures w14:val="none"/>
+        </w:rPr>
+      </w:pPr>
+      <w:r>
+        <w:rPr>
+          <w:rFonts w:ascii="Consolas" w:eastAsia="宋体" w:hAnsi="Consolas" w:cs="宋体"/>
+          <w:color w:val="ABB2BF"/>
+          <w:kern w:val="0"/>
+          <w:sz w:val="21"/>
+          <w:szCs w:val="21"/>
+          <w14:ligatures w14:val="none"/>
+        </w:rPr>
+        <w:t>Good afternoon. I am Liu Chengyu, and this presentation summarizes my EE5003 MSc project on adversarial deletion attacks against approximate graph unlearning. The motivating question behind this work is straightforward but important. If a system provides a deletion interface, can a malicious user exploit that interface by choosing nodes whose removal causes much more harm than a normal request should? In this project, I study that question across several graph unlearning families, build an evaluation workflow on top of OpenGU, and show that approximate unlearning methods do not inherit safety behavior equally.</w:t>
+      </w:r>
+    </w:p>
+    <w:p>
+      <w:pPr>
+        <w:widowControl/>
+        <w:shd w:val="clear" w:color="auto" w:fill="23272E"/>
+        <w:spacing w:line="285" w:lineRule="atLeast"/>
+        <w:jc w:val="left"/>
+        <w:rPr>
+          <w:rFonts w:ascii="Consolas" w:eastAsia="宋体" w:hAnsi="Consolas" w:cs="宋体"/>
+          <w:color w:val="ABB2BF"/>
+          <w:kern w:val="0"/>
+          <w:sz w:val="21"/>
+          <w:szCs w:val="21"/>
+          <w14:ligatures w14:val="none"/>
+        </w:rPr>
+      </w:pPr>
+    </w:p>
+    <w:p>
+      <w:pPr>
+        <w:widowControl/>
+        <w:shd w:val="clear" w:color="auto" w:fill="23272E"/>
+        <w:spacing w:line="285" w:lineRule="atLeast"/>
+        <w:jc w:val="left"/>
+        <w:rPr>
+          <w:rFonts w:ascii="Consolas" w:eastAsia="宋体" w:hAnsi="Consolas" w:cs="宋体"/>
+          <w:color w:val="ABB2BF"/>
+          <w:kern w:val="0"/>
+          <w:sz w:val="21"/>
+          <w:szCs w:val="21"/>
+          <w14:ligatures w14:val="none"/>
+        </w:rPr>
+      </w:pPr>
       <w:r>
         <w:rPr>
           <w:rFonts w:ascii="Consolas" w:eastAsia="宋体" w:hAnsi="Consolas" w:cs="宋体"/>
@@ -3513,525 +5804,137 @@
           <w14:ligatures w14:val="none"/>
         </w:rPr>
         <w:lastRenderedPageBreak/>
-        <w:t>approximate unlearning and exact retraining is the retrain gap, and that is the part we should attribute to the mechanism. I then use collateral metrics, such as prediction flips and mean prediction shift on retained nodes, to show how far the disturbance propagates beyond the requested deletions. So the three metrics answer three different questions: did the attack work, where did the error come from, and how far did it spread.</w:t>
-      </w:r>
-    </w:p>
-    <w:p>
-      <w:pPr>
-        <w:widowControl/>
-        <w:shd w:val="clear" w:color="auto" w:fill="23272E"/>
-        <w:spacing w:line="285" w:lineRule="atLeast"/>
-        <w:jc w:val="left"/>
-        <w:rPr>
-          <w:rFonts w:ascii="Consolas" w:eastAsia="宋体" w:hAnsi="Consolas" w:cs="宋体"/>
-          <w:color w:val="ABB2BF"/>
-          <w:kern w:val="0"/>
-          <w:sz w:val="21"/>
-          <w:szCs w:val="21"/>
-          <w14:ligatures w14:val="none"/>
-        </w:rPr>
-      </w:pPr>
-    </w:p>
-    <w:p>
-      <w:pPr>
-        <w:widowControl/>
-        <w:shd w:val="clear" w:color="auto" w:fill="23272E"/>
-        <w:spacing w:line="285" w:lineRule="atLeast"/>
-        <w:jc w:val="left"/>
-        <w:rPr>
-          <w:rFonts w:ascii="Consolas" w:eastAsia="宋体" w:hAnsi="Consolas" w:cs="宋体"/>
-          <w:color w:val="ABB2BF"/>
-          <w:kern w:val="0"/>
-          <w:sz w:val="21"/>
-          <w:szCs w:val="21"/>
-          <w14:ligatures w14:val="none"/>
-        </w:rPr>
-      </w:pPr>
-      <w:r>
-        <w:rPr>
-          <w:rFonts w:ascii="Consolas" w:eastAsia="宋体" w:hAnsi="Consolas" w:cs="宋体"/>
-          <w:color w:val="E06C75"/>
-          <w:kern w:val="0"/>
-          <w:sz w:val="21"/>
-          <w:szCs w:val="21"/>
-          <w14:ligatures w14:val="none"/>
-        </w:rPr>
-        <w:t>## Slide 10: GraphEraser And Shard Protection</w:t>
-      </w:r>
-    </w:p>
-    <w:p>
-      <w:pPr>
-        <w:widowControl/>
-        <w:shd w:val="clear" w:color="auto" w:fill="23272E"/>
-        <w:spacing w:line="285" w:lineRule="atLeast"/>
-        <w:jc w:val="left"/>
-        <w:rPr>
-          <w:rFonts w:ascii="Consolas" w:eastAsia="宋体" w:hAnsi="Consolas" w:cs="宋体"/>
-          <w:color w:val="ABB2BF"/>
-          <w:kern w:val="0"/>
-          <w:sz w:val="21"/>
-          <w:szCs w:val="21"/>
-          <w14:ligatures w14:val="none"/>
-        </w:rPr>
-      </w:pPr>
-    </w:p>
-    <w:p>
-      <w:pPr>
-        <w:widowControl/>
-        <w:shd w:val="clear" w:color="auto" w:fill="23272E"/>
-        <w:spacing w:line="285" w:lineRule="atLeast"/>
-        <w:jc w:val="left"/>
-        <w:rPr>
-          <w:rFonts w:ascii="Consolas" w:eastAsia="宋体" w:hAnsi="Consolas" w:cs="宋体"/>
-          <w:color w:val="ABB2BF"/>
-          <w:kern w:val="0"/>
-          <w:sz w:val="21"/>
-          <w:szCs w:val="21"/>
-          <w14:ligatures w14:val="none"/>
-        </w:rPr>
-      </w:pPr>
-      <w:r>
-        <w:rPr>
-          <w:rFonts w:ascii="Consolas" w:eastAsia="宋体" w:hAnsi="Consolas" w:cs="宋体"/>
-          <w:color w:val="ABB2BF"/>
-          <w:kern w:val="0"/>
-          <w:sz w:val="21"/>
-          <w:szCs w:val="21"/>
-          <w14:ligatures w14:val="none"/>
-        </w:rPr>
-        <w:t>Goal: Support the shard-protection reading with a concrete GraphEraser view.</w:t>
-      </w:r>
-    </w:p>
-    <w:p>
-      <w:pPr>
-        <w:widowControl/>
-        <w:shd w:val="clear" w:color="auto" w:fill="23272E"/>
-        <w:spacing w:line="285" w:lineRule="atLeast"/>
-        <w:jc w:val="left"/>
-        <w:rPr>
-          <w:rFonts w:ascii="Consolas" w:eastAsia="宋体" w:hAnsi="Consolas" w:cs="宋体"/>
-          <w:color w:val="ABB2BF"/>
-          <w:kern w:val="0"/>
-          <w:sz w:val="21"/>
-          <w:szCs w:val="21"/>
-          <w14:ligatures w14:val="none"/>
-        </w:rPr>
-      </w:pPr>
-    </w:p>
-    <w:p>
-      <w:pPr>
-        <w:widowControl/>
-        <w:shd w:val="clear" w:color="auto" w:fill="23272E"/>
-        <w:spacing w:line="285" w:lineRule="atLeast"/>
-        <w:jc w:val="left"/>
-        <w:rPr>
-          <w:rFonts w:ascii="Consolas" w:eastAsia="宋体" w:hAnsi="Consolas" w:cs="宋体"/>
-          <w:color w:val="ABB2BF"/>
-          <w:kern w:val="0"/>
-          <w:sz w:val="21"/>
-          <w:szCs w:val="21"/>
-          <w14:ligatures w14:val="none"/>
-        </w:rPr>
-      </w:pPr>
-      <w:r>
-        <w:rPr>
-          <w:rFonts w:ascii="Consolas" w:eastAsia="宋体" w:hAnsi="Consolas" w:cs="宋体"/>
-          <w:color w:val="ABB2BF"/>
-          <w:kern w:val="0"/>
-          <w:sz w:val="21"/>
-          <w:szCs w:val="21"/>
-          <w14:ligatures w14:val="none"/>
-        </w:rPr>
-        <w:t>Estimated Time: 1:00</w:t>
-      </w:r>
-    </w:p>
-    <w:p>
-      <w:pPr>
-        <w:widowControl/>
-        <w:shd w:val="clear" w:color="auto" w:fill="23272E"/>
-        <w:spacing w:line="285" w:lineRule="atLeast"/>
-        <w:jc w:val="left"/>
-        <w:rPr>
-          <w:rFonts w:ascii="Consolas" w:eastAsia="宋体" w:hAnsi="Consolas" w:cs="宋体"/>
-          <w:color w:val="ABB2BF"/>
-          <w:kern w:val="0"/>
-          <w:sz w:val="21"/>
-          <w:szCs w:val="21"/>
-          <w14:ligatures w14:val="none"/>
-        </w:rPr>
-      </w:pPr>
-    </w:p>
-    <w:p>
-      <w:pPr>
-        <w:widowControl/>
-        <w:shd w:val="clear" w:color="auto" w:fill="23272E"/>
-        <w:spacing w:line="285" w:lineRule="atLeast"/>
-        <w:jc w:val="left"/>
-        <w:rPr>
-          <w:rFonts w:ascii="Consolas" w:eastAsia="宋体" w:hAnsi="Consolas" w:cs="宋体"/>
-          <w:color w:val="ABB2BF"/>
-          <w:kern w:val="0"/>
-          <w:sz w:val="21"/>
-          <w:szCs w:val="21"/>
-          <w14:ligatures w14:val="none"/>
-        </w:rPr>
-      </w:pPr>
-      <w:r>
-        <w:rPr>
-          <w:rFonts w:ascii="Consolas" w:eastAsia="宋体" w:hAnsi="Consolas" w:cs="宋体"/>
-          <w:color w:val="ABB2BF"/>
-          <w:kern w:val="0"/>
-          <w:sz w:val="21"/>
-          <w:szCs w:val="21"/>
-          <w14:ligatures w14:val="none"/>
-        </w:rPr>
-        <w:t>Key Lines:</w:t>
-      </w:r>
-    </w:p>
-    <w:p>
-      <w:pPr>
-        <w:widowControl/>
-        <w:shd w:val="clear" w:color="auto" w:fill="23272E"/>
-        <w:spacing w:line="285" w:lineRule="atLeast"/>
-        <w:jc w:val="left"/>
-        <w:rPr>
-          <w:rFonts w:ascii="Consolas" w:eastAsia="宋体" w:hAnsi="Consolas" w:cs="宋体"/>
-          <w:color w:val="ABB2BF"/>
-          <w:kern w:val="0"/>
-          <w:sz w:val="21"/>
-          <w:szCs w:val="21"/>
-          <w14:ligatures w14:val="none"/>
-        </w:rPr>
-      </w:pPr>
-      <w:r>
-        <w:rPr>
-          <w:rFonts w:ascii="Consolas" w:eastAsia="宋体" w:hAnsi="Consolas" w:cs="宋体"/>
-          <w:color w:val="E5C07B"/>
-          <w:kern w:val="0"/>
-          <w:sz w:val="21"/>
-          <w:szCs w:val="21"/>
-          <w14:ligatures w14:val="none"/>
-        </w:rPr>
-        <w:t>-</w:t>
-      </w:r>
-      <w:r>
-        <w:rPr>
-          <w:rFonts w:ascii="Consolas" w:eastAsia="宋体" w:hAnsi="Consolas" w:cs="宋体"/>
-          <w:color w:val="ABB2BF"/>
-          <w:kern w:val="0"/>
-          <w:sz w:val="21"/>
-          <w:szCs w:val="21"/>
-          <w14:ligatures w14:val="none"/>
-        </w:rPr>
-        <w:t xml:space="preserve"> The observed GraphEraser score distribution shifts upward after unlearning.</w:t>
-      </w:r>
-    </w:p>
-    <w:p>
-      <w:pPr>
-        <w:widowControl/>
-        <w:shd w:val="clear" w:color="auto" w:fill="23272E"/>
-        <w:spacing w:line="285" w:lineRule="atLeast"/>
-        <w:jc w:val="left"/>
-        <w:rPr>
-          <w:rFonts w:ascii="Consolas" w:eastAsia="宋体" w:hAnsi="Consolas" w:cs="宋体"/>
-          <w:color w:val="ABB2BF"/>
-          <w:kern w:val="0"/>
-          <w:sz w:val="21"/>
-          <w:szCs w:val="21"/>
-          <w14:ligatures w14:val="none"/>
-        </w:rPr>
-      </w:pPr>
-      <w:r>
-        <w:rPr>
-          <w:rFonts w:ascii="Consolas" w:eastAsia="宋体" w:hAnsi="Consolas" w:cs="宋体"/>
-          <w:color w:val="E5C07B"/>
-          <w:kern w:val="0"/>
-          <w:sz w:val="21"/>
-          <w:szCs w:val="21"/>
-          <w14:ligatures w14:val="none"/>
-        </w:rPr>
-        <w:t>-</w:t>
-      </w:r>
-      <w:r>
-        <w:rPr>
-          <w:rFonts w:ascii="Consolas" w:eastAsia="宋体" w:hAnsi="Consolas" w:cs="宋体"/>
-          <w:color w:val="ABB2BF"/>
-          <w:kern w:val="0"/>
-          <w:sz w:val="21"/>
-          <w:szCs w:val="21"/>
-          <w14:ligatures w14:val="none"/>
-        </w:rPr>
-        <w:t xml:space="preserve"> That is why raw utility drop alone is not the right cross-family metric here.</w:t>
-      </w:r>
-    </w:p>
-    <w:p>
-      <w:pPr>
-        <w:widowControl/>
-        <w:shd w:val="clear" w:color="auto" w:fill="23272E"/>
-        <w:spacing w:line="285" w:lineRule="atLeast"/>
-        <w:jc w:val="left"/>
-        <w:rPr>
-          <w:rFonts w:ascii="Consolas" w:eastAsia="宋体" w:hAnsi="Consolas" w:cs="宋体"/>
-          <w:color w:val="ABB2BF"/>
-          <w:kern w:val="0"/>
-          <w:sz w:val="21"/>
-          <w:szCs w:val="21"/>
-          <w14:ligatures w14:val="none"/>
-        </w:rPr>
-      </w:pPr>
-      <w:r>
-        <w:rPr>
-          <w:rFonts w:ascii="Consolas" w:eastAsia="宋体" w:hAnsi="Consolas" w:cs="宋体"/>
-          <w:color w:val="E5C07B"/>
-          <w:kern w:val="0"/>
-          <w:sz w:val="21"/>
-          <w:szCs w:val="21"/>
-          <w14:ligatures w14:val="none"/>
-        </w:rPr>
-        <w:t>-</w:t>
-      </w:r>
-      <w:r>
-        <w:rPr>
-          <w:rFonts w:ascii="Consolas" w:eastAsia="宋体" w:hAnsi="Consolas" w:cs="宋体"/>
-          <w:color w:val="ABB2BF"/>
-          <w:kern w:val="0"/>
-          <w:sz w:val="21"/>
-          <w:szCs w:val="21"/>
-          <w14:ligatures w14:val="none"/>
-        </w:rPr>
-        <w:t xml:space="preserve"> This is setting-specific evidence for a shard protection effect, not universal robustness.</w:t>
-      </w:r>
-    </w:p>
-    <w:p>
-      <w:pPr>
-        <w:widowControl/>
-        <w:shd w:val="clear" w:color="auto" w:fill="23272E"/>
-        <w:spacing w:line="285" w:lineRule="atLeast"/>
-        <w:jc w:val="left"/>
-        <w:rPr>
-          <w:rFonts w:ascii="Consolas" w:eastAsia="宋体" w:hAnsi="Consolas" w:cs="宋体"/>
-          <w:color w:val="ABB2BF"/>
-          <w:kern w:val="0"/>
-          <w:sz w:val="21"/>
-          <w:szCs w:val="21"/>
-          <w14:ligatures w14:val="none"/>
-        </w:rPr>
-      </w:pPr>
-    </w:p>
-    <w:p>
-      <w:pPr>
-        <w:widowControl/>
-        <w:shd w:val="clear" w:color="auto" w:fill="23272E"/>
-        <w:spacing w:line="285" w:lineRule="atLeast"/>
-        <w:jc w:val="left"/>
-        <w:rPr>
-          <w:rFonts w:ascii="Consolas" w:eastAsia="宋体" w:hAnsi="Consolas" w:cs="宋体"/>
-          <w:color w:val="ABB2BF"/>
-          <w:kern w:val="0"/>
-          <w:sz w:val="21"/>
-          <w:szCs w:val="21"/>
-          <w14:ligatures w14:val="none"/>
-        </w:rPr>
-      </w:pPr>
-      <w:r>
-        <w:rPr>
-          <w:rFonts w:ascii="Consolas" w:eastAsia="宋体" w:hAnsi="Consolas" w:cs="宋体"/>
-          <w:color w:val="ABB2BF"/>
-          <w:kern w:val="0"/>
-          <w:sz w:val="21"/>
-          <w:szCs w:val="21"/>
-          <w14:ligatures w14:val="none"/>
-        </w:rPr>
-        <w:t>Speaker Notes:</w:t>
-      </w:r>
-    </w:p>
-    <w:p>
-      <w:pPr>
-        <w:widowControl/>
-        <w:shd w:val="clear" w:color="auto" w:fill="23272E"/>
-        <w:spacing w:line="285" w:lineRule="atLeast"/>
-        <w:jc w:val="left"/>
-        <w:rPr>
-          <w:rFonts w:ascii="Consolas" w:eastAsia="宋体" w:hAnsi="Consolas" w:cs="宋体"/>
-          <w:color w:val="ABB2BF"/>
-          <w:kern w:val="0"/>
-          <w:sz w:val="21"/>
-          <w:szCs w:val="21"/>
-          <w14:ligatures w14:val="none"/>
-        </w:rPr>
-      </w:pPr>
-      <w:r>
-        <w:rPr>
-          <w:rFonts w:ascii="Consolas" w:eastAsia="宋体" w:hAnsi="Consolas" w:cs="宋体"/>
-          <w:color w:val="ABB2BF"/>
-          <w:kern w:val="0"/>
-          <w:sz w:val="21"/>
-          <w:szCs w:val="21"/>
-          <w14:ligatures w14:val="none"/>
-        </w:rPr>
-        <w:t>GraphEraser behaves differently enough that it deserves its own evidence slide. Here I show the observed score shift for GraphEraser on Cora with a GCN backbone. The after-unlearning distribution moves upward across the tested attack strategies, which is why I said earlier that raw utility drop alone can be misleading for shard-based methods. A plausible explanation is that removing bridge or hub nodes changes the partition structure in a way that makes shard-local classification easier and reduces cross-shard interference. This is still a narrow claim. I am not saying GraphEraser is universally robust. I am saying that under the tested settings, the evidence is more consistent with a shard protection effect than with the collapse pattern seen in GNNDelete.</w:t>
-      </w:r>
-    </w:p>
-    <w:p>
-      <w:pPr>
-        <w:widowControl/>
-        <w:shd w:val="clear" w:color="auto" w:fill="23272E"/>
-        <w:spacing w:line="285" w:lineRule="atLeast"/>
-        <w:jc w:val="left"/>
-        <w:rPr>
-          <w:rFonts w:ascii="Consolas" w:eastAsia="宋体" w:hAnsi="Consolas" w:cs="宋体"/>
-          <w:color w:val="ABB2BF"/>
-          <w:kern w:val="0"/>
-          <w:sz w:val="21"/>
-          <w:szCs w:val="21"/>
-          <w14:ligatures w14:val="none"/>
-        </w:rPr>
-      </w:pPr>
-    </w:p>
-    <w:p>
-      <w:pPr>
-        <w:widowControl/>
-        <w:shd w:val="clear" w:color="auto" w:fill="23272E"/>
-        <w:spacing w:line="285" w:lineRule="atLeast"/>
-        <w:jc w:val="left"/>
-        <w:rPr>
-          <w:rFonts w:ascii="Consolas" w:eastAsia="宋体" w:hAnsi="Consolas" w:cs="宋体"/>
-          <w:color w:val="ABB2BF"/>
-          <w:kern w:val="0"/>
-          <w:sz w:val="21"/>
-          <w:szCs w:val="21"/>
-          <w14:ligatures w14:val="none"/>
-        </w:rPr>
-      </w:pPr>
-      <w:r>
-        <w:rPr>
-          <w:rFonts w:ascii="Consolas" w:eastAsia="宋体" w:hAnsi="Consolas" w:cs="宋体"/>
-          <w:color w:val="E06C75"/>
-          <w:kern w:val="0"/>
-          <w:sz w:val="21"/>
-          <w:szCs w:val="21"/>
-          <w14:ligatures w14:val="none"/>
-        </w:rPr>
-        <w:t>## Slide 11: Attack Strength And Practicality</w:t>
-      </w:r>
-    </w:p>
-    <w:p>
-      <w:pPr>
-        <w:widowControl/>
-        <w:shd w:val="clear" w:color="auto" w:fill="23272E"/>
-        <w:spacing w:line="285" w:lineRule="atLeast"/>
-        <w:jc w:val="left"/>
-        <w:rPr>
-          <w:rFonts w:ascii="Consolas" w:eastAsia="宋体" w:hAnsi="Consolas" w:cs="宋体"/>
-          <w:color w:val="ABB2BF"/>
-          <w:kern w:val="0"/>
-          <w:sz w:val="21"/>
-          <w:szCs w:val="21"/>
-          <w14:ligatures w14:val="none"/>
-        </w:rPr>
-      </w:pPr>
-    </w:p>
-    <w:p>
-      <w:pPr>
-        <w:widowControl/>
-        <w:shd w:val="clear" w:color="auto" w:fill="23272E"/>
-        <w:spacing w:line="285" w:lineRule="atLeast"/>
-        <w:jc w:val="left"/>
-        <w:rPr>
-          <w:rFonts w:ascii="Consolas" w:eastAsia="宋体" w:hAnsi="Consolas" w:cs="宋体"/>
-          <w:color w:val="ABB2BF"/>
-          <w:kern w:val="0"/>
-          <w:sz w:val="21"/>
-          <w:szCs w:val="21"/>
-          <w14:ligatures w14:val="none"/>
-        </w:rPr>
-      </w:pPr>
-      <w:r>
-        <w:rPr>
-          <w:rFonts w:ascii="Consolas" w:eastAsia="宋体" w:hAnsi="Consolas" w:cs="宋体"/>
-          <w:color w:val="ABB2BF"/>
-          <w:kern w:val="0"/>
-          <w:sz w:val="21"/>
-          <w:szCs w:val="21"/>
-          <w14:ligatures w14:val="none"/>
-        </w:rPr>
-        <w:t>Goal: Show that structured attacks beat random deletion and are practical to run.</w:t>
-      </w:r>
-    </w:p>
-    <w:p>
-      <w:pPr>
-        <w:widowControl/>
-        <w:shd w:val="clear" w:color="auto" w:fill="23272E"/>
-        <w:spacing w:line="285" w:lineRule="atLeast"/>
-        <w:jc w:val="left"/>
-        <w:rPr>
-          <w:rFonts w:ascii="Consolas" w:eastAsia="宋体" w:hAnsi="Consolas" w:cs="宋体"/>
-          <w:color w:val="ABB2BF"/>
-          <w:kern w:val="0"/>
-          <w:sz w:val="21"/>
-          <w:szCs w:val="21"/>
-          <w14:ligatures w14:val="none"/>
-        </w:rPr>
-      </w:pPr>
-    </w:p>
-    <w:p>
-      <w:pPr>
-        <w:widowControl/>
-        <w:shd w:val="clear" w:color="auto" w:fill="23272E"/>
-        <w:spacing w:line="285" w:lineRule="atLeast"/>
-        <w:jc w:val="left"/>
-        <w:rPr>
-          <w:rFonts w:ascii="Consolas" w:eastAsia="宋体" w:hAnsi="Consolas" w:cs="宋体"/>
-          <w:color w:val="ABB2BF"/>
-          <w:kern w:val="0"/>
-          <w:sz w:val="21"/>
-          <w:szCs w:val="21"/>
-          <w14:ligatures w14:val="none"/>
-        </w:rPr>
-      </w:pPr>
-      <w:r>
-        <w:rPr>
-          <w:rFonts w:ascii="Consolas" w:eastAsia="宋体" w:hAnsi="Consolas" w:cs="宋体"/>
-          <w:color w:val="ABB2BF"/>
-          <w:kern w:val="0"/>
-          <w:sz w:val="21"/>
-          <w:szCs w:val="21"/>
-          <w14:ligatures w14:val="none"/>
-        </w:rPr>
-        <w:t>Estimated Time: 1:40</w:t>
-      </w:r>
-    </w:p>
-    <w:p>
-      <w:pPr>
-        <w:widowControl/>
-        <w:shd w:val="clear" w:color="auto" w:fill="23272E"/>
-        <w:spacing w:line="285" w:lineRule="atLeast"/>
-        <w:jc w:val="left"/>
-        <w:rPr>
-          <w:rFonts w:ascii="Consolas" w:eastAsia="宋体" w:hAnsi="Consolas" w:cs="宋体"/>
-          <w:color w:val="ABB2BF"/>
-          <w:kern w:val="0"/>
-          <w:sz w:val="21"/>
-          <w:szCs w:val="21"/>
-          <w14:ligatures w14:val="none"/>
-        </w:rPr>
-      </w:pPr>
-    </w:p>
-    <w:p>
-      <w:pPr>
-        <w:widowControl/>
-        <w:shd w:val="clear" w:color="auto" w:fill="23272E"/>
-        <w:spacing w:line="285" w:lineRule="atLeast"/>
-        <w:jc w:val="left"/>
-        <w:rPr>
-          <w:rFonts w:ascii="Consolas" w:eastAsia="宋体" w:hAnsi="Consolas" w:cs="宋体"/>
-          <w:color w:val="ABB2BF"/>
-          <w:kern w:val="0"/>
-          <w:sz w:val="21"/>
-          <w:szCs w:val="21"/>
-          <w14:ligatures w14:val="none"/>
-        </w:rPr>
-      </w:pPr>
+        <w:t>To begin, graph unlearning matters because graph neural networks are increasingly used in settings where deletion requests are realistic. Examples include citation networks, recommendation systems, and social graphs. In these settings, removing data is not an unusual edge case; it is a plausible operational requirement driven by privacy, user control, and compliance. However, exact retraining after every request is often too expensive. That is why approximate unlearning methods are attractive. The problem is that approximation is also where risk enters. Once deletion is only approximated, the deletion interface itself can become an attack surface.</w:t>
+      </w:r>
+    </w:p>
+    <w:p>
+      <w:pPr>
+        <w:widowControl/>
+        <w:shd w:val="clear" w:color="auto" w:fill="23272E"/>
+        <w:spacing w:line="285" w:lineRule="atLeast"/>
+        <w:jc w:val="left"/>
+        <w:rPr>
+          <w:rFonts w:ascii="Consolas" w:eastAsia="宋体" w:hAnsi="Consolas" w:cs="宋体"/>
+          <w:color w:val="ABB2BF"/>
+          <w:kern w:val="0"/>
+          <w:sz w:val="21"/>
+          <w:szCs w:val="21"/>
+          <w14:ligatures w14:val="none"/>
+        </w:rPr>
+      </w:pPr>
+    </w:p>
+    <w:p>
+      <w:pPr>
+        <w:widowControl/>
+        <w:shd w:val="clear" w:color="auto" w:fill="23272E"/>
+        <w:spacing w:line="285" w:lineRule="atLeast"/>
+        <w:jc w:val="left"/>
+        <w:rPr>
+          <w:rFonts w:ascii="Consolas" w:eastAsia="宋体" w:hAnsi="Consolas" w:cs="宋体"/>
+          <w:color w:val="ABB2BF"/>
+          <w:kern w:val="0"/>
+          <w:sz w:val="21"/>
+          <w:szCs w:val="21"/>
+          <w14:ligatures w14:val="none"/>
+        </w:rPr>
+      </w:pPr>
+      <w:r>
+        <w:rPr>
+          <w:rFonts w:ascii="Consolas" w:eastAsia="宋体" w:hAnsi="Consolas" w:cs="宋体"/>
+          <w:color w:val="ABB2BF"/>
+          <w:kern w:val="0"/>
+          <w:sz w:val="21"/>
+          <w:szCs w:val="21"/>
+          <w14:ligatures w14:val="none"/>
+        </w:rPr>
+        <w:t>That leads to the main research question of the project: can malicious deletion requests amplify approximation error and degrade retained-model utility beyond what ordinary deletion would cause at the same budget? I organized the work around four objectives. First, build an attack pipeline that supports multiple node-selection strategies. Second, compare vulnerability across method families rather than presenting only a single-method case study. Third, introduce attribution metrics that separate true deletion impact from approximation-induced spillover. And fourth, evaluate whether adversarial node selection is efficient enough to be practically relevant rather than only a theoretical concern.</w:t>
+      </w:r>
+    </w:p>
+    <w:p>
+      <w:pPr>
+        <w:widowControl/>
+        <w:shd w:val="clear" w:color="auto" w:fill="23272E"/>
+        <w:spacing w:line="285" w:lineRule="atLeast"/>
+        <w:jc w:val="left"/>
+        <w:rPr>
+          <w:rFonts w:ascii="Consolas" w:eastAsia="宋体" w:hAnsi="Consolas" w:cs="宋体"/>
+          <w:color w:val="ABB2BF"/>
+          <w:kern w:val="0"/>
+          <w:sz w:val="21"/>
+          <w:szCs w:val="21"/>
+          <w14:ligatures w14:val="none"/>
+        </w:rPr>
+      </w:pPr>
+    </w:p>
+    <w:p>
+      <w:pPr>
+        <w:widowControl/>
+        <w:shd w:val="clear" w:color="auto" w:fill="23272E"/>
+        <w:spacing w:line="285" w:lineRule="atLeast"/>
+        <w:jc w:val="left"/>
+        <w:rPr>
+          <w:rFonts w:ascii="Consolas" w:eastAsia="宋体" w:hAnsi="Consolas" w:cs="宋体"/>
+          <w:color w:val="ABB2BF"/>
+          <w:kern w:val="0"/>
+          <w:sz w:val="21"/>
+          <w:szCs w:val="21"/>
+          <w14:ligatures w14:val="none"/>
+        </w:rPr>
+      </w:pPr>
+      <w:r>
+        <w:rPr>
+          <w:rFonts w:ascii="Consolas" w:eastAsia="宋体" w:hAnsi="Consolas" w:cs="宋体"/>
+          <w:color w:val="ABB2BF"/>
+          <w:kern w:val="0"/>
+          <w:sz w:val="21"/>
+          <w:szCs w:val="21"/>
+          <w14:ligatures w14:val="none"/>
+        </w:rPr>
+        <w:t>The evaluation covers several unlearning families. Learning-based unlearning is represented by GNNDelete. Influence-function-based unlearning is represented by GIF. The broader benchmark also includes IDEA, MEGU, and the shard-based GraphEraser. The threat model is deliberately practical and limited. The attacker can choose which nodes to delete through the normal deletion interface, but cannot poison labels, modify hidden hyperparameters, or change training code. So this is not a training-time attack. The attack succeeds if carefully chosen deletions produce more post-unlearning degradation than random deletion at the same ratio, especially when collateral effects also appear on retained nodes.</w:t>
+      </w:r>
+    </w:p>
+    <w:p>
+      <w:pPr>
+        <w:widowControl/>
+        <w:shd w:val="clear" w:color="auto" w:fill="23272E"/>
+        <w:spacing w:line="285" w:lineRule="atLeast"/>
+        <w:jc w:val="left"/>
+        <w:rPr>
+          <w:rFonts w:ascii="Consolas" w:eastAsia="宋体" w:hAnsi="Consolas" w:cs="宋体"/>
+          <w:color w:val="ABB2BF"/>
+          <w:kern w:val="0"/>
+          <w:sz w:val="21"/>
+          <w:szCs w:val="21"/>
+          <w14:ligatures w14:val="none"/>
+        </w:rPr>
+      </w:pPr>
+    </w:p>
+    <w:p>
+      <w:pPr>
+        <w:widowControl/>
+        <w:shd w:val="clear" w:color="auto" w:fill="23272E"/>
+        <w:spacing w:line="285" w:lineRule="atLeast"/>
+        <w:jc w:val="left"/>
+        <w:rPr>
+          <w:rFonts w:ascii="Consolas" w:eastAsia="宋体" w:hAnsi="Consolas" w:cs="宋体"/>
+          <w:color w:val="ABB2BF"/>
+          <w:kern w:val="0"/>
+          <w:sz w:val="21"/>
+          <w:szCs w:val="21"/>
+          <w14:ligatures w14:val="none"/>
+        </w:rPr>
+      </w:pPr>
+      <w:r>
+        <w:rPr>
+          <w:rFonts w:ascii="Consolas" w:eastAsia="宋体" w:hAnsi="Consolas" w:cs="宋体"/>
+          <w:color w:val="ABB2BF"/>
+          <w:kern w:val="0"/>
+          <w:sz w:val="21"/>
+          <w:szCs w:val="21"/>
+          <w14:ligatures w14:val="none"/>
+        </w:rPr>
+        <w:t xml:space="preserve">The experimental workflow has four clear steps. First, select deletion targets, either randomly or with a structured strategy such as TracIn, IM, or Hybrid. Second, apply the graph unlearning method to that deletion set. Third, run an exact retrain control on the same deletion set. This exact retrain baseline is essential because it tells us what the post-deletion model should ideally look like if approximation error were not present. Finally, compare the main outputs: relative F1 drop, retrain gap, collateral changes, and efficiency. The completed matrix is fairly broad for a course project: five methods, two citation-graph </w:t>
+      </w:r>
       <w:r>
         <w:rPr>
           <w:rFonts w:ascii="Consolas" w:eastAsia="宋体" w:hAnsi="Consolas" w:cs="宋体"/>
@@ -4042,1345 +5945,308 @@
           <w14:ligatures w14:val="none"/>
         </w:rPr>
         <w:lastRenderedPageBreak/>
-        <w:t>Key Lines:</w:t>
-      </w:r>
-    </w:p>
-    <w:p>
-      <w:pPr>
-        <w:widowControl/>
-        <w:shd w:val="clear" w:color="auto" w:fill="23272E"/>
-        <w:spacing w:line="285" w:lineRule="atLeast"/>
-        <w:jc w:val="left"/>
-        <w:rPr>
-          <w:rFonts w:ascii="Consolas" w:eastAsia="宋体" w:hAnsi="Consolas" w:cs="宋体"/>
-          <w:color w:val="ABB2BF"/>
-          <w:kern w:val="0"/>
-          <w:sz w:val="21"/>
-          <w:szCs w:val="21"/>
-          <w14:ligatures w14:val="none"/>
-        </w:rPr>
-      </w:pPr>
-      <w:r>
-        <w:rPr>
-          <w:rFonts w:ascii="Consolas" w:eastAsia="宋体" w:hAnsi="Consolas" w:cs="宋体"/>
-          <w:color w:val="E5C07B"/>
-          <w:kern w:val="0"/>
-          <w:sz w:val="21"/>
-          <w:szCs w:val="21"/>
-          <w14:ligatures w14:val="none"/>
-        </w:rPr>
-        <w:t>-</w:t>
-      </w:r>
-      <w:r>
-        <w:rPr>
-          <w:rFonts w:ascii="Consolas" w:eastAsia="宋体" w:hAnsi="Consolas" w:cs="宋体"/>
-          <w:color w:val="ABB2BF"/>
-          <w:kern w:val="0"/>
-          <w:sz w:val="21"/>
-          <w:szCs w:val="21"/>
-          <w14:ligatures w14:val="none"/>
-        </w:rPr>
-        <w:t xml:space="preserve"> Relative F1 drop is already defined, so this page focuses on strategy comparison and runtime.</w:t>
-      </w:r>
-    </w:p>
-    <w:p>
-      <w:pPr>
-        <w:widowControl/>
-        <w:shd w:val="clear" w:color="auto" w:fill="23272E"/>
-        <w:spacing w:line="285" w:lineRule="atLeast"/>
-        <w:jc w:val="left"/>
-        <w:rPr>
-          <w:rFonts w:ascii="Consolas" w:eastAsia="宋体" w:hAnsi="Consolas" w:cs="宋体"/>
-          <w:color w:val="ABB2BF"/>
-          <w:kern w:val="0"/>
-          <w:sz w:val="21"/>
-          <w:szCs w:val="21"/>
-          <w14:ligatures w14:val="none"/>
-        </w:rPr>
-      </w:pPr>
-      <w:r>
-        <w:rPr>
-          <w:rFonts w:ascii="Consolas" w:eastAsia="宋体" w:hAnsi="Consolas" w:cs="宋体"/>
-          <w:color w:val="E5C07B"/>
-          <w:kern w:val="0"/>
-          <w:sz w:val="21"/>
-          <w:szCs w:val="21"/>
-          <w14:ligatures w14:val="none"/>
-        </w:rPr>
-        <w:t>-</w:t>
-      </w:r>
-      <w:r>
-        <w:rPr>
-          <w:rFonts w:ascii="Consolas" w:eastAsia="宋体" w:hAnsi="Consolas" w:cs="宋体"/>
-          <w:color w:val="ABB2BF"/>
-          <w:kern w:val="0"/>
-          <w:sz w:val="21"/>
-          <w:szCs w:val="21"/>
-          <w14:ligatures w14:val="none"/>
-        </w:rPr>
-        <w:t xml:space="preserve"> The largest advantage appears on GNNDelete.</w:t>
-      </w:r>
-    </w:p>
-    <w:p>
-      <w:pPr>
-        <w:widowControl/>
-        <w:shd w:val="clear" w:color="auto" w:fill="23272E"/>
-        <w:spacing w:line="285" w:lineRule="atLeast"/>
-        <w:jc w:val="left"/>
-        <w:rPr>
-          <w:rFonts w:ascii="Consolas" w:eastAsia="宋体" w:hAnsi="Consolas" w:cs="宋体"/>
-          <w:color w:val="ABB2BF"/>
-          <w:kern w:val="0"/>
-          <w:sz w:val="21"/>
-          <w:szCs w:val="21"/>
-          <w14:ligatures w14:val="none"/>
-        </w:rPr>
-      </w:pPr>
-      <w:r>
-        <w:rPr>
-          <w:rFonts w:ascii="Consolas" w:eastAsia="宋体" w:hAnsi="Consolas" w:cs="宋体"/>
-          <w:color w:val="E5C07B"/>
-          <w:kern w:val="0"/>
-          <w:sz w:val="21"/>
-          <w:szCs w:val="21"/>
-          <w14:ligatures w14:val="none"/>
-        </w:rPr>
-        <w:t>-</w:t>
-      </w:r>
-      <w:r>
-        <w:rPr>
-          <w:rFonts w:ascii="Consolas" w:eastAsia="宋体" w:hAnsi="Consolas" w:cs="宋体"/>
-          <w:color w:val="ABB2BF"/>
-          <w:kern w:val="0"/>
-          <w:sz w:val="21"/>
-          <w:szCs w:val="21"/>
-          <w14:ligatures w14:val="none"/>
-        </w:rPr>
-        <w:t xml:space="preserve"> IM-v4 cuts selection time to 18.9 seconds with only 1.3% spread loss.</w:t>
-      </w:r>
-    </w:p>
-    <w:p>
-      <w:pPr>
-        <w:widowControl/>
-        <w:shd w:val="clear" w:color="auto" w:fill="23272E"/>
-        <w:spacing w:line="285" w:lineRule="atLeast"/>
-        <w:jc w:val="left"/>
-        <w:rPr>
-          <w:rFonts w:ascii="Consolas" w:eastAsia="宋体" w:hAnsi="Consolas" w:cs="宋体"/>
-          <w:color w:val="ABB2BF"/>
-          <w:kern w:val="0"/>
-          <w:sz w:val="21"/>
-          <w:szCs w:val="21"/>
-          <w14:ligatures w14:val="none"/>
-        </w:rPr>
-      </w:pPr>
-    </w:p>
-    <w:p>
-      <w:pPr>
-        <w:widowControl/>
-        <w:shd w:val="clear" w:color="auto" w:fill="23272E"/>
-        <w:spacing w:line="285" w:lineRule="atLeast"/>
-        <w:jc w:val="left"/>
-        <w:rPr>
-          <w:rFonts w:ascii="Consolas" w:eastAsia="宋体" w:hAnsi="Consolas" w:cs="宋体"/>
-          <w:color w:val="ABB2BF"/>
-          <w:kern w:val="0"/>
-          <w:sz w:val="21"/>
-          <w:szCs w:val="21"/>
-          <w14:ligatures w14:val="none"/>
-        </w:rPr>
-      </w:pPr>
-      <w:r>
-        <w:rPr>
-          <w:rFonts w:ascii="Consolas" w:eastAsia="宋体" w:hAnsi="Consolas" w:cs="宋体"/>
-          <w:color w:val="ABB2BF"/>
-          <w:kern w:val="0"/>
-          <w:sz w:val="21"/>
-          <w:szCs w:val="21"/>
-          <w14:ligatures w14:val="none"/>
-        </w:rPr>
-        <w:t>Speaker Notes:</w:t>
-      </w:r>
-    </w:p>
-    <w:p>
-      <w:pPr>
-        <w:widowControl/>
-        <w:shd w:val="clear" w:color="auto" w:fill="23272E"/>
-        <w:spacing w:line="285" w:lineRule="atLeast"/>
-        <w:jc w:val="left"/>
-        <w:rPr>
-          <w:rFonts w:ascii="Consolas" w:eastAsia="宋体" w:hAnsi="Consolas" w:cs="宋体"/>
-          <w:color w:val="ABB2BF"/>
-          <w:kern w:val="0"/>
-          <w:sz w:val="21"/>
-          <w:szCs w:val="21"/>
-          <w14:ligatures w14:val="none"/>
-        </w:rPr>
-      </w:pPr>
-      <w:r>
-        <w:rPr>
-          <w:rFonts w:ascii="Consolas" w:eastAsia="宋体" w:hAnsi="Consolas" w:cs="宋体"/>
-          <w:color w:val="ABB2BF"/>
-          <w:kern w:val="0"/>
-          <w:sz w:val="21"/>
-          <w:szCs w:val="21"/>
-          <w14:ligatures w14:val="none"/>
-        </w:rPr>
-        <w:t>Beyond the family comparison, I also wanted to know whether structured attacks are practical. Figure 3 now serves as a strategy-comparison page after the metric has already been defined. Again, the largest attack-over-random advantage appears on GNNDelete, while the other families remain more moderate. On the efficiency side, the key optimization is IM-v4. Compared with the baseline CELF-style selection, IM-v4 reduces selection time from 653 seconds to 18.9 seconds while losing only 1.3 percent in spread. That means adversarial node selection is not only possible in principle, but operationally feasible.</w:t>
-      </w:r>
-    </w:p>
-    <w:p>
-      <w:pPr>
-        <w:widowControl/>
-        <w:shd w:val="clear" w:color="auto" w:fill="23272E"/>
-        <w:spacing w:line="285" w:lineRule="atLeast"/>
-        <w:jc w:val="left"/>
-        <w:rPr>
-          <w:rFonts w:ascii="Consolas" w:eastAsia="宋体" w:hAnsi="Consolas" w:cs="宋体"/>
-          <w:color w:val="ABB2BF"/>
-          <w:kern w:val="0"/>
-          <w:sz w:val="21"/>
-          <w:szCs w:val="21"/>
-          <w14:ligatures w14:val="none"/>
-        </w:rPr>
-      </w:pPr>
-    </w:p>
-    <w:p>
-      <w:pPr>
-        <w:widowControl/>
-        <w:shd w:val="clear" w:color="auto" w:fill="23272E"/>
-        <w:spacing w:line="285" w:lineRule="atLeast"/>
-        <w:jc w:val="left"/>
-        <w:rPr>
-          <w:rFonts w:ascii="Consolas" w:eastAsia="宋体" w:hAnsi="Consolas" w:cs="宋体"/>
-          <w:color w:val="ABB2BF"/>
-          <w:kern w:val="0"/>
-          <w:sz w:val="21"/>
-          <w:szCs w:val="21"/>
-          <w14:ligatures w14:val="none"/>
-        </w:rPr>
-      </w:pPr>
-      <w:r>
-        <w:rPr>
-          <w:rFonts w:ascii="Consolas" w:eastAsia="宋体" w:hAnsi="Consolas" w:cs="宋体"/>
-          <w:color w:val="E06C75"/>
-          <w:kern w:val="0"/>
-          <w:sz w:val="21"/>
-          <w:szCs w:val="21"/>
-          <w14:ligatures w14:val="none"/>
-        </w:rPr>
-        <w:t>## Slide 12: Limitations And Future Work</w:t>
-      </w:r>
-    </w:p>
-    <w:p>
-      <w:pPr>
-        <w:widowControl/>
-        <w:shd w:val="clear" w:color="auto" w:fill="23272E"/>
-        <w:spacing w:line="285" w:lineRule="atLeast"/>
-        <w:jc w:val="left"/>
-        <w:rPr>
-          <w:rFonts w:ascii="Consolas" w:eastAsia="宋体" w:hAnsi="Consolas" w:cs="宋体"/>
-          <w:color w:val="ABB2BF"/>
-          <w:kern w:val="0"/>
-          <w:sz w:val="21"/>
-          <w:szCs w:val="21"/>
-          <w14:ligatures w14:val="none"/>
-        </w:rPr>
-      </w:pPr>
-    </w:p>
-    <w:p>
-      <w:pPr>
-        <w:widowControl/>
-        <w:shd w:val="clear" w:color="auto" w:fill="23272E"/>
-        <w:spacing w:line="285" w:lineRule="atLeast"/>
-        <w:jc w:val="left"/>
-        <w:rPr>
-          <w:rFonts w:ascii="Consolas" w:eastAsia="宋体" w:hAnsi="Consolas" w:cs="宋体"/>
-          <w:color w:val="ABB2BF"/>
-          <w:kern w:val="0"/>
-          <w:sz w:val="21"/>
-          <w:szCs w:val="21"/>
-          <w14:ligatures w14:val="none"/>
-        </w:rPr>
-      </w:pPr>
-      <w:r>
-        <w:rPr>
-          <w:rFonts w:ascii="Consolas" w:eastAsia="宋体" w:hAnsi="Consolas" w:cs="宋体"/>
-          <w:color w:val="ABB2BF"/>
-          <w:kern w:val="0"/>
-          <w:sz w:val="21"/>
-          <w:szCs w:val="21"/>
-          <w14:ligatures w14:val="none"/>
-        </w:rPr>
-        <w:t>Goal: Close the project honestly without making the deck sound unfinished.</w:t>
-      </w:r>
-    </w:p>
-    <w:p>
-      <w:pPr>
-        <w:widowControl/>
-        <w:shd w:val="clear" w:color="auto" w:fill="23272E"/>
-        <w:spacing w:line="285" w:lineRule="atLeast"/>
-        <w:jc w:val="left"/>
-        <w:rPr>
-          <w:rFonts w:ascii="Consolas" w:eastAsia="宋体" w:hAnsi="Consolas" w:cs="宋体"/>
-          <w:color w:val="ABB2BF"/>
-          <w:kern w:val="0"/>
-          <w:sz w:val="21"/>
-          <w:szCs w:val="21"/>
-          <w14:ligatures w14:val="none"/>
-        </w:rPr>
-      </w:pPr>
-    </w:p>
-    <w:p>
-      <w:pPr>
-        <w:widowControl/>
-        <w:shd w:val="clear" w:color="auto" w:fill="23272E"/>
-        <w:spacing w:line="285" w:lineRule="atLeast"/>
-        <w:jc w:val="left"/>
-        <w:rPr>
-          <w:rFonts w:ascii="Consolas" w:eastAsia="宋体" w:hAnsi="Consolas" w:cs="宋体"/>
-          <w:color w:val="ABB2BF"/>
-          <w:kern w:val="0"/>
-          <w:sz w:val="21"/>
-          <w:szCs w:val="21"/>
-          <w14:ligatures w14:val="none"/>
-        </w:rPr>
-      </w:pPr>
-      <w:r>
-        <w:rPr>
-          <w:rFonts w:ascii="Consolas" w:eastAsia="宋体" w:hAnsi="Consolas" w:cs="宋体"/>
-          <w:color w:val="ABB2BF"/>
-          <w:kern w:val="0"/>
-          <w:sz w:val="21"/>
-          <w:szCs w:val="21"/>
-          <w14:ligatures w14:val="none"/>
-        </w:rPr>
-        <w:t>Estimated Time: 1:00</w:t>
-      </w:r>
-    </w:p>
-    <w:p>
-      <w:pPr>
-        <w:widowControl/>
-        <w:shd w:val="clear" w:color="auto" w:fill="23272E"/>
-        <w:spacing w:line="285" w:lineRule="atLeast"/>
-        <w:jc w:val="left"/>
-        <w:rPr>
-          <w:rFonts w:ascii="Consolas" w:eastAsia="宋体" w:hAnsi="Consolas" w:cs="宋体"/>
-          <w:color w:val="ABB2BF"/>
-          <w:kern w:val="0"/>
-          <w:sz w:val="21"/>
-          <w:szCs w:val="21"/>
-          <w14:ligatures w14:val="none"/>
-        </w:rPr>
-      </w:pPr>
-    </w:p>
-    <w:p>
-      <w:pPr>
-        <w:widowControl/>
-        <w:shd w:val="clear" w:color="auto" w:fill="23272E"/>
-        <w:spacing w:line="285" w:lineRule="atLeast"/>
-        <w:jc w:val="left"/>
-        <w:rPr>
-          <w:rFonts w:ascii="Consolas" w:eastAsia="宋体" w:hAnsi="Consolas" w:cs="宋体"/>
-          <w:color w:val="ABB2BF"/>
-          <w:kern w:val="0"/>
-          <w:sz w:val="21"/>
-          <w:szCs w:val="21"/>
-          <w14:ligatures w14:val="none"/>
-        </w:rPr>
-      </w:pPr>
-      <w:r>
-        <w:rPr>
-          <w:rFonts w:ascii="Consolas" w:eastAsia="宋体" w:hAnsi="Consolas" w:cs="宋体"/>
-          <w:color w:val="ABB2BF"/>
-          <w:kern w:val="0"/>
-          <w:sz w:val="21"/>
-          <w:szCs w:val="21"/>
-          <w14:ligatures w14:val="none"/>
-        </w:rPr>
-        <w:t>Key Lines:</w:t>
-      </w:r>
-    </w:p>
-    <w:p>
-      <w:pPr>
-        <w:widowControl/>
-        <w:shd w:val="clear" w:color="auto" w:fill="23272E"/>
-        <w:spacing w:line="285" w:lineRule="atLeast"/>
-        <w:jc w:val="left"/>
-        <w:rPr>
-          <w:rFonts w:ascii="Consolas" w:eastAsia="宋体" w:hAnsi="Consolas" w:cs="宋体"/>
-          <w:color w:val="ABB2BF"/>
-          <w:kern w:val="0"/>
-          <w:sz w:val="21"/>
-          <w:szCs w:val="21"/>
-          <w14:ligatures w14:val="none"/>
-        </w:rPr>
-      </w:pPr>
-      <w:r>
-        <w:rPr>
-          <w:rFonts w:ascii="Consolas" w:eastAsia="宋体" w:hAnsi="Consolas" w:cs="宋体"/>
-          <w:color w:val="E5C07B"/>
-          <w:kern w:val="0"/>
-          <w:sz w:val="21"/>
-          <w:szCs w:val="21"/>
-          <w14:ligatures w14:val="none"/>
-        </w:rPr>
-        <w:t>-</w:t>
-      </w:r>
-      <w:r>
-        <w:rPr>
-          <w:rFonts w:ascii="Consolas" w:eastAsia="宋体" w:hAnsi="Consolas" w:cs="宋体"/>
-          <w:color w:val="ABB2BF"/>
-          <w:kern w:val="0"/>
-          <w:sz w:val="21"/>
-          <w:szCs w:val="21"/>
-          <w14:ligatures w14:val="none"/>
-        </w:rPr>
-        <w:t xml:space="preserve"> This is a completed MSc project with clearly bounded claims.</w:t>
-      </w:r>
-    </w:p>
-    <w:p>
-      <w:pPr>
-        <w:widowControl/>
-        <w:shd w:val="clear" w:color="auto" w:fill="23272E"/>
-        <w:spacing w:line="285" w:lineRule="atLeast"/>
-        <w:jc w:val="left"/>
-        <w:rPr>
-          <w:rFonts w:ascii="Consolas" w:eastAsia="宋体" w:hAnsi="Consolas" w:cs="宋体"/>
-          <w:color w:val="ABB2BF"/>
-          <w:kern w:val="0"/>
-          <w:sz w:val="21"/>
-          <w:szCs w:val="21"/>
-          <w14:ligatures w14:val="none"/>
-        </w:rPr>
-      </w:pPr>
-      <w:r>
-        <w:rPr>
-          <w:rFonts w:ascii="Consolas" w:eastAsia="宋体" w:hAnsi="Consolas" w:cs="宋体"/>
-          <w:color w:val="E5C07B"/>
-          <w:kern w:val="0"/>
-          <w:sz w:val="21"/>
-          <w:szCs w:val="21"/>
-          <w14:ligatures w14:val="none"/>
-        </w:rPr>
-        <w:t>-</w:t>
-      </w:r>
-      <w:r>
-        <w:rPr>
-          <w:rFonts w:ascii="Consolas" w:eastAsia="宋体" w:hAnsi="Consolas" w:cs="宋体"/>
-          <w:color w:val="ABB2BF"/>
-          <w:kern w:val="0"/>
-          <w:sz w:val="21"/>
-          <w:szCs w:val="21"/>
-          <w14:ligatures w14:val="none"/>
-        </w:rPr>
-        <w:t xml:space="preserve"> The main limits are benchmark scope and the lack of deeper GNNDelete mechanism analysis.</w:t>
-      </w:r>
-    </w:p>
-    <w:p>
-      <w:pPr>
-        <w:widowControl/>
-        <w:shd w:val="clear" w:color="auto" w:fill="23272E"/>
-        <w:spacing w:line="285" w:lineRule="atLeast"/>
-        <w:jc w:val="left"/>
-        <w:rPr>
-          <w:rFonts w:ascii="Consolas" w:eastAsia="宋体" w:hAnsi="Consolas" w:cs="宋体"/>
-          <w:color w:val="ABB2BF"/>
-          <w:kern w:val="0"/>
-          <w:sz w:val="21"/>
-          <w:szCs w:val="21"/>
-          <w14:ligatures w14:val="none"/>
-        </w:rPr>
-      </w:pPr>
-      <w:r>
-        <w:rPr>
-          <w:rFonts w:ascii="Consolas" w:eastAsia="宋体" w:hAnsi="Consolas" w:cs="宋体"/>
-          <w:color w:val="E5C07B"/>
-          <w:kern w:val="0"/>
-          <w:sz w:val="21"/>
-          <w:szCs w:val="21"/>
-          <w14:ligatures w14:val="none"/>
-        </w:rPr>
-        <w:t>-</w:t>
-      </w:r>
-      <w:r>
-        <w:rPr>
-          <w:rFonts w:ascii="Consolas" w:eastAsia="宋体" w:hAnsi="Consolas" w:cs="宋体"/>
-          <w:color w:val="ABB2BF"/>
-          <w:kern w:val="0"/>
-          <w:sz w:val="21"/>
-          <w:szCs w:val="21"/>
-          <w14:ligatures w14:val="none"/>
-        </w:rPr>
-        <w:t xml:space="preserve"> The most credible future work is larger-benchmark validation plus targeted GNNDelete ablations.</w:t>
-      </w:r>
-    </w:p>
-    <w:p>
-      <w:pPr>
-        <w:widowControl/>
-        <w:shd w:val="clear" w:color="auto" w:fill="23272E"/>
-        <w:spacing w:line="285" w:lineRule="atLeast"/>
-        <w:jc w:val="left"/>
-        <w:rPr>
-          <w:rFonts w:ascii="Consolas" w:eastAsia="宋体" w:hAnsi="Consolas" w:cs="宋体"/>
-          <w:color w:val="ABB2BF"/>
-          <w:kern w:val="0"/>
-          <w:sz w:val="21"/>
-          <w:szCs w:val="21"/>
-          <w14:ligatures w14:val="none"/>
-        </w:rPr>
-      </w:pPr>
-    </w:p>
-    <w:p>
-      <w:pPr>
-        <w:widowControl/>
-        <w:shd w:val="clear" w:color="auto" w:fill="23272E"/>
-        <w:spacing w:line="285" w:lineRule="atLeast"/>
-        <w:jc w:val="left"/>
-        <w:rPr>
-          <w:rFonts w:ascii="Consolas" w:eastAsia="宋体" w:hAnsi="Consolas" w:cs="宋体"/>
-          <w:color w:val="ABB2BF"/>
-          <w:kern w:val="0"/>
-          <w:sz w:val="21"/>
-          <w:szCs w:val="21"/>
-          <w14:ligatures w14:val="none"/>
-        </w:rPr>
-      </w:pPr>
-      <w:r>
-        <w:rPr>
-          <w:rFonts w:ascii="Consolas" w:eastAsia="宋体" w:hAnsi="Consolas" w:cs="宋体"/>
-          <w:color w:val="ABB2BF"/>
-          <w:kern w:val="0"/>
-          <w:sz w:val="21"/>
-          <w:szCs w:val="21"/>
-          <w14:ligatures w14:val="none"/>
-        </w:rPr>
-        <w:t>Speaker Notes:</w:t>
-      </w:r>
-    </w:p>
-    <w:p>
-      <w:pPr>
-        <w:widowControl/>
-        <w:shd w:val="clear" w:color="auto" w:fill="23272E"/>
-        <w:spacing w:line="285" w:lineRule="atLeast"/>
-        <w:jc w:val="left"/>
-        <w:rPr>
-          <w:rFonts w:ascii="Consolas" w:eastAsia="宋体" w:hAnsi="Consolas" w:cs="宋体"/>
-          <w:color w:val="ABB2BF"/>
-          <w:kern w:val="0"/>
-          <w:sz w:val="21"/>
-          <w:szCs w:val="21"/>
-          <w14:ligatures w14:val="none"/>
-        </w:rPr>
-      </w:pPr>
-      <w:r>
-        <w:rPr>
-          <w:rFonts w:ascii="Consolas" w:eastAsia="宋体" w:hAnsi="Consolas" w:cs="宋体"/>
-          <w:color w:val="ABB2BF"/>
-          <w:kern w:val="0"/>
-          <w:sz w:val="21"/>
-          <w:szCs w:val="21"/>
-          <w14:ligatures w14:val="none"/>
-        </w:rPr>
-        <w:t>This project has clear limitations, and I want to state them directly. The evidence is strong within the tested citation benchmarks and backbones, but it should not be treated as universal across all graph domains. The second limit is explanatory depth: GNNDelete is clearly fragile in these experiments, but the mechanism-level reason still needs more targeted ablation. At the same time, this is a completed MSc project, not a midstream progress report. The most credible future work is to validate the same pattern on larger graph benchmarks such as PubMed and to run more targeted ablations that explain when and why GNNDelete fails.</w:t>
-      </w:r>
-    </w:p>
-    <w:p>
-      <w:pPr>
-        <w:widowControl/>
-        <w:shd w:val="clear" w:color="auto" w:fill="23272E"/>
-        <w:spacing w:line="285" w:lineRule="atLeast"/>
-        <w:jc w:val="left"/>
-        <w:rPr>
-          <w:rFonts w:ascii="Consolas" w:eastAsia="宋体" w:hAnsi="Consolas" w:cs="宋体"/>
-          <w:color w:val="ABB2BF"/>
-          <w:kern w:val="0"/>
-          <w:sz w:val="21"/>
-          <w:szCs w:val="21"/>
-          <w14:ligatures w14:val="none"/>
-        </w:rPr>
-      </w:pPr>
-    </w:p>
-    <w:p>
-      <w:pPr>
-        <w:widowControl/>
-        <w:shd w:val="clear" w:color="auto" w:fill="23272E"/>
-        <w:spacing w:line="285" w:lineRule="atLeast"/>
-        <w:jc w:val="left"/>
-        <w:rPr>
-          <w:rFonts w:ascii="Consolas" w:eastAsia="宋体" w:hAnsi="Consolas" w:cs="宋体"/>
-          <w:color w:val="ABB2BF"/>
-          <w:kern w:val="0"/>
-          <w:sz w:val="21"/>
-          <w:szCs w:val="21"/>
-          <w14:ligatures w14:val="none"/>
-        </w:rPr>
-      </w:pPr>
-      <w:r>
-        <w:rPr>
-          <w:rFonts w:ascii="Consolas" w:eastAsia="宋体" w:hAnsi="Consolas" w:cs="宋体"/>
-          <w:color w:val="E06C75"/>
-          <w:kern w:val="0"/>
-          <w:sz w:val="21"/>
-          <w:szCs w:val="21"/>
-          <w14:ligatures w14:val="none"/>
-        </w:rPr>
-        <w:t>## Slide 13: Takeaways</w:t>
-      </w:r>
-    </w:p>
-    <w:p>
-      <w:pPr>
-        <w:widowControl/>
-        <w:shd w:val="clear" w:color="auto" w:fill="23272E"/>
-        <w:spacing w:line="285" w:lineRule="atLeast"/>
-        <w:jc w:val="left"/>
-        <w:rPr>
-          <w:rFonts w:ascii="Consolas" w:eastAsia="宋体" w:hAnsi="Consolas" w:cs="宋体"/>
-          <w:color w:val="ABB2BF"/>
-          <w:kern w:val="0"/>
-          <w:sz w:val="21"/>
-          <w:szCs w:val="21"/>
-          <w14:ligatures w14:val="none"/>
-        </w:rPr>
-      </w:pPr>
-    </w:p>
-    <w:p>
-      <w:pPr>
-        <w:widowControl/>
-        <w:shd w:val="clear" w:color="auto" w:fill="23272E"/>
-        <w:spacing w:line="285" w:lineRule="atLeast"/>
-        <w:jc w:val="left"/>
-        <w:rPr>
-          <w:rFonts w:ascii="Consolas" w:eastAsia="宋体" w:hAnsi="Consolas" w:cs="宋体"/>
-          <w:color w:val="ABB2BF"/>
-          <w:kern w:val="0"/>
-          <w:sz w:val="21"/>
-          <w:szCs w:val="21"/>
-          <w14:ligatures w14:val="none"/>
-        </w:rPr>
-      </w:pPr>
-      <w:r>
-        <w:rPr>
-          <w:rFonts w:ascii="Consolas" w:eastAsia="宋体" w:hAnsi="Consolas" w:cs="宋体"/>
-          <w:color w:val="ABB2BF"/>
-          <w:kern w:val="0"/>
-          <w:sz w:val="21"/>
-          <w:szCs w:val="21"/>
-          <w14:ligatures w14:val="none"/>
-        </w:rPr>
-        <w:t>Goal: Close the main story in three memorable points.</w:t>
-      </w:r>
-    </w:p>
-    <w:p>
-      <w:pPr>
-        <w:widowControl/>
-        <w:shd w:val="clear" w:color="auto" w:fill="23272E"/>
-        <w:spacing w:line="285" w:lineRule="atLeast"/>
-        <w:jc w:val="left"/>
-        <w:rPr>
-          <w:rFonts w:ascii="Consolas" w:eastAsia="宋体" w:hAnsi="Consolas" w:cs="宋体"/>
-          <w:color w:val="ABB2BF"/>
-          <w:kern w:val="0"/>
-          <w:sz w:val="21"/>
-          <w:szCs w:val="21"/>
-          <w14:ligatures w14:val="none"/>
-        </w:rPr>
-      </w:pPr>
-    </w:p>
-    <w:p>
-      <w:pPr>
-        <w:widowControl/>
-        <w:shd w:val="clear" w:color="auto" w:fill="23272E"/>
-        <w:spacing w:line="285" w:lineRule="atLeast"/>
-        <w:jc w:val="left"/>
-        <w:rPr>
-          <w:rFonts w:ascii="Consolas" w:eastAsia="宋体" w:hAnsi="Consolas" w:cs="宋体"/>
-          <w:color w:val="ABB2BF"/>
-          <w:kern w:val="0"/>
-          <w:sz w:val="21"/>
-          <w:szCs w:val="21"/>
-          <w14:ligatures w14:val="none"/>
-        </w:rPr>
-      </w:pPr>
-      <w:r>
-        <w:rPr>
-          <w:rFonts w:ascii="Consolas" w:eastAsia="宋体" w:hAnsi="Consolas" w:cs="宋体"/>
-          <w:color w:val="ABB2BF"/>
-          <w:kern w:val="0"/>
-          <w:sz w:val="21"/>
-          <w:szCs w:val="21"/>
-          <w14:ligatures w14:val="none"/>
-        </w:rPr>
-        <w:t>Estimated Time: 0:45</w:t>
-      </w:r>
-    </w:p>
-    <w:p>
-      <w:pPr>
-        <w:widowControl/>
-        <w:shd w:val="clear" w:color="auto" w:fill="23272E"/>
-        <w:spacing w:line="285" w:lineRule="atLeast"/>
-        <w:jc w:val="left"/>
-        <w:rPr>
-          <w:rFonts w:ascii="Consolas" w:eastAsia="宋体" w:hAnsi="Consolas" w:cs="宋体"/>
-          <w:color w:val="ABB2BF"/>
-          <w:kern w:val="0"/>
-          <w:sz w:val="21"/>
-          <w:szCs w:val="21"/>
-          <w14:ligatures w14:val="none"/>
-        </w:rPr>
-      </w:pPr>
-    </w:p>
-    <w:p>
-      <w:pPr>
-        <w:widowControl/>
-        <w:shd w:val="clear" w:color="auto" w:fill="23272E"/>
-        <w:spacing w:line="285" w:lineRule="atLeast"/>
-        <w:jc w:val="left"/>
-        <w:rPr>
-          <w:rFonts w:ascii="Consolas" w:eastAsia="宋体" w:hAnsi="Consolas" w:cs="宋体"/>
-          <w:color w:val="ABB2BF"/>
-          <w:kern w:val="0"/>
-          <w:sz w:val="21"/>
-          <w:szCs w:val="21"/>
-          <w14:ligatures w14:val="none"/>
-        </w:rPr>
-      </w:pPr>
-      <w:r>
-        <w:rPr>
-          <w:rFonts w:ascii="Consolas" w:eastAsia="宋体" w:hAnsi="Consolas" w:cs="宋体"/>
-          <w:color w:val="ABB2BF"/>
-          <w:kern w:val="0"/>
-          <w:sz w:val="21"/>
-          <w:szCs w:val="21"/>
-          <w14:ligatures w14:val="none"/>
-        </w:rPr>
-        <w:t>Key Lines:</w:t>
-      </w:r>
-    </w:p>
-    <w:p>
-      <w:pPr>
-        <w:widowControl/>
-        <w:shd w:val="clear" w:color="auto" w:fill="23272E"/>
-        <w:spacing w:line="285" w:lineRule="atLeast"/>
-        <w:jc w:val="left"/>
-        <w:rPr>
-          <w:rFonts w:ascii="Consolas" w:eastAsia="宋体" w:hAnsi="Consolas" w:cs="宋体"/>
-          <w:color w:val="ABB2BF"/>
-          <w:kern w:val="0"/>
-          <w:sz w:val="21"/>
-          <w:szCs w:val="21"/>
-          <w14:ligatures w14:val="none"/>
-        </w:rPr>
-      </w:pPr>
-      <w:r>
-        <w:rPr>
-          <w:rFonts w:ascii="Consolas" w:eastAsia="宋体" w:hAnsi="Consolas" w:cs="宋体"/>
-          <w:color w:val="E5C07B"/>
-          <w:kern w:val="0"/>
-          <w:sz w:val="21"/>
-          <w:szCs w:val="21"/>
-          <w14:ligatures w14:val="none"/>
-        </w:rPr>
-        <w:t>-</w:t>
-      </w:r>
-      <w:r>
-        <w:rPr>
-          <w:rFonts w:ascii="Consolas" w:eastAsia="宋体" w:hAnsi="Consolas" w:cs="宋体"/>
-          <w:color w:val="ABB2BF"/>
-          <w:kern w:val="0"/>
-          <w:sz w:val="21"/>
-          <w:szCs w:val="21"/>
-          <w14:ligatures w14:val="none"/>
-        </w:rPr>
-        <w:t xml:space="preserve"> Approximate graph unlearning can and should be stress-tested through adversarial deletion requests.</w:t>
-      </w:r>
-    </w:p>
-    <w:p>
-      <w:pPr>
-        <w:widowControl/>
-        <w:shd w:val="clear" w:color="auto" w:fill="23272E"/>
-        <w:spacing w:line="285" w:lineRule="atLeast"/>
-        <w:jc w:val="left"/>
-        <w:rPr>
-          <w:rFonts w:ascii="Consolas" w:eastAsia="宋体" w:hAnsi="Consolas" w:cs="宋体"/>
-          <w:color w:val="ABB2BF"/>
-          <w:kern w:val="0"/>
-          <w:sz w:val="21"/>
-          <w:szCs w:val="21"/>
-          <w14:ligatures w14:val="none"/>
-        </w:rPr>
-      </w:pPr>
-      <w:r>
-        <w:rPr>
-          <w:rFonts w:ascii="Consolas" w:eastAsia="宋体" w:hAnsi="Consolas" w:cs="宋体"/>
-          <w:color w:val="E5C07B"/>
-          <w:kern w:val="0"/>
-          <w:sz w:val="21"/>
-          <w:szCs w:val="21"/>
-          <w14:ligatures w14:val="none"/>
-        </w:rPr>
-        <w:t>-</w:t>
-      </w:r>
-      <w:r>
-        <w:rPr>
-          <w:rFonts w:ascii="Consolas" w:eastAsia="宋体" w:hAnsi="Consolas" w:cs="宋体"/>
-          <w:color w:val="ABB2BF"/>
-          <w:kern w:val="0"/>
-          <w:sz w:val="21"/>
-          <w:szCs w:val="21"/>
-          <w14:ligatures w14:val="none"/>
-        </w:rPr>
-        <w:t xml:space="preserve"> Robustness differs substantially across method families.</w:t>
-      </w:r>
-    </w:p>
-    <w:p>
-      <w:pPr>
-        <w:widowControl/>
-        <w:shd w:val="clear" w:color="auto" w:fill="23272E"/>
-        <w:spacing w:line="285" w:lineRule="atLeast"/>
-        <w:jc w:val="left"/>
-        <w:rPr>
-          <w:rFonts w:ascii="Consolas" w:eastAsia="宋体" w:hAnsi="Consolas" w:cs="宋体"/>
-          <w:color w:val="ABB2BF"/>
-          <w:kern w:val="0"/>
-          <w:sz w:val="21"/>
-          <w:szCs w:val="21"/>
-          <w14:ligatures w14:val="none"/>
-        </w:rPr>
-      </w:pPr>
-      <w:r>
-        <w:rPr>
-          <w:rFonts w:ascii="Consolas" w:eastAsia="宋体" w:hAnsi="Consolas" w:cs="宋体"/>
-          <w:color w:val="E5C07B"/>
-          <w:kern w:val="0"/>
-          <w:sz w:val="21"/>
-          <w:szCs w:val="21"/>
-          <w14:ligatures w14:val="none"/>
-        </w:rPr>
-        <w:t>-</w:t>
-      </w:r>
-      <w:r>
-        <w:rPr>
-          <w:rFonts w:ascii="Consolas" w:eastAsia="宋体" w:hAnsi="Consolas" w:cs="宋体"/>
-          <w:color w:val="ABB2BF"/>
-          <w:kern w:val="0"/>
-          <w:sz w:val="21"/>
-          <w:szCs w:val="21"/>
-          <w14:ligatures w14:val="none"/>
-        </w:rPr>
-        <w:t xml:space="preserve"> The project contributes both findings and a reusable workflow.</w:t>
-      </w:r>
-    </w:p>
-    <w:p>
-      <w:pPr>
-        <w:widowControl/>
-        <w:shd w:val="clear" w:color="auto" w:fill="23272E"/>
-        <w:spacing w:line="285" w:lineRule="atLeast"/>
-        <w:jc w:val="left"/>
-        <w:rPr>
-          <w:rFonts w:ascii="Consolas" w:eastAsia="宋体" w:hAnsi="Consolas" w:cs="宋体"/>
-          <w:color w:val="ABB2BF"/>
-          <w:kern w:val="0"/>
-          <w:sz w:val="21"/>
-          <w:szCs w:val="21"/>
-          <w14:ligatures w14:val="none"/>
-        </w:rPr>
-      </w:pPr>
-    </w:p>
-    <w:p>
-      <w:pPr>
-        <w:widowControl/>
-        <w:shd w:val="clear" w:color="auto" w:fill="23272E"/>
-        <w:spacing w:line="285" w:lineRule="atLeast"/>
-        <w:jc w:val="left"/>
-        <w:rPr>
-          <w:rFonts w:ascii="Consolas" w:eastAsia="宋体" w:hAnsi="Consolas" w:cs="宋体"/>
-          <w:color w:val="ABB2BF"/>
-          <w:kern w:val="0"/>
-          <w:sz w:val="21"/>
-          <w:szCs w:val="21"/>
-          <w14:ligatures w14:val="none"/>
-        </w:rPr>
-      </w:pPr>
-      <w:r>
-        <w:rPr>
-          <w:rFonts w:ascii="Consolas" w:eastAsia="宋体" w:hAnsi="Consolas" w:cs="宋体"/>
-          <w:color w:val="ABB2BF"/>
-          <w:kern w:val="0"/>
-          <w:sz w:val="21"/>
-          <w:szCs w:val="21"/>
-          <w14:ligatures w14:val="none"/>
-        </w:rPr>
-        <w:t>Speaker Notes:</w:t>
-      </w:r>
-    </w:p>
-    <w:p>
-      <w:pPr>
-        <w:widowControl/>
-        <w:shd w:val="clear" w:color="auto" w:fill="23272E"/>
-        <w:spacing w:line="285" w:lineRule="atLeast"/>
-        <w:jc w:val="left"/>
-        <w:rPr>
-          <w:rFonts w:ascii="Consolas" w:eastAsia="宋体" w:hAnsi="Consolas" w:cs="宋体"/>
-          <w:color w:val="ABB2BF"/>
-          <w:kern w:val="0"/>
-          <w:sz w:val="21"/>
-          <w:szCs w:val="21"/>
-          <w14:ligatures w14:val="none"/>
-        </w:rPr>
-      </w:pPr>
-      <w:r>
-        <w:rPr>
-          <w:rFonts w:ascii="Consolas" w:eastAsia="宋体" w:hAnsi="Consolas" w:cs="宋体"/>
-          <w:color w:val="ABB2BF"/>
-          <w:kern w:val="0"/>
-          <w:sz w:val="21"/>
-          <w:szCs w:val="21"/>
-          <w14:ligatures w14:val="none"/>
-        </w:rPr>
-        <w:t>To conclude, this project shows that approximate graph unlearning can and should be stress-tested through adversarial deletion requests. The main result is a clear family-level vulnerability spectrum defined through relative F1 drop: GNNDelete is the most fragile case in the tested settings, GIF is comparatively stable, and GraphEraser exhibits a shard protection effect rather than collapse. Just as importantly, the project leaves behind a practical OpenGU-based audit workflow that can support future work from a completed course submission. Thank you, and I welcome your questions.</w:t>
-      </w:r>
-    </w:p>
-    <w:p>
-      <w:pPr>
-        <w:widowControl/>
-        <w:shd w:val="clear" w:color="auto" w:fill="23272E"/>
-        <w:spacing w:line="285" w:lineRule="atLeast"/>
-        <w:jc w:val="left"/>
-        <w:rPr>
-          <w:rFonts w:ascii="Consolas" w:eastAsia="宋体" w:hAnsi="Consolas" w:cs="宋体"/>
-          <w:color w:val="ABB2BF"/>
-          <w:kern w:val="0"/>
-          <w:sz w:val="21"/>
-          <w:szCs w:val="21"/>
-          <w14:ligatures w14:val="none"/>
-        </w:rPr>
-      </w:pPr>
-    </w:p>
-    <w:p>
-      <w:pPr>
-        <w:widowControl/>
-        <w:shd w:val="clear" w:color="auto" w:fill="23272E"/>
-        <w:spacing w:line="285" w:lineRule="atLeast"/>
-        <w:jc w:val="left"/>
-        <w:rPr>
-          <w:rFonts w:ascii="Consolas" w:eastAsia="宋体" w:hAnsi="Consolas" w:cs="宋体"/>
-          <w:color w:val="ABB2BF"/>
-          <w:kern w:val="0"/>
-          <w:sz w:val="21"/>
-          <w:szCs w:val="21"/>
-          <w14:ligatures w14:val="none"/>
-        </w:rPr>
-      </w:pPr>
-      <w:r>
-        <w:rPr>
-          <w:rFonts w:ascii="Consolas" w:eastAsia="宋体" w:hAnsi="Consolas" w:cs="宋体"/>
-          <w:color w:val="E06C75"/>
-          <w:kern w:val="0"/>
-          <w:sz w:val="21"/>
-          <w:szCs w:val="21"/>
-          <w14:ligatures w14:val="none"/>
-        </w:rPr>
-        <w:t>## Slide 14: Backup Appendix</w:t>
-      </w:r>
-    </w:p>
-    <w:p>
-      <w:pPr>
-        <w:widowControl/>
-        <w:shd w:val="clear" w:color="auto" w:fill="23272E"/>
-        <w:spacing w:line="285" w:lineRule="atLeast"/>
-        <w:jc w:val="left"/>
-        <w:rPr>
-          <w:rFonts w:ascii="Consolas" w:eastAsia="宋体" w:hAnsi="Consolas" w:cs="宋体"/>
-          <w:color w:val="ABB2BF"/>
-          <w:kern w:val="0"/>
-          <w:sz w:val="21"/>
-          <w:szCs w:val="21"/>
-          <w14:ligatures w14:val="none"/>
-        </w:rPr>
-      </w:pPr>
-    </w:p>
-    <w:p>
-      <w:pPr>
-        <w:widowControl/>
-        <w:shd w:val="clear" w:color="auto" w:fill="23272E"/>
-        <w:spacing w:line="285" w:lineRule="atLeast"/>
-        <w:jc w:val="left"/>
-        <w:rPr>
-          <w:rFonts w:ascii="Consolas" w:eastAsia="宋体" w:hAnsi="Consolas" w:cs="宋体"/>
-          <w:color w:val="ABB2BF"/>
-          <w:kern w:val="0"/>
-          <w:sz w:val="21"/>
-          <w:szCs w:val="21"/>
-          <w14:ligatures w14:val="none"/>
-        </w:rPr>
-      </w:pPr>
-      <w:r>
-        <w:rPr>
-          <w:rFonts w:ascii="Consolas" w:eastAsia="宋体" w:hAnsi="Consolas" w:cs="宋体"/>
-          <w:color w:val="ABB2BF"/>
-          <w:kern w:val="0"/>
-          <w:sz w:val="21"/>
-          <w:szCs w:val="21"/>
-          <w14:ligatures w14:val="none"/>
-        </w:rPr>
-        <w:t>Goal: Keep statistical-support figures available for Q&amp;A.</w:t>
-      </w:r>
-    </w:p>
-    <w:p>
-      <w:pPr>
-        <w:widowControl/>
-        <w:shd w:val="clear" w:color="auto" w:fill="23272E"/>
-        <w:spacing w:line="285" w:lineRule="atLeast"/>
-        <w:jc w:val="left"/>
-        <w:rPr>
-          <w:rFonts w:ascii="Consolas" w:eastAsia="宋体" w:hAnsi="Consolas" w:cs="宋体"/>
-          <w:color w:val="ABB2BF"/>
-          <w:kern w:val="0"/>
-          <w:sz w:val="21"/>
-          <w:szCs w:val="21"/>
-          <w14:ligatures w14:val="none"/>
-        </w:rPr>
-      </w:pPr>
-    </w:p>
-    <w:p>
-      <w:pPr>
-        <w:widowControl/>
-        <w:shd w:val="clear" w:color="auto" w:fill="23272E"/>
-        <w:spacing w:line="285" w:lineRule="atLeast"/>
-        <w:jc w:val="left"/>
-        <w:rPr>
-          <w:rFonts w:ascii="Consolas" w:eastAsia="宋体" w:hAnsi="Consolas" w:cs="宋体"/>
-          <w:color w:val="ABB2BF"/>
-          <w:kern w:val="0"/>
-          <w:sz w:val="21"/>
-          <w:szCs w:val="21"/>
-          <w14:ligatures w14:val="none"/>
-        </w:rPr>
-      </w:pPr>
-      <w:r>
-        <w:rPr>
-          <w:rFonts w:ascii="Consolas" w:eastAsia="宋体" w:hAnsi="Consolas" w:cs="宋体"/>
-          <w:color w:val="ABB2BF"/>
-          <w:kern w:val="0"/>
-          <w:sz w:val="21"/>
-          <w:szCs w:val="21"/>
-          <w14:ligatures w14:val="none"/>
-        </w:rPr>
-        <w:t>Estimated Time: 0:00</w:t>
-      </w:r>
-    </w:p>
-    <w:p>
-      <w:pPr>
-        <w:widowControl/>
-        <w:shd w:val="clear" w:color="auto" w:fill="23272E"/>
-        <w:spacing w:line="285" w:lineRule="atLeast"/>
-        <w:jc w:val="left"/>
-        <w:rPr>
-          <w:rFonts w:ascii="Consolas" w:eastAsia="宋体" w:hAnsi="Consolas" w:cs="宋体"/>
-          <w:color w:val="ABB2BF"/>
-          <w:kern w:val="0"/>
-          <w:sz w:val="21"/>
-          <w:szCs w:val="21"/>
-          <w14:ligatures w14:val="none"/>
-        </w:rPr>
-      </w:pPr>
-    </w:p>
-    <w:p>
-      <w:pPr>
-        <w:widowControl/>
-        <w:shd w:val="clear" w:color="auto" w:fill="23272E"/>
-        <w:spacing w:line="285" w:lineRule="atLeast"/>
-        <w:jc w:val="left"/>
-        <w:rPr>
-          <w:rFonts w:ascii="Consolas" w:eastAsia="宋体" w:hAnsi="Consolas" w:cs="宋体"/>
-          <w:color w:val="ABB2BF"/>
-          <w:kern w:val="0"/>
-          <w:sz w:val="21"/>
-          <w:szCs w:val="21"/>
-          <w14:ligatures w14:val="none"/>
-        </w:rPr>
-      </w:pPr>
-      <w:r>
-        <w:rPr>
-          <w:rFonts w:ascii="Consolas" w:eastAsia="宋体" w:hAnsi="Consolas" w:cs="宋体"/>
-          <w:color w:val="ABB2BF"/>
-          <w:kern w:val="0"/>
-          <w:sz w:val="21"/>
-          <w:szCs w:val="21"/>
-          <w14:ligatures w14:val="none"/>
-        </w:rPr>
-        <w:t>Key Lines:</w:t>
-      </w:r>
-    </w:p>
-    <w:p>
-      <w:pPr>
-        <w:widowControl/>
-        <w:shd w:val="clear" w:color="auto" w:fill="23272E"/>
-        <w:spacing w:line="285" w:lineRule="atLeast"/>
-        <w:jc w:val="left"/>
-        <w:rPr>
-          <w:rFonts w:ascii="Consolas" w:eastAsia="宋体" w:hAnsi="Consolas" w:cs="宋体"/>
-          <w:color w:val="ABB2BF"/>
-          <w:kern w:val="0"/>
-          <w:sz w:val="21"/>
-          <w:szCs w:val="21"/>
-          <w14:ligatures w14:val="none"/>
-        </w:rPr>
-      </w:pPr>
-      <w:r>
-        <w:rPr>
-          <w:rFonts w:ascii="Consolas" w:eastAsia="宋体" w:hAnsi="Consolas" w:cs="宋体"/>
-          <w:color w:val="E5C07B"/>
-          <w:kern w:val="0"/>
-          <w:sz w:val="21"/>
-          <w:szCs w:val="21"/>
-          <w14:ligatures w14:val="none"/>
-        </w:rPr>
-        <w:t>-</w:t>
-      </w:r>
-      <w:r>
-        <w:rPr>
-          <w:rFonts w:ascii="Consolas" w:eastAsia="宋体" w:hAnsi="Consolas" w:cs="宋体"/>
-          <w:color w:val="ABB2BF"/>
-          <w:kern w:val="0"/>
-          <w:sz w:val="21"/>
-          <w:szCs w:val="21"/>
-          <w14:ligatures w14:val="none"/>
-        </w:rPr>
-        <w:t xml:space="preserve"> The appendix separates statistical support from effect size.</w:t>
-      </w:r>
-    </w:p>
-    <w:p>
-      <w:pPr>
-        <w:widowControl/>
-        <w:shd w:val="clear" w:color="auto" w:fill="23272E"/>
-        <w:spacing w:line="285" w:lineRule="atLeast"/>
-        <w:jc w:val="left"/>
-        <w:rPr>
-          <w:rFonts w:ascii="Consolas" w:eastAsia="宋体" w:hAnsi="Consolas" w:cs="宋体"/>
-          <w:color w:val="ABB2BF"/>
-          <w:kern w:val="0"/>
-          <w:sz w:val="21"/>
-          <w:szCs w:val="21"/>
-          <w14:ligatures w14:val="none"/>
-        </w:rPr>
-      </w:pPr>
-      <w:r>
-        <w:rPr>
-          <w:rFonts w:ascii="Consolas" w:eastAsia="宋体" w:hAnsi="Consolas" w:cs="宋体"/>
-          <w:color w:val="E5C07B"/>
-          <w:kern w:val="0"/>
-          <w:sz w:val="21"/>
-          <w:szCs w:val="21"/>
-          <w14:ligatures w14:val="none"/>
-        </w:rPr>
-        <w:t>-</w:t>
-      </w:r>
-      <w:r>
-        <w:rPr>
-          <w:rFonts w:ascii="Consolas" w:eastAsia="宋体" w:hAnsi="Consolas" w:cs="宋体"/>
-          <w:color w:val="ABB2BF"/>
-          <w:kern w:val="0"/>
-          <w:sz w:val="21"/>
-          <w:szCs w:val="21"/>
-          <w14:ligatures w14:val="none"/>
-        </w:rPr>
-        <w:t xml:space="preserve"> It is backup material, not part of the main timed flow.</w:t>
-      </w:r>
-    </w:p>
-    <w:p>
-      <w:pPr>
-        <w:widowControl/>
-        <w:shd w:val="clear" w:color="auto" w:fill="23272E"/>
-        <w:spacing w:line="285" w:lineRule="atLeast"/>
-        <w:jc w:val="left"/>
-        <w:rPr>
-          <w:rFonts w:ascii="Consolas" w:eastAsia="宋体" w:hAnsi="Consolas" w:cs="宋体"/>
-          <w:color w:val="ABB2BF"/>
-          <w:kern w:val="0"/>
-          <w:sz w:val="21"/>
-          <w:szCs w:val="21"/>
-          <w14:ligatures w14:val="none"/>
-        </w:rPr>
-      </w:pPr>
-      <w:r>
-        <w:rPr>
-          <w:rFonts w:ascii="Consolas" w:eastAsia="宋体" w:hAnsi="Consolas" w:cs="宋体"/>
-          <w:color w:val="E5C07B"/>
-          <w:kern w:val="0"/>
-          <w:sz w:val="21"/>
-          <w:szCs w:val="21"/>
-          <w14:ligatures w14:val="none"/>
-        </w:rPr>
-        <w:t>-</w:t>
-      </w:r>
-      <w:r>
-        <w:rPr>
-          <w:rFonts w:ascii="Consolas" w:eastAsia="宋体" w:hAnsi="Consolas" w:cs="宋体"/>
-          <w:color w:val="ABB2BF"/>
-          <w:kern w:val="0"/>
-          <w:sz w:val="21"/>
-          <w:szCs w:val="21"/>
-          <w14:ligatures w14:val="none"/>
-        </w:rPr>
-        <w:t xml:space="preserve"> Use it when asked about evidence beyond the primary spectrum figure.</w:t>
-      </w:r>
-    </w:p>
-    <w:p>
-      <w:pPr>
-        <w:widowControl/>
-        <w:shd w:val="clear" w:color="auto" w:fill="23272E"/>
-        <w:spacing w:line="285" w:lineRule="atLeast"/>
-        <w:jc w:val="left"/>
-        <w:rPr>
-          <w:rFonts w:ascii="Consolas" w:eastAsia="宋体" w:hAnsi="Consolas" w:cs="宋体"/>
-          <w:color w:val="ABB2BF"/>
-          <w:kern w:val="0"/>
-          <w:sz w:val="21"/>
-          <w:szCs w:val="21"/>
-          <w14:ligatures w14:val="none"/>
-        </w:rPr>
-      </w:pPr>
-    </w:p>
-    <w:p>
-      <w:pPr>
-        <w:widowControl/>
-        <w:shd w:val="clear" w:color="auto" w:fill="23272E"/>
-        <w:spacing w:line="285" w:lineRule="atLeast"/>
-        <w:jc w:val="left"/>
-        <w:rPr>
-          <w:rFonts w:ascii="Consolas" w:eastAsia="宋体" w:hAnsi="Consolas" w:cs="宋体"/>
-          <w:color w:val="ABB2BF"/>
-          <w:kern w:val="0"/>
-          <w:sz w:val="21"/>
-          <w:szCs w:val="21"/>
-          <w14:ligatures w14:val="none"/>
-        </w:rPr>
-      </w:pPr>
-      <w:r>
-        <w:rPr>
-          <w:rFonts w:ascii="Consolas" w:eastAsia="宋体" w:hAnsi="Consolas" w:cs="宋体"/>
-          <w:color w:val="ABB2BF"/>
-          <w:kern w:val="0"/>
-          <w:sz w:val="21"/>
-          <w:szCs w:val="21"/>
-          <w14:ligatures w14:val="none"/>
-        </w:rPr>
-        <w:t>Speaker Notes:</w:t>
-      </w:r>
-    </w:p>
-    <w:p>
-      <w:pPr>
-        <w:widowControl/>
-        <w:shd w:val="clear" w:color="auto" w:fill="23272E"/>
-        <w:spacing w:line="285" w:lineRule="atLeast"/>
-        <w:jc w:val="left"/>
-        <w:rPr>
-          <w:rFonts w:ascii="Consolas" w:eastAsia="宋体" w:hAnsi="Consolas" w:cs="宋体"/>
-          <w:color w:val="ABB2BF"/>
-          <w:kern w:val="0"/>
-          <w:sz w:val="21"/>
-          <w:szCs w:val="21"/>
-          <w14:ligatures w14:val="none"/>
-        </w:rPr>
-      </w:pPr>
-      <w:r>
-        <w:rPr>
-          <w:rFonts w:ascii="Consolas" w:eastAsia="宋体" w:hAnsi="Consolas" w:cs="宋体"/>
-          <w:color w:val="ABB2BF"/>
-          <w:kern w:val="0"/>
-          <w:sz w:val="21"/>
-          <w:szCs w:val="21"/>
-          <w14:ligatures w14:val="none"/>
-        </w:rPr>
-        <w:t>This backup slide is reserved for questions about significance and effect size. It separates how strongly the attack-over-random difference is supported from how large that difference is.</w:t>
-      </w:r>
-    </w:p>
-    <w:p>
-      <w:pPr>
-        <w:widowControl/>
-        <w:shd w:val="clear" w:color="auto" w:fill="23272E"/>
-        <w:spacing w:line="285" w:lineRule="atLeast"/>
-        <w:jc w:val="left"/>
-        <w:rPr>
-          <w:rFonts w:ascii="Consolas" w:eastAsia="宋体" w:hAnsi="Consolas" w:cs="宋体"/>
-          <w:color w:val="ABB2BF"/>
-          <w:kern w:val="0"/>
-          <w:sz w:val="21"/>
-          <w:szCs w:val="21"/>
-          <w14:ligatures w14:val="none"/>
-        </w:rPr>
-      </w:pPr>
-    </w:p>
-    <w:p>
-      <w:pPr>
-        <w:widowControl/>
-        <w:shd w:val="clear" w:color="auto" w:fill="23272E"/>
-        <w:spacing w:line="285" w:lineRule="atLeast"/>
-        <w:jc w:val="left"/>
-        <w:rPr>
-          <w:rFonts w:ascii="Consolas" w:eastAsia="宋体" w:hAnsi="Consolas" w:cs="宋体"/>
-          <w:color w:val="ABB2BF"/>
-          <w:kern w:val="0"/>
-          <w:sz w:val="21"/>
-          <w:szCs w:val="21"/>
-          <w14:ligatures w14:val="none"/>
-        </w:rPr>
-      </w:pPr>
-      <w:r>
-        <w:rPr>
-          <w:rFonts w:ascii="Consolas" w:eastAsia="宋体" w:hAnsi="Consolas" w:cs="宋体"/>
-          <w:color w:val="E06C75"/>
-          <w:kern w:val="0"/>
-          <w:sz w:val="21"/>
-          <w:szCs w:val="21"/>
-          <w14:ligatures w14:val="none"/>
-        </w:rPr>
-        <w:t>## Continuous Full Script</w:t>
-      </w:r>
-    </w:p>
-    <w:p>
-      <w:pPr>
-        <w:widowControl/>
-        <w:shd w:val="clear" w:color="auto" w:fill="23272E"/>
-        <w:spacing w:line="285" w:lineRule="atLeast"/>
-        <w:jc w:val="left"/>
-        <w:rPr>
-          <w:rFonts w:ascii="Consolas" w:eastAsia="宋体" w:hAnsi="Consolas" w:cs="宋体"/>
-          <w:color w:val="ABB2BF"/>
-          <w:kern w:val="0"/>
-          <w:sz w:val="21"/>
-          <w:szCs w:val="21"/>
-          <w14:ligatures w14:val="none"/>
-        </w:rPr>
-      </w:pPr>
-    </w:p>
-    <w:p>
-      <w:pPr>
-        <w:widowControl/>
-        <w:shd w:val="clear" w:color="auto" w:fill="23272E"/>
-        <w:spacing w:line="285" w:lineRule="atLeast"/>
-        <w:jc w:val="left"/>
-        <w:rPr>
-          <w:rFonts w:ascii="Consolas" w:eastAsia="宋体" w:hAnsi="Consolas" w:cs="宋体"/>
-          <w:color w:val="ABB2BF"/>
-          <w:kern w:val="0"/>
-          <w:sz w:val="21"/>
-          <w:szCs w:val="21"/>
-          <w14:ligatures w14:val="none"/>
-        </w:rPr>
-      </w:pPr>
-      <w:r>
-        <w:rPr>
-          <w:rFonts w:ascii="Consolas" w:eastAsia="宋体" w:hAnsi="Consolas" w:cs="宋体"/>
-          <w:color w:val="ABB2BF"/>
-          <w:kern w:val="0"/>
-          <w:sz w:val="21"/>
-          <w:szCs w:val="21"/>
-          <w14:ligatures w14:val="none"/>
-        </w:rPr>
-        <w:t xml:space="preserve">Good afternoon. I am Liu Chengyu, and this presentation summarizes my EE5003 MSc project on adversarial deletion attacks against approximate graph unlearning. The motivating question behind this work is straightforward but important. If a system provides a deletion </w:t>
+        <w:t>datasets, three GNN backbones, six selection strategies, and in total 950 experiment runs.</w:t>
+      </w:r>
+    </w:p>
+    <w:p>
+      <w:pPr>
+        <w:widowControl/>
+        <w:shd w:val="clear" w:color="auto" w:fill="23272E"/>
+        <w:spacing w:line="285" w:lineRule="atLeast"/>
+        <w:jc w:val="left"/>
+        <w:rPr>
+          <w:rFonts w:ascii="Consolas" w:eastAsia="宋体" w:hAnsi="Consolas" w:cs="宋体"/>
+          <w:color w:val="ABB2BF"/>
+          <w:kern w:val="0"/>
+          <w:sz w:val="21"/>
+          <w:szCs w:val="21"/>
+          <w14:ligatures w14:val="none"/>
+        </w:rPr>
+      </w:pPr>
+    </w:p>
+    <w:p>
+      <w:pPr>
+        <w:widowControl/>
+        <w:shd w:val="clear" w:color="auto" w:fill="23272E"/>
+        <w:spacing w:line="285" w:lineRule="atLeast"/>
+        <w:jc w:val="left"/>
+        <w:rPr>
+          <w:rFonts w:ascii="Consolas" w:eastAsia="宋体" w:hAnsi="Consolas" w:cs="宋体"/>
+          <w:color w:val="ABB2BF"/>
+          <w:kern w:val="0"/>
+          <w:sz w:val="21"/>
+          <w:szCs w:val="21"/>
+          <w14:ligatures w14:val="none"/>
+        </w:rPr>
+      </w:pPr>
+      <w:r>
+        <w:rPr>
+          <w:rFonts w:ascii="Consolas" w:eastAsia="宋体" w:hAnsi="Consolas" w:cs="宋体"/>
+          <w:color w:val="ABB2BF"/>
+          <w:kern w:val="0"/>
+          <w:sz w:val="21"/>
+          <w:szCs w:val="21"/>
+          <w14:ligatures w14:val="none"/>
+        </w:rPr>
+        <w:t>Before defining the metrics, I also want to clarify what the attack strategies are actually doing. These are not just arbitrary labels. TracIn, or more broadly IF-style logic, is model-aware: it tries to pick nodes with high training influence on the learned model. IM is graph-structural: it tries to pick nodes that maximize spread or disruption in the graph itself. Hybrid combines both signals. I put a small formula on the slide, but it is only there as shorthand intuition, not something I need the audience to parse line by line. So the benchmark is not only comparing heuristics; it is comparing attacker logics, including model-aware selection, graph-structural selection, and a hybrid of the two.</w:t>
+      </w:r>
+    </w:p>
+    <w:p>
+      <w:pPr>
+        <w:widowControl/>
+        <w:shd w:val="clear" w:color="auto" w:fill="23272E"/>
+        <w:spacing w:line="285" w:lineRule="atLeast"/>
+        <w:jc w:val="left"/>
+        <w:rPr>
+          <w:rFonts w:ascii="Consolas" w:eastAsia="宋体" w:hAnsi="Consolas" w:cs="宋体"/>
+          <w:color w:val="ABB2BF"/>
+          <w:kern w:val="0"/>
+          <w:sz w:val="21"/>
+          <w:szCs w:val="21"/>
+          <w14:ligatures w14:val="none"/>
+        </w:rPr>
+      </w:pPr>
+    </w:p>
+    <w:p>
+      <w:pPr>
+        <w:widowControl/>
+        <w:shd w:val="clear" w:color="auto" w:fill="23272E"/>
+        <w:spacing w:line="285" w:lineRule="atLeast"/>
+        <w:jc w:val="left"/>
+        <w:rPr>
+          <w:rFonts w:ascii="Consolas" w:eastAsia="宋体" w:hAnsi="Consolas" w:cs="宋体"/>
+          <w:color w:val="ABB2BF"/>
+          <w:kern w:val="0"/>
+          <w:sz w:val="21"/>
+          <w:szCs w:val="21"/>
+          <w14:ligatures w14:val="none"/>
+        </w:rPr>
+      </w:pPr>
+      <w:r>
+        <w:rPr>
+          <w:rFonts w:ascii="Consolas" w:eastAsia="宋体" w:hAnsi="Consolas" w:cs="宋体"/>
+          <w:color w:val="ABB2BF"/>
+          <w:kern w:val="0"/>
+          <w:sz w:val="21"/>
+          <w:szCs w:val="21"/>
+          <w14:ligatures w14:val="none"/>
+        </w:rPr>
+        <w:t>Before turning to the results, I want to define the metrics clearly. The main utility metric is relative F1 drop, but the important design choice is the reference point. Instead of relying only on raw F1 before minus F1 after, I first trigger each method with a very small random deletion, k equals 5, and use that post-unlearning F1 as the baseline. This matters because shard-based methods such as GraphEraser can show method-induced score shifts after deletion, so raw drop alone can be misleading. Relative F1 drop therefore measures extra damage beyond that small-trigger baseline. To explain where the degradation comes from, I then use retrain gap and collateral metrics. Retrain gap compares approximate unlearning against exact retraining on the same deletion set, and collateral metrics track how much the retained nodes are disturbed.</w:t>
+      </w:r>
+    </w:p>
+    <w:p>
+      <w:pPr>
+        <w:widowControl/>
+        <w:shd w:val="clear" w:color="auto" w:fill="23272E"/>
+        <w:spacing w:line="285" w:lineRule="atLeast"/>
+        <w:jc w:val="left"/>
+        <w:rPr>
+          <w:rFonts w:ascii="Consolas" w:eastAsia="宋体" w:hAnsi="Consolas" w:cs="宋体"/>
+          <w:color w:val="ABB2BF"/>
+          <w:kern w:val="0"/>
+          <w:sz w:val="21"/>
+          <w:szCs w:val="21"/>
+          <w14:ligatures w14:val="none"/>
+        </w:rPr>
+      </w:pPr>
+    </w:p>
+    <w:p>
+      <w:pPr>
+        <w:widowControl/>
+        <w:shd w:val="clear" w:color="auto" w:fill="23272E"/>
+        <w:spacing w:line="285" w:lineRule="atLeast"/>
+        <w:jc w:val="left"/>
+        <w:rPr>
+          <w:rFonts w:ascii="Consolas" w:eastAsia="宋体" w:hAnsi="Consolas" w:cs="宋体"/>
+          <w:color w:val="ABB2BF"/>
+          <w:kern w:val="0"/>
+          <w:sz w:val="21"/>
+          <w:szCs w:val="21"/>
+          <w14:ligatures w14:val="none"/>
+        </w:rPr>
+      </w:pPr>
+      <w:r>
+        <w:rPr>
+          <w:rFonts w:ascii="Consolas" w:eastAsia="宋体" w:hAnsi="Consolas" w:cs="宋体"/>
+          <w:color w:val="ABB2BF"/>
+          <w:kern w:val="0"/>
+          <w:sz w:val="21"/>
+          <w:szCs w:val="21"/>
+          <w14:ligatures w14:val="none"/>
+        </w:rPr>
+        <w:t>Now I come to the central result. When I compare relative F1 drop across datasets and backbones at the same deletion ratio, I do not observe one shared failure pattern. Instead, I observe a clear vulnerability spectrum across graph unlearning families. GNNDelete is consistently the most fragile representative in the tested settings. GIF remains comparatively stable, with much smaller extra drops beyond the k equals 5 baseline. GraphEraser behaves differently again, and the relative metric is exactly what makes that comparison interpretable: in the tested settings, it shows a shard protection pattern rather than the expected collapse. The companion strategy view leads to the same concentration pattern: the strongest extra damage still clusters on GNNDelete rather than spreading evenly across families. So the core takeaway is that robustness in approximate graph unlearning is mechanism-dependent, and the metric definition matters for reading that spectrum correctly.</w:t>
+      </w:r>
+    </w:p>
+    <w:p>
+      <w:pPr>
+        <w:widowControl/>
+        <w:shd w:val="clear" w:color="auto" w:fill="23272E"/>
+        <w:spacing w:line="285" w:lineRule="atLeast"/>
+        <w:jc w:val="left"/>
+        <w:rPr>
+          <w:rFonts w:ascii="Consolas" w:eastAsia="宋体" w:hAnsi="Consolas" w:cs="宋体"/>
+          <w:color w:val="ABB2BF"/>
+          <w:kern w:val="0"/>
+          <w:sz w:val="21"/>
+          <w:szCs w:val="21"/>
+          <w14:ligatures w14:val="none"/>
+        </w:rPr>
+      </w:pPr>
+    </w:p>
+    <w:p>
+      <w:pPr>
+        <w:widowControl/>
+        <w:shd w:val="clear" w:color="auto" w:fill="23272E"/>
+        <w:spacing w:line="285" w:lineRule="atLeast"/>
+        <w:jc w:val="left"/>
+        <w:rPr>
+          <w:rFonts w:ascii="Consolas" w:eastAsia="宋体" w:hAnsi="Consolas" w:cs="宋体"/>
+          <w:color w:val="ABB2BF"/>
+          <w:kern w:val="0"/>
+          <w:sz w:val="21"/>
+          <w:szCs w:val="21"/>
+          <w14:ligatures w14:val="none"/>
+        </w:rPr>
+      </w:pPr>
+      <w:r>
+        <w:rPr>
+          <w:rFonts w:ascii="Consolas" w:eastAsia="宋体" w:hAnsi="Consolas" w:cs="宋体"/>
+          <w:color w:val="ABB2BF"/>
+          <w:kern w:val="0"/>
+          <w:sz w:val="21"/>
+          <w:szCs w:val="21"/>
+          <w14:ligatures w14:val="none"/>
+        </w:rPr>
+        <w:t>To make that spectrum more concrete, I then use the ratio-sensitivity figure as an ablation-style view. The question here is how attack strength changes as the deletion ratio increases. GNNDelete already shows strong amplification even at a very small ratio, which means the vulnerability appears early rather than only under large deletion budgets. GIF remains much flatter across the same range. So this page supports the interpretation that the family difference is structural rather than a one-point artifact of the chosen ratio.</w:t>
+      </w:r>
+    </w:p>
+    <w:p>
+      <w:pPr>
+        <w:widowControl/>
+        <w:shd w:val="clear" w:color="auto" w:fill="23272E"/>
+        <w:spacing w:line="285" w:lineRule="atLeast"/>
+        <w:jc w:val="left"/>
+        <w:rPr>
+          <w:rFonts w:ascii="Consolas" w:eastAsia="宋体" w:hAnsi="Consolas" w:cs="宋体"/>
+          <w:color w:val="ABB2BF"/>
+          <w:kern w:val="0"/>
+          <w:sz w:val="21"/>
+          <w:szCs w:val="21"/>
+          <w14:ligatures w14:val="none"/>
+        </w:rPr>
+      </w:pPr>
+    </w:p>
+    <w:p>
+      <w:pPr>
+        <w:widowControl/>
+        <w:shd w:val="clear" w:color="auto" w:fill="23272E"/>
+        <w:spacing w:line="285" w:lineRule="atLeast"/>
+        <w:jc w:val="left"/>
+        <w:rPr>
+          <w:rFonts w:ascii="Consolas" w:eastAsia="宋体" w:hAnsi="Consolas" w:cs="宋体"/>
+          <w:color w:val="ABB2BF"/>
+          <w:kern w:val="0"/>
+          <w:sz w:val="21"/>
+          <w:szCs w:val="21"/>
+          <w14:ligatures w14:val="none"/>
+        </w:rPr>
+      </w:pPr>
+      <w:r>
+        <w:rPr>
+          <w:rFonts w:ascii="Consolas" w:eastAsia="宋体" w:hAnsi="Consolas" w:cs="宋体"/>
+          <w:color w:val="ABB2BF"/>
+          <w:kern w:val="0"/>
+          <w:sz w:val="21"/>
+          <w:szCs w:val="21"/>
+          <w14:ligatures w14:val="none"/>
+        </w:rPr>
+        <w:t>This is why attribution and collateral analysis are central rather than optional. Relative F1 drop tells us whether a structured attack beat the k equals 5 baseline, but it does not by itself explain why. The exact retrain control provides the right reference point for that same deletion set. The gap between approximate unlearning and exact retraining is the retrain gap, and that is the part we should attribute to the mechanism itself. Collateral damage adds another layer of evidence: if predictions on retained non-target nodes shift substantially, then the mechanism is producing spillover beyond the intended deletion boundary. So the three metrics answer three different questions: did the attack work, where did the error come from, and how far did it spread.</w:t>
+      </w:r>
+    </w:p>
+    <w:p>
+      <w:pPr>
+        <w:widowControl/>
+        <w:shd w:val="clear" w:color="auto" w:fill="23272E"/>
+        <w:spacing w:line="285" w:lineRule="atLeast"/>
+        <w:jc w:val="left"/>
+        <w:rPr>
+          <w:rFonts w:ascii="Consolas" w:eastAsia="宋体" w:hAnsi="Consolas" w:cs="宋体"/>
+          <w:color w:val="ABB2BF"/>
+          <w:kern w:val="0"/>
+          <w:sz w:val="21"/>
+          <w:szCs w:val="21"/>
+          <w14:ligatures w14:val="none"/>
+        </w:rPr>
+      </w:pPr>
+    </w:p>
+    <w:p>
+      <w:pPr>
+        <w:widowControl/>
+        <w:shd w:val="clear" w:color="auto" w:fill="23272E"/>
+        <w:spacing w:line="285" w:lineRule="atLeast"/>
+        <w:jc w:val="left"/>
+        <w:rPr>
+          <w:rFonts w:ascii="Consolas" w:eastAsia="宋体" w:hAnsi="Consolas" w:cs="宋体"/>
+          <w:color w:val="ABB2BF"/>
+          <w:kern w:val="0"/>
+          <w:sz w:val="21"/>
+          <w:szCs w:val="21"/>
+          <w14:ligatures w14:val="none"/>
+        </w:rPr>
+      </w:pPr>
+      <w:r>
+        <w:rPr>
+          <w:rFonts w:ascii="Consolas" w:eastAsia="宋体" w:hAnsi="Consolas" w:cs="宋体"/>
+          <w:color w:val="ABB2BF"/>
+          <w:kern w:val="0"/>
+          <w:sz w:val="21"/>
+          <w:szCs w:val="21"/>
+          <w14:ligatures w14:val="none"/>
+        </w:rPr>
+        <w:t>GraphEraser then requires a different interpretation because its behavior is counterintuitive. In the tested settings, deletion often improves downstream performance instead of reducing it. I describe this as a shard protection effect. The supporting slide shows the observed GraphEraser score shift on Cora with a GCN backbone, where the after-unlearning distribution moves upward across the tested strategies. That is why raw utility drop alone is not the right cross-family metric here. A plausible explanation is that removing bridge or hub nodes changes the partition structure in a way that makes shard-local classification easier and reduces cross-shard interference. At the same time, I want to be careful about the claim. This does not prove that GraphEraser is universally robust. The narrower claim is simply that, under the evaluated datasets and settings, the evidence is more consistent with a shard protection effect than with the collapse pattern seen in GNNDelete.</w:t>
+      </w:r>
+    </w:p>
+    <w:p>
+      <w:pPr>
+        <w:widowControl/>
+        <w:shd w:val="clear" w:color="auto" w:fill="23272E"/>
+        <w:spacing w:line="285" w:lineRule="atLeast"/>
+        <w:jc w:val="left"/>
+        <w:rPr>
+          <w:rFonts w:ascii="Consolas" w:eastAsia="宋体" w:hAnsi="Consolas" w:cs="宋体"/>
+          <w:color w:val="ABB2BF"/>
+          <w:kern w:val="0"/>
+          <w:sz w:val="21"/>
+          <w:szCs w:val="21"/>
+          <w14:ligatures w14:val="none"/>
+        </w:rPr>
+      </w:pPr>
+    </w:p>
+    <w:p>
+      <w:pPr>
+        <w:widowControl/>
+        <w:shd w:val="clear" w:color="auto" w:fill="23272E"/>
+        <w:spacing w:line="285" w:lineRule="atLeast"/>
+        <w:jc w:val="left"/>
+        <w:rPr>
+          <w:rFonts w:ascii="Consolas" w:eastAsia="宋体" w:hAnsi="Consolas" w:cs="宋体"/>
+          <w:color w:val="ABB2BF"/>
+          <w:kern w:val="0"/>
+          <w:sz w:val="21"/>
+          <w:szCs w:val="21"/>
+          <w14:ligatures w14:val="none"/>
+        </w:rPr>
+      </w:pPr>
+      <w:r>
+        <w:rPr>
+          <w:rFonts w:ascii="Consolas" w:eastAsia="宋体" w:hAnsi="Consolas" w:cs="宋体"/>
+          <w:color w:val="ABB2BF"/>
+          <w:kern w:val="0"/>
+          <w:sz w:val="21"/>
+          <w:szCs w:val="21"/>
+          <w14:ligatures w14:val="none"/>
+        </w:rPr>
+        <w:t xml:space="preserve">I then strengthen the main result with statistical-support and effect-size evidence. Figure 4a asks how strongly the attack-over-random difference is supported, while Figure 4b asks how large that difference is once support is established. This matters because a visible pattern alone can still look thin if we do not show whether it is consistent. </w:t>
       </w:r>
       <w:r>
         <w:rPr>
@@ -5392,505 +6258,50 @@
           <w14:ligatures w14:val="none"/>
         </w:rPr>
         <w:lastRenderedPageBreak/>
-        <w:t>interface, can a malicious user exploit that interface by choosing nodes whose removal causes much more harm than a normal request should? In this project, I study that question across several graph unlearning families, build an evaluation workflow on top of OpenGU, and show that approximate unlearning methods do not inherit safety behavior equally.</w:t>
-      </w:r>
-    </w:p>
-    <w:p>
-      <w:pPr>
-        <w:widowControl/>
-        <w:shd w:val="clear" w:color="auto" w:fill="23272E"/>
-        <w:spacing w:line="285" w:lineRule="atLeast"/>
-        <w:jc w:val="left"/>
-        <w:rPr>
-          <w:rFonts w:ascii="Consolas" w:eastAsia="宋体" w:hAnsi="Consolas" w:cs="宋体"/>
-          <w:color w:val="ABB2BF"/>
-          <w:kern w:val="0"/>
-          <w:sz w:val="21"/>
-          <w:szCs w:val="21"/>
-          <w14:ligatures w14:val="none"/>
-        </w:rPr>
-      </w:pPr>
-    </w:p>
-    <w:p>
-      <w:pPr>
-        <w:widowControl/>
-        <w:shd w:val="clear" w:color="auto" w:fill="23272E"/>
-        <w:spacing w:line="285" w:lineRule="atLeast"/>
-        <w:jc w:val="left"/>
-        <w:rPr>
-          <w:rFonts w:ascii="Consolas" w:eastAsia="宋体" w:hAnsi="Consolas" w:cs="宋体"/>
-          <w:color w:val="ABB2BF"/>
-          <w:kern w:val="0"/>
-          <w:sz w:val="21"/>
-          <w:szCs w:val="21"/>
-          <w14:ligatures w14:val="none"/>
-        </w:rPr>
-      </w:pPr>
-      <w:r>
-        <w:rPr>
-          <w:rFonts w:ascii="Consolas" w:eastAsia="宋体" w:hAnsi="Consolas" w:cs="宋体"/>
-          <w:color w:val="ABB2BF"/>
-          <w:kern w:val="0"/>
-          <w:sz w:val="21"/>
-          <w:szCs w:val="21"/>
-          <w14:ligatures w14:val="none"/>
-        </w:rPr>
-        <w:t>To begin, graph unlearning matters because graph neural networks are increasingly used in settings where deletion requests are realistic. Examples include citation networks, recommendation systems, and social graphs. In these settings, removing data is not an unusual edge case; it is a plausible operational requirement driven by privacy, user control, and compliance. However, exact retraining after every request is often too expensive. That is why approximate unlearning methods are attractive. The problem is that approximation is also where risk enters. Once deletion is only approximated, the deletion interface itself can become an attack surface.</w:t>
-      </w:r>
-    </w:p>
-    <w:p>
-      <w:pPr>
-        <w:widowControl/>
-        <w:shd w:val="clear" w:color="auto" w:fill="23272E"/>
-        <w:spacing w:line="285" w:lineRule="atLeast"/>
-        <w:jc w:val="left"/>
-        <w:rPr>
-          <w:rFonts w:ascii="Consolas" w:eastAsia="宋体" w:hAnsi="Consolas" w:cs="宋体"/>
-          <w:color w:val="ABB2BF"/>
-          <w:kern w:val="0"/>
-          <w:sz w:val="21"/>
-          <w:szCs w:val="21"/>
-          <w14:ligatures w14:val="none"/>
-        </w:rPr>
-      </w:pPr>
-    </w:p>
-    <w:p>
-      <w:pPr>
-        <w:widowControl/>
-        <w:shd w:val="clear" w:color="auto" w:fill="23272E"/>
-        <w:spacing w:line="285" w:lineRule="atLeast"/>
-        <w:jc w:val="left"/>
-        <w:rPr>
-          <w:rFonts w:ascii="Consolas" w:eastAsia="宋体" w:hAnsi="Consolas" w:cs="宋体"/>
-          <w:color w:val="ABB2BF"/>
-          <w:kern w:val="0"/>
-          <w:sz w:val="21"/>
-          <w:szCs w:val="21"/>
-          <w14:ligatures w14:val="none"/>
-        </w:rPr>
-      </w:pPr>
-      <w:r>
-        <w:rPr>
-          <w:rFonts w:ascii="Consolas" w:eastAsia="宋体" w:hAnsi="Consolas" w:cs="宋体"/>
-          <w:color w:val="ABB2BF"/>
-          <w:kern w:val="0"/>
-          <w:sz w:val="21"/>
-          <w:szCs w:val="21"/>
-          <w14:ligatures w14:val="none"/>
-        </w:rPr>
-        <w:t>That leads to the main research question of the project: can malicious deletion requests amplify approximation error and degrade retained-model utility beyond what ordinary deletion would cause at the same budget? I organized the work around four objectives. First, build an attack pipeline that supports multiple node-selection strategies. Second, compare vulnerability across method families rather than presenting only a single-method case study. Third, introduce attribution metrics that separate true deletion impact from approximation-induced spillover. And fourth, evaluate whether adversarial node selection is efficient enough to be practically relevant rather than only a theoretical concern.</w:t>
-      </w:r>
-    </w:p>
-    <w:p>
-      <w:pPr>
-        <w:widowControl/>
-        <w:shd w:val="clear" w:color="auto" w:fill="23272E"/>
-        <w:spacing w:line="285" w:lineRule="atLeast"/>
-        <w:jc w:val="left"/>
-        <w:rPr>
-          <w:rFonts w:ascii="Consolas" w:eastAsia="宋体" w:hAnsi="Consolas" w:cs="宋体"/>
-          <w:color w:val="ABB2BF"/>
-          <w:kern w:val="0"/>
-          <w:sz w:val="21"/>
-          <w:szCs w:val="21"/>
-          <w14:ligatures w14:val="none"/>
-        </w:rPr>
-      </w:pPr>
-    </w:p>
-    <w:p>
-      <w:pPr>
-        <w:widowControl/>
-        <w:shd w:val="clear" w:color="auto" w:fill="23272E"/>
-        <w:spacing w:line="285" w:lineRule="atLeast"/>
-        <w:jc w:val="left"/>
-        <w:rPr>
-          <w:rFonts w:ascii="Consolas" w:eastAsia="宋体" w:hAnsi="Consolas" w:cs="宋体"/>
-          <w:color w:val="ABB2BF"/>
-          <w:kern w:val="0"/>
-          <w:sz w:val="21"/>
-          <w:szCs w:val="21"/>
-          <w14:ligatures w14:val="none"/>
-        </w:rPr>
-      </w:pPr>
-      <w:r>
-        <w:rPr>
-          <w:rFonts w:ascii="Consolas" w:eastAsia="宋体" w:hAnsi="Consolas" w:cs="宋体"/>
-          <w:color w:val="ABB2BF"/>
-          <w:kern w:val="0"/>
-          <w:sz w:val="21"/>
-          <w:szCs w:val="21"/>
-          <w14:ligatures w14:val="none"/>
-        </w:rPr>
-        <w:t>The evaluation covers several unlearning families. Learning-based unlearning is represented by GNNDelete. Influence-function-based unlearning is represented by GIF. The broader benchmark also includes IDEA, MEGU, and the shard-based GraphEraser. The threat model is deliberately practical and limited. The attacker can choose which nodes to delete through the normal deletion interface, but cannot poison labels, modify hidden hyperparameters, or change training code. So this is not a training-time attack. The attack succeeds if carefully chosen deletions produce more post-unlearning degradation than random deletion at the same ratio, especially when collateral effects also appear on retained nodes.</w:t>
-      </w:r>
-    </w:p>
-    <w:p>
-      <w:pPr>
-        <w:widowControl/>
-        <w:shd w:val="clear" w:color="auto" w:fill="23272E"/>
-        <w:spacing w:line="285" w:lineRule="atLeast"/>
-        <w:jc w:val="left"/>
-        <w:rPr>
-          <w:rFonts w:ascii="Consolas" w:eastAsia="宋体" w:hAnsi="Consolas" w:cs="宋体"/>
-          <w:color w:val="ABB2BF"/>
-          <w:kern w:val="0"/>
-          <w:sz w:val="21"/>
-          <w:szCs w:val="21"/>
-          <w14:ligatures w14:val="none"/>
-        </w:rPr>
-      </w:pPr>
-    </w:p>
-    <w:p>
-      <w:pPr>
-        <w:widowControl/>
-        <w:shd w:val="clear" w:color="auto" w:fill="23272E"/>
-        <w:spacing w:line="285" w:lineRule="atLeast"/>
-        <w:jc w:val="left"/>
-        <w:rPr>
-          <w:rFonts w:ascii="Consolas" w:eastAsia="宋体" w:hAnsi="Consolas" w:cs="宋体"/>
-          <w:color w:val="ABB2BF"/>
-          <w:kern w:val="0"/>
-          <w:sz w:val="21"/>
-          <w:szCs w:val="21"/>
-          <w14:ligatures w14:val="none"/>
-        </w:rPr>
-      </w:pPr>
-      <w:r>
-        <w:rPr>
-          <w:rFonts w:ascii="Consolas" w:eastAsia="宋体" w:hAnsi="Consolas" w:cs="宋体"/>
-          <w:color w:val="ABB2BF"/>
-          <w:kern w:val="0"/>
-          <w:sz w:val="21"/>
-          <w:szCs w:val="21"/>
-          <w14:ligatures w14:val="none"/>
-        </w:rPr>
-        <w:t xml:space="preserve">The experimental workflow has four clear steps. First, select deletion targets, either randomly or with a structured strategy such as TracIn, IM-v4, or Hybrid-v4. Second, apply the graph unlearning method to that </w:t>
-      </w:r>
-      <w:r>
-        <w:rPr>
-          <w:rFonts w:ascii="Consolas" w:eastAsia="宋体" w:hAnsi="Consolas" w:cs="宋体"/>
-          <w:color w:val="ABB2BF"/>
-          <w:kern w:val="0"/>
-          <w:sz w:val="21"/>
-          <w:szCs w:val="21"/>
-          <w14:ligatures w14:val="none"/>
-        </w:rPr>
-        <w:lastRenderedPageBreak/>
-        <w:t>deletion set. Third, run an exact retrain control on the same deletion set. This exact retrain baseline is essential because it tells us what the post-deletion model should ideally look like if approximation error were not present. Finally, compare retained-model utility, retrain gap, and collateral changes. The completed matrix is fairly broad for a course project: five methods, two citation-graph datasets, three GNN backbones, six selection strategies, and in total 950 experiment runs.</w:t>
-      </w:r>
-    </w:p>
-    <w:p>
-      <w:pPr>
-        <w:widowControl/>
-        <w:shd w:val="clear" w:color="auto" w:fill="23272E"/>
-        <w:spacing w:line="285" w:lineRule="atLeast"/>
-        <w:jc w:val="left"/>
-        <w:rPr>
-          <w:rFonts w:ascii="Consolas" w:eastAsia="宋体" w:hAnsi="Consolas" w:cs="宋体"/>
-          <w:color w:val="ABB2BF"/>
-          <w:kern w:val="0"/>
-          <w:sz w:val="21"/>
-          <w:szCs w:val="21"/>
-          <w14:ligatures w14:val="none"/>
-        </w:rPr>
-      </w:pPr>
-    </w:p>
-    <w:p>
-      <w:pPr>
-        <w:widowControl/>
-        <w:shd w:val="clear" w:color="auto" w:fill="23272E"/>
-        <w:spacing w:line="285" w:lineRule="atLeast"/>
-        <w:jc w:val="left"/>
-        <w:rPr>
-          <w:rFonts w:ascii="Consolas" w:eastAsia="宋体" w:hAnsi="Consolas" w:cs="宋体"/>
-          <w:color w:val="ABB2BF"/>
-          <w:kern w:val="0"/>
-          <w:sz w:val="21"/>
-          <w:szCs w:val="21"/>
-          <w14:ligatures w14:val="none"/>
-        </w:rPr>
-      </w:pPr>
-      <w:r>
-        <w:rPr>
-          <w:rFonts w:ascii="Consolas" w:eastAsia="宋体" w:hAnsi="Consolas" w:cs="宋体"/>
-          <w:color w:val="ABB2BF"/>
-          <w:kern w:val="0"/>
-          <w:sz w:val="21"/>
-          <w:szCs w:val="21"/>
-          <w14:ligatures w14:val="none"/>
-        </w:rPr>
-        <w:t>Before turning to the results, I want to define the metrics clearly. The main utility metric is relative F1 drop, but the important design choice is the reference point. Instead of relying only on raw F1 before minus F1 after, I first trigger each method with a very small random deletion, k equals 5, and use that post-unlearning F1 as the baseline. This matters because shard-based methods such as GraphEraser can show method-induced score shifts after deletion, so raw drop alone can be misleading. Relative F1 drop therefore measures extra damage beyond that small-trigger baseline. To explain where the degradation comes from, I then use retrain gap and collateral metrics. Retrain gap compares approximate unlearning against exact retraining on the same deletion set, and collateral metrics track how much the retained nodes are disturbed.</w:t>
-      </w:r>
-    </w:p>
-    <w:p>
-      <w:pPr>
-        <w:widowControl/>
-        <w:shd w:val="clear" w:color="auto" w:fill="23272E"/>
-        <w:spacing w:line="285" w:lineRule="atLeast"/>
-        <w:jc w:val="left"/>
-        <w:rPr>
-          <w:rFonts w:ascii="Consolas" w:eastAsia="宋体" w:hAnsi="Consolas" w:cs="宋体"/>
-          <w:color w:val="ABB2BF"/>
-          <w:kern w:val="0"/>
-          <w:sz w:val="21"/>
-          <w:szCs w:val="21"/>
-          <w14:ligatures w14:val="none"/>
-        </w:rPr>
-      </w:pPr>
-    </w:p>
-    <w:p>
-      <w:pPr>
-        <w:widowControl/>
-        <w:shd w:val="clear" w:color="auto" w:fill="23272E"/>
-        <w:spacing w:line="285" w:lineRule="atLeast"/>
-        <w:jc w:val="left"/>
-        <w:rPr>
-          <w:rFonts w:ascii="Consolas" w:eastAsia="宋体" w:hAnsi="Consolas" w:cs="宋体"/>
-          <w:color w:val="ABB2BF"/>
-          <w:kern w:val="0"/>
-          <w:sz w:val="21"/>
-          <w:szCs w:val="21"/>
-          <w14:ligatures w14:val="none"/>
-        </w:rPr>
-      </w:pPr>
-      <w:r>
-        <w:rPr>
-          <w:rFonts w:ascii="Consolas" w:eastAsia="宋体" w:hAnsi="Consolas" w:cs="宋体"/>
-          <w:color w:val="ABB2BF"/>
-          <w:kern w:val="0"/>
-          <w:sz w:val="21"/>
-          <w:szCs w:val="21"/>
-          <w14:ligatures w14:val="none"/>
-        </w:rPr>
-        <w:t>Now I come to the central result. When I compare relative F1 drop across datasets and backbones at the same deletion ratio, I do not observe one shared failure pattern. Instead, I observe a clear vulnerability spectrum across graph unlearning families. GNNDelete is consistently the most fragile representative in the tested settings. GIF remains comparatively stable, with much smaller extra drops beyond the k equals 5 baseline. GraphEraser behaves differently again, and the relative metric is exactly what makes that comparison interpretable: in the tested settings, it shows a shard protection pattern rather than the expected collapse. So the core takeaway is that robustness in approximate graph unlearning is mechanism-dependent, and the metric definition matters for reading that spectrum correctly.</w:t>
-      </w:r>
-    </w:p>
-    <w:p>
-      <w:pPr>
-        <w:widowControl/>
-        <w:shd w:val="clear" w:color="auto" w:fill="23272E"/>
-        <w:spacing w:line="285" w:lineRule="atLeast"/>
-        <w:jc w:val="left"/>
-        <w:rPr>
-          <w:rFonts w:ascii="Consolas" w:eastAsia="宋体" w:hAnsi="Consolas" w:cs="宋体"/>
-          <w:color w:val="ABB2BF"/>
-          <w:kern w:val="0"/>
-          <w:sz w:val="21"/>
-          <w:szCs w:val="21"/>
-          <w14:ligatures w14:val="none"/>
-        </w:rPr>
-      </w:pPr>
-    </w:p>
-    <w:p>
-      <w:pPr>
-        <w:widowControl/>
-        <w:shd w:val="clear" w:color="auto" w:fill="23272E"/>
-        <w:spacing w:line="285" w:lineRule="atLeast"/>
-        <w:jc w:val="left"/>
-        <w:rPr>
-          <w:rFonts w:ascii="Consolas" w:eastAsia="宋体" w:hAnsi="Consolas" w:cs="宋体"/>
-          <w:color w:val="ABB2BF"/>
-          <w:kern w:val="0"/>
-          <w:sz w:val="21"/>
-          <w:szCs w:val="21"/>
-          <w14:ligatures w14:val="none"/>
-        </w:rPr>
-      </w:pPr>
-      <w:r>
-        <w:rPr>
-          <w:rFonts w:ascii="Consolas" w:eastAsia="宋体" w:hAnsi="Consolas" w:cs="宋体"/>
-          <w:color w:val="ABB2BF"/>
-          <w:kern w:val="0"/>
-          <w:sz w:val="21"/>
-          <w:szCs w:val="21"/>
-          <w14:ligatures w14:val="none"/>
-        </w:rPr>
-        <w:t>To make that spectrum more concrete, I then use the ratio-sensitivity figure as an ablation-style view. The question here is how attack strength changes as the deletion ratio increases. GNNDelete already shows strong amplification even at a very small ratio, which means the vulnerability appears early rather than only under large deletion budgets. GIF remains much flatter across the same range. So this page supports the interpretation that the family difference is structural rather than a one-point artifact of the chosen ratio.</w:t>
-      </w:r>
-    </w:p>
-    <w:p>
-      <w:pPr>
-        <w:widowControl/>
-        <w:shd w:val="clear" w:color="auto" w:fill="23272E"/>
-        <w:spacing w:line="285" w:lineRule="atLeast"/>
-        <w:jc w:val="left"/>
-        <w:rPr>
-          <w:rFonts w:ascii="Consolas" w:eastAsia="宋体" w:hAnsi="Consolas" w:cs="宋体"/>
-          <w:color w:val="ABB2BF"/>
-          <w:kern w:val="0"/>
-          <w:sz w:val="21"/>
-          <w:szCs w:val="21"/>
-          <w14:ligatures w14:val="none"/>
-        </w:rPr>
-      </w:pPr>
-    </w:p>
-    <w:p>
-      <w:pPr>
-        <w:widowControl/>
-        <w:shd w:val="clear" w:color="auto" w:fill="23272E"/>
-        <w:spacing w:line="285" w:lineRule="atLeast"/>
-        <w:jc w:val="left"/>
-        <w:rPr>
-          <w:rFonts w:ascii="Consolas" w:eastAsia="宋体" w:hAnsi="Consolas" w:cs="宋体"/>
-          <w:color w:val="ABB2BF"/>
-          <w:kern w:val="0"/>
-          <w:sz w:val="21"/>
-          <w:szCs w:val="21"/>
-          <w14:ligatures w14:val="none"/>
-        </w:rPr>
-      </w:pPr>
-      <w:r>
-        <w:rPr>
-          <w:rFonts w:ascii="Consolas" w:eastAsia="宋体" w:hAnsi="Consolas" w:cs="宋体"/>
-          <w:color w:val="ABB2BF"/>
-          <w:kern w:val="0"/>
-          <w:sz w:val="21"/>
-          <w:szCs w:val="21"/>
-          <w14:ligatures w14:val="none"/>
-        </w:rPr>
-        <w:lastRenderedPageBreak/>
-        <w:t>This is why attribution and collateral analysis are central rather than optional. Relative F1 drop tells us whether a structured attack beat the k equals 5 baseline, but it does not by itself explain why. The exact retrain control provides the right reference point for that same deletion set. The gap between approximate unlearning and exact retraining is the retrain gap, and that is the part we should attribute to the mechanism itself. Collateral damage adds another layer of evidence: if predictions on retained non-target nodes shift substantially, then the mechanism is producing spillover beyond the intended deletion boundary. So the three metrics answer three different questions: did the attack work, where did the error come from, and how far did it spread.</w:t>
-      </w:r>
-    </w:p>
-    <w:p>
-      <w:pPr>
-        <w:widowControl/>
-        <w:shd w:val="clear" w:color="auto" w:fill="23272E"/>
-        <w:spacing w:line="285" w:lineRule="atLeast"/>
-        <w:jc w:val="left"/>
-        <w:rPr>
-          <w:rFonts w:ascii="Consolas" w:eastAsia="宋体" w:hAnsi="Consolas" w:cs="宋体"/>
-          <w:color w:val="ABB2BF"/>
-          <w:kern w:val="0"/>
-          <w:sz w:val="21"/>
-          <w:szCs w:val="21"/>
-          <w14:ligatures w14:val="none"/>
-        </w:rPr>
-      </w:pPr>
-    </w:p>
-    <w:p>
-      <w:pPr>
-        <w:widowControl/>
-        <w:shd w:val="clear" w:color="auto" w:fill="23272E"/>
-        <w:spacing w:line="285" w:lineRule="atLeast"/>
-        <w:jc w:val="left"/>
-        <w:rPr>
-          <w:rFonts w:ascii="Consolas" w:eastAsia="宋体" w:hAnsi="Consolas" w:cs="宋体"/>
-          <w:color w:val="ABB2BF"/>
-          <w:kern w:val="0"/>
-          <w:sz w:val="21"/>
-          <w:szCs w:val="21"/>
-          <w14:ligatures w14:val="none"/>
-        </w:rPr>
-      </w:pPr>
-      <w:r>
-        <w:rPr>
-          <w:rFonts w:ascii="Consolas" w:eastAsia="宋体" w:hAnsi="Consolas" w:cs="宋体"/>
-          <w:color w:val="ABB2BF"/>
-          <w:kern w:val="0"/>
-          <w:sz w:val="21"/>
-          <w:szCs w:val="21"/>
-          <w14:ligatures w14:val="none"/>
-        </w:rPr>
-        <w:t>GraphEraser then requires a different interpretation because its behavior is counterintuitive. In the tested settings, deletion often improves downstream performance instead of reducing it. I describe this as a shard protection effect. The supporting slide shows the observed GraphEraser score shift on Cora with a GCN backbone, where the after-unlearning distribution moves upward across the tested strategies. That is why raw utility drop alone is not the right cross-family metric here. A plausible explanation is that removing bridge or hub nodes changes the partition structure in a way that makes shard-local classification easier and reduces cross-shard interference. At the same time, I want to be careful about the claim. This does not prove that GraphEraser is universally robust. The narrower claim is simply that, under the evaluated datasets and settings, the evidence is more consistent with a shard protection effect than with the collapse pattern seen in GNNDelete.</w:t>
-      </w:r>
-    </w:p>
-    <w:p>
-      <w:pPr>
-        <w:widowControl/>
-        <w:shd w:val="clear" w:color="auto" w:fill="23272E"/>
-        <w:spacing w:line="285" w:lineRule="atLeast"/>
-        <w:jc w:val="left"/>
-        <w:rPr>
-          <w:rFonts w:ascii="Consolas" w:eastAsia="宋体" w:hAnsi="Consolas" w:cs="宋体"/>
-          <w:color w:val="ABB2BF"/>
-          <w:kern w:val="0"/>
-          <w:sz w:val="21"/>
-          <w:szCs w:val="21"/>
-          <w14:ligatures w14:val="none"/>
-        </w:rPr>
-      </w:pPr>
-    </w:p>
-    <w:p>
-      <w:pPr>
-        <w:widowControl/>
-        <w:shd w:val="clear" w:color="auto" w:fill="23272E"/>
-        <w:spacing w:line="285" w:lineRule="atLeast"/>
-        <w:jc w:val="left"/>
-        <w:rPr>
-          <w:rFonts w:ascii="Consolas" w:eastAsia="宋体" w:hAnsi="Consolas" w:cs="宋体"/>
-          <w:color w:val="ABB2BF"/>
-          <w:kern w:val="0"/>
-          <w:sz w:val="21"/>
-          <w:szCs w:val="21"/>
-          <w14:ligatures w14:val="none"/>
-        </w:rPr>
-      </w:pPr>
-      <w:r>
-        <w:rPr>
-          <w:rFonts w:ascii="Consolas" w:eastAsia="宋体" w:hAnsi="Consolas" w:cs="宋体"/>
-          <w:color w:val="ABB2BF"/>
-          <w:kern w:val="0"/>
-          <w:sz w:val="21"/>
-          <w:szCs w:val="21"/>
-          <w14:ligatures w14:val="none"/>
-        </w:rPr>
-        <w:t>Beyond the family-level result, I also wanted to know whether structured attacks are practical. Figure 3 now serves as a strategy-comparison page after the metric has already been defined. Again, the strongest extra drop beyond baseline appears on GNNDelete, while the other families remain more moderate. On the efficiency side, the most important optimization is IM-v4. Compared with the baseline CELF-style approach, IM-v4 reduces selection time from 653 seconds to 18.9 seconds while losing only 1.3 percent in spread. That is a meaningful result because it shows adversarial node selection is not just conceptually possible; it is operationally feasible.</w:t>
-      </w:r>
-    </w:p>
-    <w:p>
-      <w:pPr>
-        <w:widowControl/>
-        <w:shd w:val="clear" w:color="auto" w:fill="23272E"/>
-        <w:spacing w:line="285" w:lineRule="atLeast"/>
-        <w:jc w:val="left"/>
-        <w:rPr>
-          <w:rFonts w:ascii="Consolas" w:eastAsia="宋体" w:hAnsi="Consolas" w:cs="宋体"/>
-          <w:color w:val="ABB2BF"/>
-          <w:kern w:val="0"/>
-          <w:sz w:val="21"/>
-          <w:szCs w:val="21"/>
-          <w14:ligatures w14:val="none"/>
-        </w:rPr>
-      </w:pPr>
-    </w:p>
-    <w:p>
-      <w:pPr>
-        <w:widowControl/>
-        <w:shd w:val="clear" w:color="auto" w:fill="23272E"/>
-        <w:spacing w:line="285" w:lineRule="atLeast"/>
-        <w:jc w:val="left"/>
-        <w:rPr>
-          <w:rFonts w:ascii="Consolas" w:eastAsia="宋体" w:hAnsi="Consolas" w:cs="宋体"/>
-          <w:color w:val="ABB2BF"/>
-          <w:kern w:val="0"/>
-          <w:sz w:val="21"/>
-          <w:szCs w:val="21"/>
-          <w14:ligatures w14:val="none"/>
-        </w:rPr>
-      </w:pPr>
-      <w:r>
-        <w:rPr>
-          <w:rFonts w:ascii="Consolas" w:eastAsia="宋体" w:hAnsi="Consolas" w:cs="宋体"/>
-          <w:color w:val="ABB2BF"/>
-          <w:kern w:val="0"/>
-          <w:sz w:val="21"/>
-          <w:szCs w:val="21"/>
-          <w14:ligatures w14:val="none"/>
-        </w:rPr>
-        <w:t xml:space="preserve">Of course, the project also has clear limits. The evidence is strong within the evaluated citation benchmarks and backbones, but the conclusions should not be treated as universal across every graph domain. Some mechanisms, especially GNNDelete, still deserve deeper </w:t>
-      </w:r>
-      <w:r>
-        <w:rPr>
-          <w:rFonts w:ascii="Consolas" w:eastAsia="宋体" w:hAnsi="Consolas" w:cs="宋体"/>
-          <w:color w:val="ABB2BF"/>
-          <w:kern w:val="0"/>
-          <w:sz w:val="21"/>
-          <w:szCs w:val="21"/>
-          <w14:ligatures w14:val="none"/>
-        </w:rPr>
-        <w:lastRenderedPageBreak/>
-        <w:t>mechanism-level ablation to explain exactly why the approximation fails so badly under adversarial deletion. This is still a completed MSc project rather than an unfinished progress report. The most credible future work is to extend the evaluation to larger datasets such as PubMed and run more targeted ablations on GNNDelete.</w:t>
+        <w:t>The key read is that GNNDelete is strong on both axes: it shows both clear support and large extra damage. The other families are more moderate, which is consistent with the main spectrum rather than a contradiction to it.</w:t>
+      </w:r>
+    </w:p>
+    <w:p>
+      <w:pPr>
+        <w:widowControl/>
+        <w:shd w:val="clear" w:color="auto" w:fill="23272E"/>
+        <w:spacing w:line="285" w:lineRule="atLeast"/>
+        <w:jc w:val="left"/>
+        <w:rPr>
+          <w:rFonts w:ascii="Consolas" w:eastAsia="宋体" w:hAnsi="Consolas" w:cs="宋体"/>
+          <w:color w:val="ABB2BF"/>
+          <w:kern w:val="0"/>
+          <w:sz w:val="21"/>
+          <w:szCs w:val="21"/>
+          <w14:ligatures w14:val="none"/>
+        </w:rPr>
+      </w:pPr>
+    </w:p>
+    <w:p>
+      <w:pPr>
+        <w:widowControl/>
+        <w:shd w:val="clear" w:color="auto" w:fill="23272E"/>
+        <w:spacing w:line="285" w:lineRule="atLeast"/>
+        <w:jc w:val="left"/>
+        <w:rPr>
+          <w:rFonts w:ascii="Consolas" w:eastAsia="宋体" w:hAnsi="Consolas" w:cs="宋体"/>
+          <w:color w:val="ABB2BF"/>
+          <w:kern w:val="0"/>
+          <w:sz w:val="21"/>
+          <w:szCs w:val="21"/>
+          <w14:ligatures w14:val="none"/>
+        </w:rPr>
+      </w:pPr>
+      <w:r>
+        <w:rPr>
+          <w:rFonts w:ascii="Consolas" w:eastAsia="宋体" w:hAnsi="Consolas" w:cs="宋体"/>
+          <w:color w:val="ABB2BF"/>
+          <w:kern w:val="0"/>
+          <w:sz w:val="21"/>
+          <w:szCs w:val="21"/>
+          <w14:ligatures w14:val="none"/>
+        </w:rPr>
+        <w:t>Of course, the project also has clear limits. The evidence is strong within the evaluated citation benchmarks and backbones, but the conclusions should not be treated as universal across every graph domain. Some mechanisms, especially GNNDelete, still deserve deeper mechanism-level ablation to explain exactly why the approximation fails so badly under adversarial deletion. This is still a completed MSc project rather than an unfinished progress report. The most credible future work is to extend the evaluation to larger datasets such as PubMed and run more targeted ablations on GNNDelete.</w:t>
       </w:r>
     </w:p>
     <w:p>
@@ -5940,7 +6351,7 @@
       <w:pPr>
         <w:widowControl/>
         <w:shd w:val="clear" w:color="auto" w:fill="23272E"/>
-        <w:spacing w:after="240" w:line="285" w:lineRule="atLeast"/>
+        <w:spacing w:line="285" w:lineRule="atLeast"/>
         <w:jc w:val="left"/>
         <w:rPr>
           <w:rFonts w:ascii="Consolas" w:eastAsia="宋体" w:hAnsi="Consolas" w:cs="宋体"/>
